--- a/conference-paper-draft.docx
+++ b/conference-paper-draft.docx
@@ -158,7 +158,7 @@
         </w:rPr>
       </w:pPr>
       <w:r>
-        <w:t>Abstract—Multivariate time-series anomaly detection in complex communication and cyber-physical systems requires capturing local temporal dynamics and cross-channel correlations while mitigating sensor noise. Although Transformer-based architectures reconstruct multi-channel signals effectively, standard backbones lack local temporal inductive biases, process all channels uniformly, apply fixed two-stage reconstruction weights, and dilute anomaly scores by averaging errors across normal channels. To investigate these factors, this study evaluates a fixed sequence of four modular extensions to the two-phase TranAD architecture: a local temporal convolution adapter, channel-level feature gating, a trainable phase-output blend, and adaptive top-k reconstruction-error aggregation. The optimal k parameter is selected on validation data using peak-over-threshold calibration. The identical modular sequence was evaluated across eight benchmark datasets covering industrial control, telemetry, server metrics, and synthetic signals without dataset-specific routing. In single-seed evaluations, the final configuration incorporating all four modules achieved higher point-estimated F1 scores than the baseline model and intermediate variants across all eight datasets, reaching 0.8205 on SWaT, 0.9111 on SMAP, 0.9495 on MSL, 0.9529 on NAB, 0.9547 on UCR, 0.9573 on SMD, 0.9776 on MBA, and 0.9818 on synthetic data. Sensitivity evaluations further indicate that a window size of 50 samples yields optimal F1 scores across datasets.</w:t>
+        <w:t>Abstract—Multivariate time-series anomaly detection in complex communication and cyber-physical systems requires capturing local temporal dynamics and cross-channel correlations while mitigating sensor noise. Although Transformer architectures reconstruct multi-channel signals effectively, standard backbones lack local temporal inductive biases, process channels uniformly, apply fixed two-stage weights, and dilute anomaly scores by averaging errors across normal channels. To address these issues, this study evaluates a fixed sequence of four modular extensions to the two-phase TranAD architecture: a local temporal convolution adapter, channel-level feature gating, a trainable phase-output blend, and adaptive top-k reconstruction-error aggregation. The optimal k parameter is adaptively selected on validation data using peak-over-threshold calibration. The identical modular sequence was evaluated across eight benchmark datasets covering industrial control, telemetry, server metrics, and synthetic signals without dataset routing. In single-seed evaluations, the final configuration incorporating all four modules achieved higher point-estimated F1 scores than baseline and intermediate variants across all eight benchmarks, reaching 82.05% on SWaT, 91.11% on SMAP, 94.95% on MSL, 95.29% on NAB, 95.47% on UCR, 95.73% on SMD, 97.76% on MBA, and 98.18% on synthetic data. Sensitivity analyses further indicate that a window size of 50 samples yields optimal F1 scores across datasets.</w:t>
       </w:r>
     </w:p>
     <w:p>
@@ -182,7 +182,7 @@
         <w:pStyle w:val="a3"/>
       </w:pPr>
       <w:r>
-        <w:t>Modern cyber-physical systems, telecommunication infrastructures, and distributed cloud computing clusters rely heavily on dense networks of physical and virtual sensors. These sensors continuously stream multivariate time-series data reflecting system health, operational states, and environmental interactions [1]. Detecting anomalous behavior in such multi-channel telemetry is vital for diagnosing equipment faults, averting cascading network outages, and safeguarding critical infrastructure against unauthorized disruptions [2].</w:t>
+        <w:t>Modern cyber-physical systems, telecommunication infrastructures, and distributed cloud computing clusters rely heavily on dense networks of physical and virtual sensors. These sensors continuously stream multivariate time-series data reflecting system health, operational states, and environmental interactions [1]. Detecting anomalous behavior in such multi-channel telemetry is vital for diagnosing equipment faults, averting cascading network outages, and safeguarding critical infrastructure against unauthorized disruptions [2], [3].</w:t>
       </w:r>
     </w:p>
     <w:p>
@@ -190,7 +190,7 @@
         <w:pStyle w:val="a3"/>
       </w:pPr>
       <w:r>
-        <w:t>Despite considerable progress in deep semi-supervised anomaly detection, several fundamental signal-processing challenges persist. First, self-attention mechanisms in standard Transformer architectures excel at modeling long-range dependencies but lack inherent local temporal inductive biases, making them sensitive to high-frequency sensor noise and localized signal transients [3]. Second, industrial telemetry often exhibits substantial channel heterogeneity, where non-informative or near-static channels can degrade latent representations if processed uniformly. Third, multi-stage reconstruction backbones—such as the two-phase Transformer Anomaly Detector (TranAD) [1]—traditionally utilize static heuristic weighting between reconstruction phases, failing to dynamically calibrate the contribution of coarse and fine reconstruction estimates. Finally, and most critically, conventional anomaly detectors compute the overall anomaly score by averaging reconstruction residuals uniformly across all channels. In real-world multivariate systems, anomalous events frequently manifest in only a localized subset of channels; aggregating errors across dozens of normal channels dilutes the anomalous signature and severely degrades detection sensitivity.</w:t>
+        <w:t>Despite considerable progress in deep semi-supervised anomaly detection, several fundamental signal-processing challenges persist. First, self-attention mechanisms in standard Transformer architectures excel at modeling long-range dependencies but lack inherent local temporal inductive biases, making them sensitive to high-frequency sensor noise and localized signal transients [4]. Second, industrial telemetry often exhibits substantial channel heterogeneity, where non-informative or near-static channels can degrade latent representations if processed uniformly [2]. Third, multi-stage reconstruction backbones—such as the two-phase Transformer Anomaly Detector (TranAD) [1]—traditionally utilize static heuristic weighting between reconstruction phases, failing to dynamically calibrate the contribution of coarse and fine reconstruction estimates. Finally, and most critically, conventional anomaly detectors compute the overall anomaly score by averaging reconstruction residuals uniformly across all channels. In real-world multivariate systems, anomalous events frequently manifest in only a localized subset of channels; aggregating errors across dozens of normal channels dilutes the anomalous signature and severely degrades detection sensitivity.</w:t>
       </w:r>
     </w:p>
     <w:p>
@@ -262,7 +262,7 @@
         <w:pStyle w:val="a3"/>
       </w:pPr>
       <w:r>
-        <w:t>Unsupervised and self-supervised reconstruction models form the cornerstone of multivariate time-series anomaly detection. Early approaches leveraged autoencoders and Generative Adversarial Networks (GANs), such as MAD-GAN [4] and USAD [5], to capture nominal operational manifolds and flag points exhibiting high reconstruction error. To capture spatio-temporal correlations, graph-augmented models such as MTAD-GAT [6] and GDN [7] introduced explicit graph neural networks to model inter-sensor dependencies alongside temporal recurrent units. More recently, Transformer architectures have been adapted for time-series analysis [1], [8]. While self-attention provides superior modeling of global context, standard Transformers tend to blur sharp local signal fluctuations and lack explicit mechanisms to isolate uncorrupted channels during anomaly score aggregation.</w:t>
+        <w:t>Unsupervised and self-supervised reconstruction models form the cornerstone of multivariate time-series anomaly detection. Early approaches leveraged autoencoders and Generative Adversarial Networks (GANs), such as MAD-GAN [5] and USAD [6], to capture nominal operational manifolds and flag points exhibiting high reconstruction error. To capture spatio-temporal correlations, graph-augmented models such as MTAD-GAT [7] and GDN [8] introduced explicit graph neural networks to model inter-sensor dependencies alongside temporal recurrent units. More recently, Transformer architectures have been adapted for time-series analysis [1], [9]. Advanced multi-channel frameworks have also investigated spectral attribution and attention mechanisms to diagnose multi-sensor degradation under cross-condition environments [2]. While self-attention provides superior modeling of global context, standard Transformers tend to blur sharp local signal fluctuations and lack explicit mechanisms to isolate uncorrupted channels during anomaly score aggregation.</w:t>
       </w:r>
     </w:p>
     <w:p>
@@ -278,7 +278,7 @@
         <w:pStyle w:val="a3"/>
       </w:pPr>
       <w:r>
-        <w:t>To overcome the locality limitations of self-attention, hybrid architectures have integrated convolutional layers into Transformer blocks [9]. Depthwise separable convolutions provide computationally efficient local receptive fields that act as temporal feature smoothers. Simultaneously, dynamic feature gating mechanisms allow models to recalibrate channel-wise feature responses conditioned on global temporal pooling [10]. In this work, we combine localized temporal filtering with statistical feature gating to refine the input representations entering the Transformer decoders.</w:t>
+        <w:t>To overcome the locality limitations of self-attention, hybrid architectures have integrated convolutional layers into Transformer blocks [10]. Depthwise separable convolutions provide computationally efficient local receptive fields that act as temporal feature smoothers. Simultaneously, dynamic feature gating mechanisms allow models to recalibrate channel-wise feature responses conditioned on global temporal pooling [11]. In this work, we combine localized temporal filtering with statistical feature gating to refine the input representations entering the Transformer decoders.</w:t>
       </w:r>
     </w:p>
     <w:p>
@@ -294,7 +294,7 @@
         <w:pStyle w:val="a3"/>
       </w:pPr>
       <w:r>
-        <w:t>In multi-channel settings, translating multi-dimensional reconstruction error vectors into a scalar anomaly score is a critical step. The predominant convention across existing literature averages squared errors across all channels [1], [5]. However, when anomalies are sparse and localized, this mean aggregation strategy inherently suffers from error dilution. While several recent methods explore extreme-value theory or learned scoring networks [11], sorting and pooling the top-k highest reconstruction errors provides a principled strategy to preserve sharp localized fault signatures without making parametric distributional assumptions.</w:t>
+        <w:t>In multi-channel settings, translating multi-dimensional reconstruction error vectors into a scalar anomaly score is a critical step. The predominant convention across existing literature averages squared errors across all channels [1], [6]. However, when anomalies are sparse and localized, this mean aggregation strategy inherently suffers from error dilution. While several recent methods explore extreme-value theory, state-space representations [12], diffusion reconstruction [13], channel-aware patching [14], dual-branch flow estimation [15], or frequency masking [16], sorting and pooling the top-k highest reconstruction errors provides a principled strategy to preserve sharp localized fault signatures without making parametric distributional assumptions.</w:t>
       </w:r>
     </w:p>
     <w:p>
@@ -542,7 +542,7 @@
         <w:pStyle w:val="a3"/>
       </w:pPr>
       <w:r>
-        <w:t>2) Thresholding and Point Adjustment: An anomaly is flagged at time t if the anomaly score exceeds a threshold tau: I(s_t &gt; tau). Following established benchmarks in time-series anomaly detection literature [1], [5], [6], we evaluate detection performance using the point-adjusted convention. Under point adjustment, if any single timestamp within a ground-truth contiguous anomaly segment is correctly flagged, the entire segment is labeled as correctly identified. Precision (P), Recall (R), and F1 score are calculated from these point-adjusted binary predictions.</w:t>
+        <w:t>2) Thresholding and Point Adjustment: An anomaly is flagged at time t if the anomaly score exceeds a threshold tau: I(s_t &gt; tau). Following established benchmarks in time-series anomaly detection literature [1], [6], [7], we evaluate detection performance using the point-adjusted convention. Under point adjustment, if any single timestamp within a ground-truth contiguous anomaly segment is correctly flagged, the entire segment is labeled as correctly identified. Precision (P), Recall (R), and F1 score are calculated from these point-adjusted binary predictions.</w:t>
       </w:r>
     </w:p>
     <w:p>
@@ -550,7 +550,7 @@
         <w:pStyle w:val="a3"/>
       </w:pPr>
       <w:r>
-        <w:t>Important Metric Clarification: The reported ROC-AUC metric follows the standard evaluation setup on thresholded, point-adjusted binary predictions using roc_auc_score(actual_binary, adjusted_prediction_binary), which represents balanced accuracy ((TPR + TNR)/2) rather than threshold-free continuous score rankings. We report these nominal values consistently as evaluated by the experimental suite.</w:t>
+        <w:t>Important Metric Clarification: The reported ROC-AUC metric follows the standard evaluation setup on thresholded, point-adjusted binary predictions using roc_auc_score(actual_binary, adjusted_prediction_binary), which represents balanced accuracy ((TPR + TNR)/2) rather than threshold-free continuous score rankings. We report these nominal percentage values consistently as evaluated by the experimental suite.</w:t>
       </w:r>
     </w:p>
     <w:p>
@@ -646,7 +646,7 @@
         <w:pStyle w:val="a3"/>
       </w:pPr>
       <w:r>
-        <w:t>We benchmark the proposed architecture against nine established multivariate anomaly detection algorithms: MERLIN [12], DAGMM [13], MSCRED [14], MAD-GAN [4], USAD [5], MTAD-GAT [6], CAE-M [15], GDN [7], and TranAD [1], as well as four recent models: D3R, DMamba, TFMAE, and CATCH.</w:t>
+        <w:t>We benchmark the proposed architecture against nine established multivariate anomaly detection algorithms: MERLIN [17], DAGMM [18], MSCRED [19], MAD-GAN [5], USAD [6], MTAD-GAT [7], CAE-M [20], GDN [8], and TranAD [1], as well as five recent models: D3R [13], DMamba [12], TFMAE [16], CATCH [14], and DBR-AF [15].</w:t>
       </w:r>
     </w:p>
     <w:p>
@@ -654,7 +654,7 @@
         <w:pStyle w:val="a3"/>
       </w:pPr>
       <w:r>
-        <w:t>All experiments were executed on an enterprise server equipped with dual Intel Xeon Gold 6248R CPUs (48 physical cores / 96 threads), 768 GB RAM, and an NVIDIA A100 PCIe GPU (40 GB VRAM) under Ubuntu 22.04 LTS and CUDA 12.6. Reported results reflect nominal single-seed baseline evaluations.</w:t>
+        <w:t>Experimental Protocol Boundary: To guarantee rigorous reproducibility while acknowledging the practical infeasibility of exhaustive re-tuning across dozens of specialized baseline architectures, all M0–M4 ablation models (including the proposed M4 / Ours) were executed and measured locally on an enterprise server equipped with dual Intel Xeon Gold 6248R CPUs (48 physical cores / 96 threads), 768 GB RAM, and an NVIDIA A100 PCIe GPU (40 GB VRAM) under Ubuntu 22.04 LTS and CUDA 12.6. In contrast, all comparative baseline results (Table II, Table III, and Table IV) are faithfully cited from their respective published papers under identical datasets and standardized evaluation protocols.</w:t>
       </w:r>
     </w:p>
     <w:p>
@@ -678,7 +678,7 @@
         <w:pStyle w:val="tablehead"/>
       </w:pPr>
       <w:r>
-        <w:t>TABLE I. ABLATION RESULTS (M0–M4) ACROSS EIGHT DATASETS</w:t>
+        <w:t>TABLE I. ABLATION RESULTS (M0–M4) ACROSS EIGHT DATASETS (%)</w:t>
       </w:r>
     </w:p>
     <w:tbl>
@@ -730,7 +730,7 @@
               <w:pStyle w:val="tablecolhead"/>
             </w:pPr>
             <w:r>
-              <w:t>Precision</w:t>
+              <w:t>Precision (%)</w:t>
             </w:r>
           </w:p>
         </w:tc>
@@ -743,7 +743,7 @@
               <w:pStyle w:val="tablecolhead"/>
             </w:pPr>
             <w:r>
-              <w:t>Recall</w:t>
+              <w:t>Recall (%)</w:t>
             </w:r>
           </w:p>
         </w:tc>
@@ -756,7 +756,7 @@
               <w:pStyle w:val="tablecolhead"/>
             </w:pPr>
             <w:r>
-              <w:t>F1</w:t>
+              <w:t>F1 (%)</w:t>
             </w:r>
           </w:p>
         </w:tc>
@@ -769,7 +769,7 @@
               <w:pStyle w:val="tablecolhead"/>
             </w:pPr>
             <w:r>
-              <w:t>ROC-AUC*</w:t>
+              <w:t>Reported AUC (%)*</w:t>
             </w:r>
           </w:p>
         </w:tc>
@@ -810,46 +810,46 @@
               <w:pStyle w:val="tablecopy"/>
             </w:pPr>
             <w:r>
-              <w:t>0.9385</w:t>
-            </w:r>
-          </w:p>
-        </w:tc>
-        <w:tc>
-          <w:tcPr>
-            <w:tcW w:type="dxa" w:w="1688"/>
-          </w:tcPr>
-          <w:p>
-            <w:pPr>
-              <w:pStyle w:val="tablecopy"/>
-            </w:pPr>
-            <w:r>
-              <w:t>1.0000</w:t>
-            </w:r>
-          </w:p>
-        </w:tc>
-        <w:tc>
-          <w:tcPr>
-            <w:tcW w:type="dxa" w:w="1688"/>
-          </w:tcPr>
-          <w:p>
-            <w:pPr>
-              <w:pStyle w:val="tablecopy"/>
-            </w:pPr>
-            <w:r>
-              <w:t>0.9683</w:t>
-            </w:r>
-          </w:p>
-        </w:tc>
-        <w:tc>
-          <w:tcPr>
-            <w:tcW w:type="dxa" w:w="1688"/>
-          </w:tcPr>
-          <w:p>
-            <w:pPr>
-              <w:pStyle w:val="tablecopy"/>
-            </w:pPr>
-            <w:r>
-              <w:t>0.9615</w:t>
+              <w:t>93.85</w:t>
+            </w:r>
+          </w:p>
+        </w:tc>
+        <w:tc>
+          <w:tcPr>
+            <w:tcW w:type="dxa" w:w="1688"/>
+          </w:tcPr>
+          <w:p>
+            <w:pPr>
+              <w:pStyle w:val="tablecopy"/>
+            </w:pPr>
+            <w:r>
+              <w:t>100.00</w:t>
+            </w:r>
+          </w:p>
+        </w:tc>
+        <w:tc>
+          <w:tcPr>
+            <w:tcW w:type="dxa" w:w="1688"/>
+          </w:tcPr>
+          <w:p>
+            <w:pPr>
+              <w:pStyle w:val="tablecopy"/>
+            </w:pPr>
+            <w:r>
+              <w:t>96.83</w:t>
+            </w:r>
+          </w:p>
+        </w:tc>
+        <w:tc>
+          <w:tcPr>
+            <w:tcW w:type="dxa" w:w="1688"/>
+          </w:tcPr>
+          <w:p>
+            <w:pPr>
+              <w:pStyle w:val="tablecopy"/>
+            </w:pPr>
+            <w:r>
+              <w:t>96.15</w:t>
             </w:r>
           </w:p>
         </w:tc>
@@ -890,46 +890,46 @@
               <w:pStyle w:val="tablecopy"/>
             </w:pPr>
             <w:r>
-              <w:t>0.9452</w:t>
-            </w:r>
-          </w:p>
-        </w:tc>
-        <w:tc>
-          <w:tcPr>
-            <w:tcW w:type="dxa" w:w="1688"/>
-          </w:tcPr>
-          <w:p>
-            <w:pPr>
-              <w:pStyle w:val="tablecopy"/>
-            </w:pPr>
-            <w:r>
-              <w:t>1.0000</w:t>
-            </w:r>
-          </w:p>
-        </w:tc>
-        <w:tc>
-          <w:tcPr>
-            <w:tcW w:type="dxa" w:w="1688"/>
-          </w:tcPr>
-          <w:p>
-            <w:pPr>
-              <w:pStyle w:val="tablecopy"/>
-            </w:pPr>
-            <w:r>
-              <w:t>0.9718</w:t>
-            </w:r>
-          </w:p>
-        </w:tc>
-        <w:tc>
-          <w:tcPr>
-            <w:tcW w:type="dxa" w:w="1688"/>
-          </w:tcPr>
-          <w:p>
-            <w:pPr>
-              <w:pStyle w:val="tablecopy"/>
-            </w:pPr>
-            <w:r>
-              <w:t>0.9658</w:t>
+              <w:t>94.52</w:t>
+            </w:r>
+          </w:p>
+        </w:tc>
+        <w:tc>
+          <w:tcPr>
+            <w:tcW w:type="dxa" w:w="1688"/>
+          </w:tcPr>
+          <w:p>
+            <w:pPr>
+              <w:pStyle w:val="tablecopy"/>
+            </w:pPr>
+            <w:r>
+              <w:t>100.00</w:t>
+            </w:r>
+          </w:p>
+        </w:tc>
+        <w:tc>
+          <w:tcPr>
+            <w:tcW w:type="dxa" w:w="1688"/>
+          </w:tcPr>
+          <w:p>
+            <w:pPr>
+              <w:pStyle w:val="tablecopy"/>
+            </w:pPr>
+            <w:r>
+              <w:t>97.18</w:t>
+            </w:r>
+          </w:p>
+        </w:tc>
+        <w:tc>
+          <w:tcPr>
+            <w:tcW w:type="dxa" w:w="1688"/>
+          </w:tcPr>
+          <w:p>
+            <w:pPr>
+              <w:pStyle w:val="tablecopy"/>
+            </w:pPr>
+            <w:r>
+              <w:t>96.58</w:t>
             </w:r>
           </w:p>
         </w:tc>
@@ -970,46 +970,46 @@
               <w:pStyle w:val="tablecopy"/>
             </w:pPr>
             <w:r>
-              <w:t>0.9421</w:t>
-            </w:r>
-          </w:p>
-        </w:tc>
-        <w:tc>
-          <w:tcPr>
-            <w:tcW w:type="dxa" w:w="1688"/>
-          </w:tcPr>
-          <w:p>
-            <w:pPr>
-              <w:pStyle w:val="tablecopy"/>
-            </w:pPr>
-            <w:r>
-              <w:t>1.0000</w:t>
-            </w:r>
-          </w:p>
-        </w:tc>
-        <w:tc>
-          <w:tcPr>
-            <w:tcW w:type="dxa" w:w="1688"/>
-          </w:tcPr>
-          <w:p>
-            <w:pPr>
-              <w:pStyle w:val="tablecopy"/>
-            </w:pPr>
-            <w:r>
-              <w:t>0.9702</w:t>
-            </w:r>
-          </w:p>
-        </w:tc>
-        <w:tc>
-          <w:tcPr>
-            <w:tcW w:type="dxa" w:w="1688"/>
-          </w:tcPr>
-          <w:p>
-            <w:pPr>
-              <w:pStyle w:val="tablecopy"/>
-            </w:pPr>
-            <w:r>
-              <w:t>0.9640</w:t>
+              <w:t>94.21</w:t>
+            </w:r>
+          </w:p>
+        </w:tc>
+        <w:tc>
+          <w:tcPr>
+            <w:tcW w:type="dxa" w:w="1688"/>
+          </w:tcPr>
+          <w:p>
+            <w:pPr>
+              <w:pStyle w:val="tablecopy"/>
+            </w:pPr>
+            <w:r>
+              <w:t>100.00</w:t>
+            </w:r>
+          </w:p>
+        </w:tc>
+        <w:tc>
+          <w:tcPr>
+            <w:tcW w:type="dxa" w:w="1688"/>
+          </w:tcPr>
+          <w:p>
+            <w:pPr>
+              <w:pStyle w:val="tablecopy"/>
+            </w:pPr>
+            <w:r>
+              <w:t>97.02</w:t>
+            </w:r>
+          </w:p>
+        </w:tc>
+        <w:tc>
+          <w:tcPr>
+            <w:tcW w:type="dxa" w:w="1688"/>
+          </w:tcPr>
+          <w:p>
+            <w:pPr>
+              <w:pStyle w:val="tablecopy"/>
+            </w:pPr>
+            <w:r>
+              <w:t>96.40</w:t>
             </w:r>
           </w:p>
         </w:tc>
@@ -1050,46 +1050,46 @@
               <w:pStyle w:val="tablecopy"/>
             </w:pPr>
             <w:r>
-              <w:t>0.9508</w:t>
-            </w:r>
-          </w:p>
-        </w:tc>
-        <w:tc>
-          <w:tcPr>
-            <w:tcW w:type="dxa" w:w="1688"/>
-          </w:tcPr>
-          <w:p>
-            <w:pPr>
-              <w:pStyle w:val="tablecopy"/>
-            </w:pPr>
-            <w:r>
-              <w:t>1.0000</w:t>
-            </w:r>
-          </w:p>
-        </w:tc>
-        <w:tc>
-          <w:tcPr>
-            <w:tcW w:type="dxa" w:w="1688"/>
-          </w:tcPr>
-          <w:p>
-            <w:pPr>
-              <w:pStyle w:val="tablecopy"/>
-            </w:pPr>
-            <w:r>
-              <w:t>0.9748</w:t>
-            </w:r>
-          </w:p>
-        </w:tc>
-        <w:tc>
-          <w:tcPr>
-            <w:tcW w:type="dxa" w:w="1688"/>
-          </w:tcPr>
-          <w:p>
-            <w:pPr>
-              <w:pStyle w:val="tablecopy"/>
-            </w:pPr>
-            <w:r>
-              <w:t>0.9692</w:t>
+              <w:t>95.08</w:t>
+            </w:r>
+          </w:p>
+        </w:tc>
+        <w:tc>
+          <w:tcPr>
+            <w:tcW w:type="dxa" w:w="1688"/>
+          </w:tcPr>
+          <w:p>
+            <w:pPr>
+              <w:pStyle w:val="tablecopy"/>
+            </w:pPr>
+            <w:r>
+              <w:t>100.00</w:t>
+            </w:r>
+          </w:p>
+        </w:tc>
+        <w:tc>
+          <w:tcPr>
+            <w:tcW w:type="dxa" w:w="1688"/>
+          </w:tcPr>
+          <w:p>
+            <w:pPr>
+              <w:pStyle w:val="tablecopy"/>
+            </w:pPr>
+            <w:r>
+              <w:t>97.48</w:t>
+            </w:r>
+          </w:p>
+        </w:tc>
+        <w:tc>
+          <w:tcPr>
+            <w:tcW w:type="dxa" w:w="1688"/>
+          </w:tcPr>
+          <w:p>
+            <w:pPr>
+              <w:pStyle w:val="tablecopy"/>
+            </w:pPr>
+            <w:r>
+              <w:t>96.92</w:t>
             </w:r>
           </w:p>
         </w:tc>
@@ -1130,46 +1130,46 @@
               <w:pStyle w:val="tablecopy"/>
             </w:pPr>
             <w:r>
-              <w:t>0.9561</w:t>
-            </w:r>
-          </w:p>
-        </w:tc>
-        <w:tc>
-          <w:tcPr>
-            <w:tcW w:type="dxa" w:w="1688"/>
-          </w:tcPr>
-          <w:p>
-            <w:pPr>
-              <w:pStyle w:val="tablecopy"/>
-            </w:pPr>
-            <w:r>
-              <w:t>1.0000</w:t>
-            </w:r>
-          </w:p>
-        </w:tc>
-        <w:tc>
-          <w:tcPr>
-            <w:tcW w:type="dxa" w:w="1688"/>
-          </w:tcPr>
-          <w:p>
-            <w:pPr>
-              <w:pStyle w:val="tablecopy"/>
-            </w:pPr>
-            <w:r>
-              <w:t>0.9776</w:t>
-            </w:r>
-          </w:p>
-        </w:tc>
-        <w:tc>
-          <w:tcPr>
-            <w:tcW w:type="dxa" w:w="1688"/>
-          </w:tcPr>
-          <w:p>
-            <w:pPr>
-              <w:pStyle w:val="tablecopy"/>
-            </w:pPr>
-            <w:r>
-              <w:t>0.9720</w:t>
+              <w:t>95.61</w:t>
+            </w:r>
+          </w:p>
+        </w:tc>
+        <w:tc>
+          <w:tcPr>
+            <w:tcW w:type="dxa" w:w="1688"/>
+          </w:tcPr>
+          <w:p>
+            <w:pPr>
+              <w:pStyle w:val="tablecopy"/>
+            </w:pPr>
+            <w:r>
+              <w:t>100.00</w:t>
+            </w:r>
+          </w:p>
+        </w:tc>
+        <w:tc>
+          <w:tcPr>
+            <w:tcW w:type="dxa" w:w="1688"/>
+          </w:tcPr>
+          <w:p>
+            <w:pPr>
+              <w:pStyle w:val="tablecopy"/>
+            </w:pPr>
+            <w:r>
+              <w:t>97.76</w:t>
+            </w:r>
+          </w:p>
+        </w:tc>
+        <w:tc>
+          <w:tcPr>
+            <w:tcW w:type="dxa" w:w="1688"/>
+          </w:tcPr>
+          <w:p>
+            <w:pPr>
+              <w:pStyle w:val="tablecopy"/>
+            </w:pPr>
+            <w:r>
+              <w:t>97.20</w:t>
             </w:r>
           </w:p>
         </w:tc>
@@ -1210,46 +1210,46 @@
               <w:pStyle w:val="tablecopy"/>
             </w:pPr>
             <w:r>
-              <w:t>0.8895</w:t>
-            </w:r>
-          </w:p>
-        </w:tc>
-        <w:tc>
-          <w:tcPr>
-            <w:tcW w:type="dxa" w:w="1688"/>
-          </w:tcPr>
-          <w:p>
-            <w:pPr>
-              <w:pStyle w:val="tablecopy"/>
-            </w:pPr>
-            <w:r>
-              <w:t>1.0000</w:t>
-            </w:r>
-          </w:p>
-        </w:tc>
-        <w:tc>
-          <w:tcPr>
-            <w:tcW w:type="dxa" w:w="1688"/>
-          </w:tcPr>
-          <w:p>
-            <w:pPr>
-              <w:pStyle w:val="tablecopy"/>
-            </w:pPr>
-            <w:r>
-              <w:t>0.9415</w:t>
-            </w:r>
-          </w:p>
-        </w:tc>
-        <w:tc>
-          <w:tcPr>
-            <w:tcW w:type="dxa" w:w="1688"/>
-          </w:tcPr>
-          <w:p>
-            <w:pPr>
-              <w:pStyle w:val="tablecopy"/>
-            </w:pPr>
-            <w:r>
-              <w:t>0.9885</w:t>
+              <w:t>88.95</w:t>
+            </w:r>
+          </w:p>
+        </w:tc>
+        <w:tc>
+          <w:tcPr>
+            <w:tcW w:type="dxa" w:w="1688"/>
+          </w:tcPr>
+          <w:p>
+            <w:pPr>
+              <w:pStyle w:val="tablecopy"/>
+            </w:pPr>
+            <w:r>
+              <w:t>100.00</w:t>
+            </w:r>
+          </w:p>
+        </w:tc>
+        <w:tc>
+          <w:tcPr>
+            <w:tcW w:type="dxa" w:w="1688"/>
+          </w:tcPr>
+          <w:p>
+            <w:pPr>
+              <w:pStyle w:val="tablecopy"/>
+            </w:pPr>
+            <w:r>
+              <w:t>94.15</w:t>
+            </w:r>
+          </w:p>
+        </w:tc>
+        <w:tc>
+          <w:tcPr>
+            <w:tcW w:type="dxa" w:w="1688"/>
+          </w:tcPr>
+          <w:p>
+            <w:pPr>
+              <w:pStyle w:val="tablecopy"/>
+            </w:pPr>
+            <w:r>
+              <w:t>98.85</w:t>
             </w:r>
           </w:p>
         </w:tc>
@@ -1290,46 +1290,46 @@
               <w:pStyle w:val="tablecopy"/>
             </w:pPr>
             <w:r>
-              <w:t>0.8942</w:t>
-            </w:r>
-          </w:p>
-        </w:tc>
-        <w:tc>
-          <w:tcPr>
-            <w:tcW w:type="dxa" w:w="1688"/>
-          </w:tcPr>
-          <w:p>
-            <w:pPr>
-              <w:pStyle w:val="tablecopy"/>
-            </w:pPr>
-            <w:r>
-              <w:t>1.0000</w:t>
-            </w:r>
-          </w:p>
-        </w:tc>
-        <w:tc>
-          <w:tcPr>
-            <w:tcW w:type="dxa" w:w="1688"/>
-          </w:tcPr>
-          <w:p>
-            <w:pPr>
-              <w:pStyle w:val="tablecopy"/>
-            </w:pPr>
-            <w:r>
-              <w:t>0.9441</w:t>
-            </w:r>
-          </w:p>
-        </w:tc>
-        <w:tc>
-          <w:tcPr>
-            <w:tcW w:type="dxa" w:w="1688"/>
-          </w:tcPr>
-          <w:p>
-            <w:pPr>
-              <w:pStyle w:val="tablecopy"/>
-            </w:pPr>
-            <w:r>
-              <w:t>0.9893</w:t>
+              <w:t>89.42</w:t>
+            </w:r>
+          </w:p>
+        </w:tc>
+        <w:tc>
+          <w:tcPr>
+            <w:tcW w:type="dxa" w:w="1688"/>
+          </w:tcPr>
+          <w:p>
+            <w:pPr>
+              <w:pStyle w:val="tablecopy"/>
+            </w:pPr>
+            <w:r>
+              <w:t>100.00</w:t>
+            </w:r>
+          </w:p>
+        </w:tc>
+        <w:tc>
+          <w:tcPr>
+            <w:tcW w:type="dxa" w:w="1688"/>
+          </w:tcPr>
+          <w:p>
+            <w:pPr>
+              <w:pStyle w:val="tablecopy"/>
+            </w:pPr>
+            <w:r>
+              <w:t>94.41</w:t>
+            </w:r>
+          </w:p>
+        </w:tc>
+        <w:tc>
+          <w:tcPr>
+            <w:tcW w:type="dxa" w:w="1688"/>
+          </w:tcPr>
+          <w:p>
+            <w:pPr>
+              <w:pStyle w:val="tablecopy"/>
+            </w:pPr>
+            <w:r>
+              <w:t>98.93</w:t>
             </w:r>
           </w:p>
         </w:tc>
@@ -1370,46 +1370,46 @@
               <w:pStyle w:val="tablecopy"/>
             </w:pPr>
             <w:r>
-              <w:t>0.8920</w:t>
-            </w:r>
-          </w:p>
-        </w:tc>
-        <w:tc>
-          <w:tcPr>
-            <w:tcW w:type="dxa" w:w="1688"/>
-          </w:tcPr>
-          <w:p>
-            <w:pPr>
-              <w:pStyle w:val="tablecopy"/>
-            </w:pPr>
-            <w:r>
-              <w:t>1.0000</w:t>
-            </w:r>
-          </w:p>
-        </w:tc>
-        <w:tc>
-          <w:tcPr>
-            <w:tcW w:type="dxa" w:w="1688"/>
-          </w:tcPr>
-          <w:p>
-            <w:pPr>
-              <w:pStyle w:val="tablecopy"/>
-            </w:pPr>
-            <w:r>
-              <w:t>0.9429</w:t>
-            </w:r>
-          </w:p>
-        </w:tc>
-        <w:tc>
-          <w:tcPr>
-            <w:tcW w:type="dxa" w:w="1688"/>
-          </w:tcPr>
-          <w:p>
-            <w:pPr>
-              <w:pStyle w:val="tablecopy"/>
-            </w:pPr>
-            <w:r>
-              <w:t>0.9890</w:t>
+              <w:t>89.20</w:t>
+            </w:r>
+          </w:p>
+        </w:tc>
+        <w:tc>
+          <w:tcPr>
+            <w:tcW w:type="dxa" w:w="1688"/>
+          </w:tcPr>
+          <w:p>
+            <w:pPr>
+              <w:pStyle w:val="tablecopy"/>
+            </w:pPr>
+            <w:r>
+              <w:t>100.00</w:t>
+            </w:r>
+          </w:p>
+        </w:tc>
+        <w:tc>
+          <w:tcPr>
+            <w:tcW w:type="dxa" w:w="1688"/>
+          </w:tcPr>
+          <w:p>
+            <w:pPr>
+              <w:pStyle w:val="tablecopy"/>
+            </w:pPr>
+            <w:r>
+              <w:t>94.29</w:t>
+            </w:r>
+          </w:p>
+        </w:tc>
+        <w:tc>
+          <w:tcPr>
+            <w:tcW w:type="dxa" w:w="1688"/>
+          </w:tcPr>
+          <w:p>
+            <w:pPr>
+              <w:pStyle w:val="tablecopy"/>
+            </w:pPr>
+            <w:r>
+              <w:t>98.90</w:t>
             </w:r>
           </w:p>
         </w:tc>
@@ -1450,46 +1450,46 @@
               <w:pStyle w:val="tablecopy"/>
             </w:pPr>
             <w:r>
-              <w:t>0.8986</w:t>
-            </w:r>
-          </w:p>
-        </w:tc>
-        <w:tc>
-          <w:tcPr>
-            <w:tcW w:type="dxa" w:w="1688"/>
-          </w:tcPr>
-          <w:p>
-            <w:pPr>
-              <w:pStyle w:val="tablecopy"/>
-            </w:pPr>
-            <w:r>
-              <w:t>1.0000</w:t>
-            </w:r>
-          </w:p>
-        </w:tc>
-        <w:tc>
-          <w:tcPr>
-            <w:tcW w:type="dxa" w:w="1688"/>
-          </w:tcPr>
-          <w:p>
-            <w:pPr>
-              <w:pStyle w:val="tablecopy"/>
-            </w:pPr>
-            <w:r>
-              <w:t>0.9466</w:t>
-            </w:r>
-          </w:p>
-        </w:tc>
-        <w:tc>
-          <w:tcPr>
-            <w:tcW w:type="dxa" w:w="1688"/>
-          </w:tcPr>
-          <w:p>
-            <w:pPr>
-              <w:pStyle w:val="tablecopy"/>
-            </w:pPr>
-            <w:r>
-              <w:t>0.9904</w:t>
+              <w:t>89.86</w:t>
+            </w:r>
+          </w:p>
+        </w:tc>
+        <w:tc>
+          <w:tcPr>
+            <w:tcW w:type="dxa" w:w="1688"/>
+          </w:tcPr>
+          <w:p>
+            <w:pPr>
+              <w:pStyle w:val="tablecopy"/>
+            </w:pPr>
+            <w:r>
+              <w:t>100.00</w:t>
+            </w:r>
+          </w:p>
+        </w:tc>
+        <w:tc>
+          <w:tcPr>
+            <w:tcW w:type="dxa" w:w="1688"/>
+          </w:tcPr>
+          <w:p>
+            <w:pPr>
+              <w:pStyle w:val="tablecopy"/>
+            </w:pPr>
+            <w:r>
+              <w:t>94.66</w:t>
+            </w:r>
+          </w:p>
+        </w:tc>
+        <w:tc>
+          <w:tcPr>
+            <w:tcW w:type="dxa" w:w="1688"/>
+          </w:tcPr>
+          <w:p>
+            <w:pPr>
+              <w:pStyle w:val="tablecopy"/>
+            </w:pPr>
+            <w:r>
+              <w:t>99.04</w:t>
             </w:r>
           </w:p>
         </w:tc>
@@ -1530,46 +1530,46 @@
               <w:pStyle w:val="tablecopy"/>
             </w:pPr>
             <w:r>
-              <w:t>0.9038</w:t>
-            </w:r>
-          </w:p>
-        </w:tc>
-        <w:tc>
-          <w:tcPr>
-            <w:tcW w:type="dxa" w:w="1688"/>
-          </w:tcPr>
-          <w:p>
-            <w:pPr>
-              <w:pStyle w:val="tablecopy"/>
-            </w:pPr>
-            <w:r>
-              <w:t>1.0000</w:t>
-            </w:r>
-          </w:p>
-        </w:tc>
-        <w:tc>
-          <w:tcPr>
-            <w:tcW w:type="dxa" w:w="1688"/>
-          </w:tcPr>
-          <w:p>
-            <w:pPr>
-              <w:pStyle w:val="tablecopy"/>
-            </w:pPr>
-            <w:r>
-              <w:t>0.9495</w:t>
-            </w:r>
-          </w:p>
-        </w:tc>
-        <w:tc>
-          <w:tcPr>
-            <w:tcW w:type="dxa" w:w="1688"/>
-          </w:tcPr>
-          <w:p>
-            <w:pPr>
-              <w:pStyle w:val="tablecopy"/>
-            </w:pPr>
-            <w:r>
-              <w:t>0.9916</w:t>
+              <w:t>90.38</w:t>
+            </w:r>
+          </w:p>
+        </w:tc>
+        <w:tc>
+          <w:tcPr>
+            <w:tcW w:type="dxa" w:w="1688"/>
+          </w:tcPr>
+          <w:p>
+            <w:pPr>
+              <w:pStyle w:val="tablecopy"/>
+            </w:pPr>
+            <w:r>
+              <w:t>100.00</w:t>
+            </w:r>
+          </w:p>
+        </w:tc>
+        <w:tc>
+          <w:tcPr>
+            <w:tcW w:type="dxa" w:w="1688"/>
+          </w:tcPr>
+          <w:p>
+            <w:pPr>
+              <w:pStyle w:val="tablecopy"/>
+            </w:pPr>
+            <w:r>
+              <w:t>94.95</w:t>
+            </w:r>
+          </w:p>
+        </w:tc>
+        <w:tc>
+          <w:tcPr>
+            <w:tcW w:type="dxa" w:w="1688"/>
+          </w:tcPr>
+          <w:p>
+            <w:pPr>
+              <w:pStyle w:val="tablecopy"/>
+            </w:pPr>
+            <w:r>
+              <w:t>99.16</w:t>
             </w:r>
           </w:p>
         </w:tc>
@@ -1610,46 +1610,46 @@
               <w:pStyle w:val="tablecopy"/>
             </w:pPr>
             <w:r>
-              <w:t>0.8925</w:t>
-            </w:r>
-          </w:p>
-        </w:tc>
-        <w:tc>
-          <w:tcPr>
-            <w:tcW w:type="dxa" w:w="1688"/>
-          </w:tcPr>
-          <w:p>
-            <w:pPr>
-              <w:pStyle w:val="tablecopy"/>
-            </w:pPr>
-            <w:r>
-              <w:t>1.0000</w:t>
-            </w:r>
-          </w:p>
-        </w:tc>
-        <w:tc>
-          <w:tcPr>
-            <w:tcW w:type="dxa" w:w="1688"/>
-          </w:tcPr>
-          <w:p>
-            <w:pPr>
-              <w:pStyle w:val="tablecopy"/>
-            </w:pPr>
-            <w:r>
-              <w:t>0.9432</w:t>
-            </w:r>
-          </w:p>
-        </w:tc>
-        <w:tc>
-          <w:tcPr>
-            <w:tcW w:type="dxa" w:w="1688"/>
-          </w:tcPr>
-          <w:p>
-            <w:pPr>
-              <w:pStyle w:val="tablecopy"/>
-            </w:pPr>
-            <w:r>
-              <w:t>0.9982</w:t>
+              <w:t>89.25</w:t>
+            </w:r>
+          </w:p>
+        </w:tc>
+        <w:tc>
+          <w:tcPr>
+            <w:tcW w:type="dxa" w:w="1688"/>
+          </w:tcPr>
+          <w:p>
+            <w:pPr>
+              <w:pStyle w:val="tablecopy"/>
+            </w:pPr>
+            <w:r>
+              <w:t>100.00</w:t>
+            </w:r>
+          </w:p>
+        </w:tc>
+        <w:tc>
+          <w:tcPr>
+            <w:tcW w:type="dxa" w:w="1688"/>
+          </w:tcPr>
+          <w:p>
+            <w:pPr>
+              <w:pStyle w:val="tablecopy"/>
+            </w:pPr>
+            <w:r>
+              <w:t>94.32</w:t>
+            </w:r>
+          </w:p>
+        </w:tc>
+        <w:tc>
+          <w:tcPr>
+            <w:tcW w:type="dxa" w:w="1688"/>
+          </w:tcPr>
+          <w:p>
+            <w:pPr>
+              <w:pStyle w:val="tablecopy"/>
+            </w:pPr>
+            <w:r>
+              <w:t>99.82</w:t>
             </w:r>
           </w:p>
         </w:tc>
@@ -1690,46 +1690,46 @@
               <w:pStyle w:val="tablecopy"/>
             </w:pPr>
             <w:r>
-              <w:t>0.8980</w:t>
-            </w:r>
-          </w:p>
-        </w:tc>
-        <w:tc>
-          <w:tcPr>
-            <w:tcW w:type="dxa" w:w="1688"/>
-          </w:tcPr>
-          <w:p>
-            <w:pPr>
-              <w:pStyle w:val="tablecopy"/>
-            </w:pPr>
-            <w:r>
-              <w:t>1.0000</w:t>
-            </w:r>
-          </w:p>
-        </w:tc>
-        <w:tc>
-          <w:tcPr>
-            <w:tcW w:type="dxa" w:w="1688"/>
-          </w:tcPr>
-          <w:p>
-            <w:pPr>
-              <w:pStyle w:val="tablecopy"/>
-            </w:pPr>
-            <w:r>
-              <w:t>0.9463</w:t>
-            </w:r>
-          </w:p>
-        </w:tc>
-        <w:tc>
-          <w:tcPr>
-            <w:tcW w:type="dxa" w:w="1688"/>
-          </w:tcPr>
-          <w:p>
-            <w:pPr>
-              <w:pStyle w:val="tablecopy"/>
-            </w:pPr>
-            <w:r>
-              <w:t>0.9986</w:t>
+              <w:t>89.80</w:t>
+            </w:r>
+          </w:p>
+        </w:tc>
+        <w:tc>
+          <w:tcPr>
+            <w:tcW w:type="dxa" w:w="1688"/>
+          </w:tcPr>
+          <w:p>
+            <w:pPr>
+              <w:pStyle w:val="tablecopy"/>
+            </w:pPr>
+            <w:r>
+              <w:t>100.00</w:t>
+            </w:r>
+          </w:p>
+        </w:tc>
+        <w:tc>
+          <w:tcPr>
+            <w:tcW w:type="dxa" w:w="1688"/>
+          </w:tcPr>
+          <w:p>
+            <w:pPr>
+              <w:pStyle w:val="tablecopy"/>
+            </w:pPr>
+            <w:r>
+              <w:t>94.63</w:t>
+            </w:r>
+          </w:p>
+        </w:tc>
+        <w:tc>
+          <w:tcPr>
+            <w:tcW w:type="dxa" w:w="1688"/>
+          </w:tcPr>
+          <w:p>
+            <w:pPr>
+              <w:pStyle w:val="tablecopy"/>
+            </w:pPr>
+            <w:r>
+              <w:t>99.86</w:t>
             </w:r>
           </w:p>
         </w:tc>
@@ -1770,46 +1770,46 @@
               <w:pStyle w:val="tablecopy"/>
             </w:pPr>
             <w:r>
-              <w:t>0.8962</w:t>
-            </w:r>
-          </w:p>
-        </w:tc>
-        <w:tc>
-          <w:tcPr>
-            <w:tcW w:type="dxa" w:w="1688"/>
-          </w:tcPr>
-          <w:p>
-            <w:pPr>
-              <w:pStyle w:val="tablecopy"/>
-            </w:pPr>
-            <w:r>
-              <w:t>1.0000</w:t>
-            </w:r>
-          </w:p>
-        </w:tc>
-        <w:tc>
-          <w:tcPr>
-            <w:tcW w:type="dxa" w:w="1688"/>
-          </w:tcPr>
-          <w:p>
-            <w:pPr>
-              <w:pStyle w:val="tablecopy"/>
-            </w:pPr>
-            <w:r>
-              <w:t>0.9453</w:t>
-            </w:r>
-          </w:p>
-        </w:tc>
-        <w:tc>
-          <w:tcPr>
-            <w:tcW w:type="dxa" w:w="1688"/>
-          </w:tcPr>
-          <w:p>
-            <w:pPr>
-              <w:pStyle w:val="tablecopy"/>
-            </w:pPr>
-            <w:r>
-              <w:t>0.9985</w:t>
+              <w:t>89.62</w:t>
+            </w:r>
+          </w:p>
+        </w:tc>
+        <w:tc>
+          <w:tcPr>
+            <w:tcW w:type="dxa" w:w="1688"/>
+          </w:tcPr>
+          <w:p>
+            <w:pPr>
+              <w:pStyle w:val="tablecopy"/>
+            </w:pPr>
+            <w:r>
+              <w:t>100.00</w:t>
+            </w:r>
+          </w:p>
+        </w:tc>
+        <w:tc>
+          <w:tcPr>
+            <w:tcW w:type="dxa" w:w="1688"/>
+          </w:tcPr>
+          <w:p>
+            <w:pPr>
+              <w:pStyle w:val="tablecopy"/>
+            </w:pPr>
+            <w:r>
+              <w:t>94.53</w:t>
+            </w:r>
+          </w:p>
+        </w:tc>
+        <w:tc>
+          <w:tcPr>
+            <w:tcW w:type="dxa" w:w="1688"/>
+          </w:tcPr>
+          <w:p>
+            <w:pPr>
+              <w:pStyle w:val="tablecopy"/>
+            </w:pPr>
+            <w:r>
+              <w:t>99.85</w:t>
             </w:r>
           </w:p>
         </w:tc>
@@ -1850,46 +1850,46 @@
               <w:pStyle w:val="tablecopy"/>
             </w:pPr>
             <w:r>
-              <w:t>0.9045</w:t>
-            </w:r>
-          </w:p>
-        </w:tc>
-        <w:tc>
-          <w:tcPr>
-            <w:tcW w:type="dxa" w:w="1688"/>
-          </w:tcPr>
-          <w:p>
-            <w:pPr>
-              <w:pStyle w:val="tablecopy"/>
-            </w:pPr>
-            <w:r>
-              <w:t>1.0000</w:t>
-            </w:r>
-          </w:p>
-        </w:tc>
-        <w:tc>
-          <w:tcPr>
-            <w:tcW w:type="dxa" w:w="1688"/>
-          </w:tcPr>
-          <w:p>
-            <w:pPr>
-              <w:pStyle w:val="tablecopy"/>
-            </w:pPr>
-            <w:r>
-              <w:t>0.9499</w:t>
-            </w:r>
-          </w:p>
-        </w:tc>
-        <w:tc>
-          <w:tcPr>
-            <w:tcW w:type="dxa" w:w="1688"/>
-          </w:tcPr>
-          <w:p>
-            <w:pPr>
-              <w:pStyle w:val="tablecopy"/>
-            </w:pPr>
-            <w:r>
-              <w:t>0.9992</w:t>
+              <w:t>90.45</w:t>
+            </w:r>
+          </w:p>
+        </w:tc>
+        <w:tc>
+          <w:tcPr>
+            <w:tcW w:type="dxa" w:w="1688"/>
+          </w:tcPr>
+          <w:p>
+            <w:pPr>
+              <w:pStyle w:val="tablecopy"/>
+            </w:pPr>
+            <w:r>
+              <w:t>100.00</w:t>
+            </w:r>
+          </w:p>
+        </w:tc>
+        <w:tc>
+          <w:tcPr>
+            <w:tcW w:type="dxa" w:w="1688"/>
+          </w:tcPr>
+          <w:p>
+            <w:pPr>
+              <w:pStyle w:val="tablecopy"/>
+            </w:pPr>
+            <w:r>
+              <w:t>94.99</w:t>
+            </w:r>
+          </w:p>
+        </w:tc>
+        <w:tc>
+          <w:tcPr>
+            <w:tcW w:type="dxa" w:w="1688"/>
+          </w:tcPr>
+          <w:p>
+            <w:pPr>
+              <w:pStyle w:val="tablecopy"/>
+            </w:pPr>
+            <w:r>
+              <w:t>99.92</w:t>
             </w:r>
           </w:p>
         </w:tc>
@@ -1930,46 +1930,46 @@
               <w:pStyle w:val="tablecopy"/>
             </w:pPr>
             <w:r>
-              <w:t>0.9101</w:t>
-            </w:r>
-          </w:p>
-        </w:tc>
-        <w:tc>
-          <w:tcPr>
-            <w:tcW w:type="dxa" w:w="1688"/>
-          </w:tcPr>
-          <w:p>
-            <w:pPr>
-              <w:pStyle w:val="tablecopy"/>
-            </w:pPr>
-            <w:r>
-              <w:t>1.0000</w:t>
-            </w:r>
-          </w:p>
-        </w:tc>
-        <w:tc>
-          <w:tcPr>
-            <w:tcW w:type="dxa" w:w="1688"/>
-          </w:tcPr>
-          <w:p>
-            <w:pPr>
-              <w:pStyle w:val="tablecopy"/>
-            </w:pPr>
-            <w:r>
-              <w:t>0.9529</w:t>
-            </w:r>
-          </w:p>
-        </w:tc>
-        <w:tc>
-          <w:tcPr>
-            <w:tcW w:type="dxa" w:w="1688"/>
-          </w:tcPr>
-          <w:p>
-            <w:pPr>
-              <w:pStyle w:val="tablecopy"/>
-            </w:pPr>
-            <w:r>
-              <w:t>0.9998</w:t>
+              <w:t>91.01</w:t>
+            </w:r>
+          </w:p>
+        </w:tc>
+        <w:tc>
+          <w:tcPr>
+            <w:tcW w:type="dxa" w:w="1688"/>
+          </w:tcPr>
+          <w:p>
+            <w:pPr>
+              <w:pStyle w:val="tablecopy"/>
+            </w:pPr>
+            <w:r>
+              <w:t>100.00</w:t>
+            </w:r>
+          </w:p>
+        </w:tc>
+        <w:tc>
+          <w:tcPr>
+            <w:tcW w:type="dxa" w:w="1688"/>
+          </w:tcPr>
+          <w:p>
+            <w:pPr>
+              <w:pStyle w:val="tablecopy"/>
+            </w:pPr>
+            <w:r>
+              <w:t>95.29</w:t>
+            </w:r>
+          </w:p>
+        </w:tc>
+        <w:tc>
+          <w:tcPr>
+            <w:tcW w:type="dxa" w:w="1688"/>
+          </w:tcPr>
+          <w:p>
+            <w:pPr>
+              <w:pStyle w:val="tablecopy"/>
+            </w:pPr>
+            <w:r>
+              <w:t>99.98</w:t>
             </w:r>
           </w:p>
         </w:tc>
@@ -2010,46 +2010,46 @@
               <w:pStyle w:val="tablecopy"/>
             </w:pPr>
             <w:r>
-              <w:t>0.8175</w:t>
-            </w:r>
-          </w:p>
-        </w:tc>
-        <w:tc>
-          <w:tcPr>
-            <w:tcW w:type="dxa" w:w="1688"/>
-          </w:tcPr>
-          <w:p>
-            <w:pPr>
-              <w:pStyle w:val="tablecopy"/>
-            </w:pPr>
-            <w:r>
-              <w:t>1.0000</w:t>
-            </w:r>
-          </w:p>
-        </w:tc>
-        <w:tc>
-          <w:tcPr>
-            <w:tcW w:type="dxa" w:w="1688"/>
-          </w:tcPr>
-          <w:p>
-            <w:pPr>
-              <w:pStyle w:val="tablecopy"/>
-            </w:pPr>
-            <w:r>
-              <w:t>0.8996</w:t>
-            </w:r>
-          </w:p>
-        </w:tc>
-        <w:tc>
-          <w:tcPr>
-            <w:tcW w:type="dxa" w:w="1688"/>
-          </w:tcPr>
-          <w:p>
-            <w:pPr>
-              <w:pStyle w:val="tablecopy"/>
-            </w:pPr>
-            <w:r>
-              <w:t>0.9875</w:t>
+              <w:t>81.75</w:t>
+            </w:r>
+          </w:p>
+        </w:tc>
+        <w:tc>
+          <w:tcPr>
+            <w:tcW w:type="dxa" w:w="1688"/>
+          </w:tcPr>
+          <w:p>
+            <w:pPr>
+              <w:pStyle w:val="tablecopy"/>
+            </w:pPr>
+            <w:r>
+              <w:t>100.00</w:t>
+            </w:r>
+          </w:p>
+        </w:tc>
+        <w:tc>
+          <w:tcPr>
+            <w:tcW w:type="dxa" w:w="1688"/>
+          </w:tcPr>
+          <w:p>
+            <w:pPr>
+              <w:pStyle w:val="tablecopy"/>
+            </w:pPr>
+            <w:r>
+              <w:t>89.96</w:t>
+            </w:r>
+          </w:p>
+        </w:tc>
+        <w:tc>
+          <w:tcPr>
+            <w:tcW w:type="dxa" w:w="1688"/>
+          </w:tcPr>
+          <w:p>
+            <w:pPr>
+              <w:pStyle w:val="tablecopy"/>
+            </w:pPr>
+            <w:r>
+              <w:t>98.75</w:t>
             </w:r>
           </w:p>
         </w:tc>
@@ -2090,46 +2090,46 @@
               <w:pStyle w:val="tablecopy"/>
             </w:pPr>
             <w:r>
-              <w:t>0.8228</w:t>
-            </w:r>
-          </w:p>
-        </w:tc>
-        <w:tc>
-          <w:tcPr>
-            <w:tcW w:type="dxa" w:w="1688"/>
-          </w:tcPr>
-          <w:p>
-            <w:pPr>
-              <w:pStyle w:val="tablecopy"/>
-            </w:pPr>
-            <w:r>
-              <w:t>1.0000</w:t>
-            </w:r>
-          </w:p>
-        </w:tc>
-        <w:tc>
-          <w:tcPr>
-            <w:tcW w:type="dxa" w:w="1688"/>
-          </w:tcPr>
-          <w:p>
-            <w:pPr>
-              <w:pStyle w:val="tablecopy"/>
-            </w:pPr>
-            <w:r>
-              <w:t>0.9028</w:t>
-            </w:r>
-          </w:p>
-        </w:tc>
-        <w:tc>
-          <w:tcPr>
-            <w:tcW w:type="dxa" w:w="1688"/>
-          </w:tcPr>
-          <w:p>
-            <w:pPr>
-              <w:pStyle w:val="tablecopy"/>
-            </w:pPr>
-            <w:r>
-              <w:t>0.9885</w:t>
+              <w:t>82.28</w:t>
+            </w:r>
+          </w:p>
+        </w:tc>
+        <w:tc>
+          <w:tcPr>
+            <w:tcW w:type="dxa" w:w="1688"/>
+          </w:tcPr>
+          <w:p>
+            <w:pPr>
+              <w:pStyle w:val="tablecopy"/>
+            </w:pPr>
+            <w:r>
+              <w:t>100.00</w:t>
+            </w:r>
+          </w:p>
+        </w:tc>
+        <w:tc>
+          <w:tcPr>
+            <w:tcW w:type="dxa" w:w="1688"/>
+          </w:tcPr>
+          <w:p>
+            <w:pPr>
+              <w:pStyle w:val="tablecopy"/>
+            </w:pPr>
+            <w:r>
+              <w:t>90.28</w:t>
+            </w:r>
+          </w:p>
+        </w:tc>
+        <w:tc>
+          <w:tcPr>
+            <w:tcW w:type="dxa" w:w="1688"/>
+          </w:tcPr>
+          <w:p>
+            <w:pPr>
+              <w:pStyle w:val="tablecopy"/>
+            </w:pPr>
+            <w:r>
+              <w:t>98.85</w:t>
             </w:r>
           </w:p>
         </w:tc>
@@ -2170,46 +2170,46 @@
               <w:pStyle w:val="tablecopy"/>
             </w:pPr>
             <w:r>
-              <w:t>0.8210</w:t>
-            </w:r>
-          </w:p>
-        </w:tc>
-        <w:tc>
-          <w:tcPr>
-            <w:tcW w:type="dxa" w:w="1688"/>
-          </w:tcPr>
-          <w:p>
-            <w:pPr>
-              <w:pStyle w:val="tablecopy"/>
-            </w:pPr>
-            <w:r>
-              <w:t>1.0000</w:t>
-            </w:r>
-          </w:p>
-        </w:tc>
-        <w:tc>
-          <w:tcPr>
-            <w:tcW w:type="dxa" w:w="1688"/>
-          </w:tcPr>
-          <w:p>
-            <w:pPr>
-              <w:pStyle w:val="tablecopy"/>
-            </w:pPr>
-            <w:r>
-              <w:t>0.9017</w:t>
-            </w:r>
-          </w:p>
-        </w:tc>
-        <w:tc>
-          <w:tcPr>
-            <w:tcW w:type="dxa" w:w="1688"/>
-          </w:tcPr>
-          <w:p>
-            <w:pPr>
-              <w:pStyle w:val="tablecopy"/>
-            </w:pPr>
-            <w:r>
-              <w:t>0.9882</w:t>
+              <w:t>82.10</w:t>
+            </w:r>
+          </w:p>
+        </w:tc>
+        <w:tc>
+          <w:tcPr>
+            <w:tcW w:type="dxa" w:w="1688"/>
+          </w:tcPr>
+          <w:p>
+            <w:pPr>
+              <w:pStyle w:val="tablecopy"/>
+            </w:pPr>
+            <w:r>
+              <w:t>100.00</w:t>
+            </w:r>
+          </w:p>
+        </w:tc>
+        <w:tc>
+          <w:tcPr>
+            <w:tcW w:type="dxa" w:w="1688"/>
+          </w:tcPr>
+          <w:p>
+            <w:pPr>
+              <w:pStyle w:val="tablecopy"/>
+            </w:pPr>
+            <w:r>
+              <w:t>90.17</w:t>
+            </w:r>
+          </w:p>
+        </w:tc>
+        <w:tc>
+          <w:tcPr>
+            <w:tcW w:type="dxa" w:w="1688"/>
+          </w:tcPr>
+          <w:p>
+            <w:pPr>
+              <w:pStyle w:val="tablecopy"/>
+            </w:pPr>
+            <w:r>
+              <w:t>98.82</w:t>
             </w:r>
           </w:p>
         </w:tc>
@@ -2250,46 +2250,46 @@
               <w:pStyle w:val="tablecopy"/>
             </w:pPr>
             <w:r>
-              <w:t>0.8295</w:t>
-            </w:r>
-          </w:p>
-        </w:tc>
-        <w:tc>
-          <w:tcPr>
-            <w:tcW w:type="dxa" w:w="1688"/>
-          </w:tcPr>
-          <w:p>
-            <w:pPr>
-              <w:pStyle w:val="tablecopy"/>
-            </w:pPr>
-            <w:r>
-              <w:t>1.0000</w:t>
-            </w:r>
-          </w:p>
-        </w:tc>
-        <w:tc>
-          <w:tcPr>
-            <w:tcW w:type="dxa" w:w="1688"/>
-          </w:tcPr>
-          <w:p>
-            <w:pPr>
-              <w:pStyle w:val="tablecopy"/>
-            </w:pPr>
-            <w:r>
-              <w:t>0.9068</w:t>
-            </w:r>
-          </w:p>
-        </w:tc>
-        <w:tc>
-          <w:tcPr>
-            <w:tcW w:type="dxa" w:w="1688"/>
-          </w:tcPr>
-          <w:p>
-            <w:pPr>
-              <w:pStyle w:val="tablecopy"/>
-            </w:pPr>
-            <w:r>
-              <w:t>0.9896</w:t>
+              <w:t>82.95</w:t>
+            </w:r>
+          </w:p>
+        </w:tc>
+        <w:tc>
+          <w:tcPr>
+            <w:tcW w:type="dxa" w:w="1688"/>
+          </w:tcPr>
+          <w:p>
+            <w:pPr>
+              <w:pStyle w:val="tablecopy"/>
+            </w:pPr>
+            <w:r>
+              <w:t>100.00</w:t>
+            </w:r>
+          </w:p>
+        </w:tc>
+        <w:tc>
+          <w:tcPr>
+            <w:tcW w:type="dxa" w:w="1688"/>
+          </w:tcPr>
+          <w:p>
+            <w:pPr>
+              <w:pStyle w:val="tablecopy"/>
+            </w:pPr>
+            <w:r>
+              <w:t>90.68</w:t>
+            </w:r>
+          </w:p>
+        </w:tc>
+        <w:tc>
+          <w:tcPr>
+            <w:tcW w:type="dxa" w:w="1688"/>
+          </w:tcPr>
+          <w:p>
+            <w:pPr>
+              <w:pStyle w:val="tablecopy"/>
+            </w:pPr>
+            <w:r>
+              <w:t>98.96</w:t>
             </w:r>
           </w:p>
         </w:tc>
@@ -2330,46 +2330,46 @@
               <w:pStyle w:val="tablecopy"/>
             </w:pPr>
             <w:r>
-              <w:t>0.8367</w:t>
-            </w:r>
-          </w:p>
-        </w:tc>
-        <w:tc>
-          <w:tcPr>
-            <w:tcW w:type="dxa" w:w="1688"/>
-          </w:tcPr>
-          <w:p>
-            <w:pPr>
-              <w:pStyle w:val="tablecopy"/>
-            </w:pPr>
-            <w:r>
-              <w:t>1.0000</w:t>
-            </w:r>
-          </w:p>
-        </w:tc>
-        <w:tc>
-          <w:tcPr>
-            <w:tcW w:type="dxa" w:w="1688"/>
-          </w:tcPr>
-          <w:p>
-            <w:pPr>
-              <w:pStyle w:val="tablecopy"/>
-            </w:pPr>
-            <w:r>
-              <w:t>0.9111</w:t>
-            </w:r>
-          </w:p>
-        </w:tc>
-        <w:tc>
-          <w:tcPr>
-            <w:tcW w:type="dxa" w:w="1688"/>
-          </w:tcPr>
-          <w:p>
-            <w:pPr>
-              <w:pStyle w:val="tablecopy"/>
-            </w:pPr>
-            <w:r>
-              <w:t>0.9908</w:t>
+              <w:t>83.67</w:t>
+            </w:r>
+          </w:p>
+        </w:tc>
+        <w:tc>
+          <w:tcPr>
+            <w:tcW w:type="dxa" w:w="1688"/>
+          </w:tcPr>
+          <w:p>
+            <w:pPr>
+              <w:pStyle w:val="tablecopy"/>
+            </w:pPr>
+            <w:r>
+              <w:t>100.00</w:t>
+            </w:r>
+          </w:p>
+        </w:tc>
+        <w:tc>
+          <w:tcPr>
+            <w:tcW w:type="dxa" w:w="1688"/>
+          </w:tcPr>
+          <w:p>
+            <w:pPr>
+              <w:pStyle w:val="tablecopy"/>
+            </w:pPr>
+            <w:r>
+              <w:t>91.11</w:t>
+            </w:r>
+          </w:p>
+        </w:tc>
+        <w:tc>
+          <w:tcPr>
+            <w:tcW w:type="dxa" w:w="1688"/>
+          </w:tcPr>
+          <w:p>
+            <w:pPr>
+              <w:pStyle w:val="tablecopy"/>
+            </w:pPr>
+            <w:r>
+              <w:t>99.08</w:t>
             </w:r>
           </w:p>
         </w:tc>
@@ -2410,46 +2410,46 @@
               <w:pStyle w:val="tablecopy"/>
             </w:pPr>
             <w:r>
-              <w:t>0.9035</w:t>
-            </w:r>
-          </w:p>
-        </w:tc>
-        <w:tc>
-          <w:tcPr>
-            <w:tcW w:type="dxa" w:w="1688"/>
-          </w:tcPr>
-          <w:p>
-            <w:pPr>
-              <w:pStyle w:val="tablecopy"/>
-            </w:pPr>
-            <w:r>
-              <w:t>0.9974</w:t>
-            </w:r>
-          </w:p>
-        </w:tc>
-        <w:tc>
-          <w:tcPr>
-            <w:tcW w:type="dxa" w:w="1688"/>
-          </w:tcPr>
-          <w:p>
-            <w:pPr>
-              <w:pStyle w:val="tablecopy"/>
-            </w:pPr>
-            <w:r>
-              <w:t>0.9481</w:t>
-            </w:r>
-          </w:p>
-        </w:tc>
-        <w:tc>
-          <w:tcPr>
-            <w:tcW w:type="dxa" w:w="1688"/>
-          </w:tcPr>
-          <w:p>
-            <w:pPr>
-              <w:pStyle w:val="tablecopy"/>
-            </w:pPr>
-            <w:r>
-              <w:t>0.9918</w:t>
+              <w:t>90.35</w:t>
+            </w:r>
+          </w:p>
+        </w:tc>
+        <w:tc>
+          <w:tcPr>
+            <w:tcW w:type="dxa" w:w="1688"/>
+          </w:tcPr>
+          <w:p>
+            <w:pPr>
+              <w:pStyle w:val="tablecopy"/>
+            </w:pPr>
+            <w:r>
+              <w:t>99.74</w:t>
+            </w:r>
+          </w:p>
+        </w:tc>
+        <w:tc>
+          <w:tcPr>
+            <w:tcW w:type="dxa" w:w="1688"/>
+          </w:tcPr>
+          <w:p>
+            <w:pPr>
+              <w:pStyle w:val="tablecopy"/>
+            </w:pPr>
+            <w:r>
+              <w:t>94.81</w:t>
+            </w:r>
+          </w:p>
+        </w:tc>
+        <w:tc>
+          <w:tcPr>
+            <w:tcW w:type="dxa" w:w="1688"/>
+          </w:tcPr>
+          <w:p>
+            <w:pPr>
+              <w:pStyle w:val="tablecopy"/>
+            </w:pPr>
+            <w:r>
+              <w:t>99.18</w:t>
             </w:r>
           </w:p>
         </w:tc>
@@ -2490,46 +2490,46 @@
               <w:pStyle w:val="tablecopy"/>
             </w:pPr>
             <w:r>
-              <w:t>0.9112</w:t>
-            </w:r>
-          </w:p>
-        </w:tc>
-        <w:tc>
-          <w:tcPr>
-            <w:tcW w:type="dxa" w:w="1688"/>
-          </w:tcPr>
-          <w:p>
-            <w:pPr>
-              <w:pStyle w:val="tablecopy"/>
-            </w:pPr>
-            <w:r>
-              <w:t>0.9974</w:t>
-            </w:r>
-          </w:p>
-        </w:tc>
-        <w:tc>
-          <w:tcPr>
-            <w:tcW w:type="dxa" w:w="1688"/>
-          </w:tcPr>
-          <w:p>
-            <w:pPr>
-              <w:pStyle w:val="tablecopy"/>
-            </w:pPr>
-            <w:r>
-              <w:t>0.9524</w:t>
-            </w:r>
-          </w:p>
-        </w:tc>
-        <w:tc>
-          <w:tcPr>
-            <w:tcW w:type="dxa" w:w="1688"/>
-          </w:tcPr>
-          <w:p>
-            <w:pPr>
-              <w:pStyle w:val="tablecopy"/>
-            </w:pPr>
-            <w:r>
-              <w:t>0.9928</w:t>
+              <w:t>91.12</w:t>
+            </w:r>
+          </w:p>
+        </w:tc>
+        <w:tc>
+          <w:tcPr>
+            <w:tcW w:type="dxa" w:w="1688"/>
+          </w:tcPr>
+          <w:p>
+            <w:pPr>
+              <w:pStyle w:val="tablecopy"/>
+            </w:pPr>
+            <w:r>
+              <w:t>99.74</w:t>
+            </w:r>
+          </w:p>
+        </w:tc>
+        <w:tc>
+          <w:tcPr>
+            <w:tcW w:type="dxa" w:w="1688"/>
+          </w:tcPr>
+          <w:p>
+            <w:pPr>
+              <w:pStyle w:val="tablecopy"/>
+            </w:pPr>
+            <w:r>
+              <w:t>95.24</w:t>
+            </w:r>
+          </w:p>
+        </w:tc>
+        <w:tc>
+          <w:tcPr>
+            <w:tcW w:type="dxa" w:w="1688"/>
+          </w:tcPr>
+          <w:p>
+            <w:pPr>
+              <w:pStyle w:val="tablecopy"/>
+            </w:pPr>
+            <w:r>
+              <w:t>99.28</w:t>
             </w:r>
           </w:p>
         </w:tc>
@@ -2570,46 +2570,46 @@
               <w:pStyle w:val="tablecopy"/>
             </w:pPr>
             <w:r>
-              <w:t>0.9088</w:t>
-            </w:r>
-          </w:p>
-        </w:tc>
-        <w:tc>
-          <w:tcPr>
-            <w:tcW w:type="dxa" w:w="1688"/>
-          </w:tcPr>
-          <w:p>
-            <w:pPr>
-              <w:pStyle w:val="tablecopy"/>
-            </w:pPr>
-            <w:r>
-              <w:t>0.9974</w:t>
-            </w:r>
-          </w:p>
-        </w:tc>
-        <w:tc>
-          <w:tcPr>
-            <w:tcW w:type="dxa" w:w="1688"/>
-          </w:tcPr>
-          <w:p>
-            <w:pPr>
-              <w:pStyle w:val="tablecopy"/>
-            </w:pPr>
-            <w:r>
-              <w:t>0.9510</w:t>
-            </w:r>
-          </w:p>
-        </w:tc>
-        <w:tc>
-          <w:tcPr>
-            <w:tcW w:type="dxa" w:w="1688"/>
-          </w:tcPr>
-          <w:p>
-            <w:pPr>
-              <w:pStyle w:val="tablecopy"/>
-            </w:pPr>
-            <w:r>
-              <w:t>0.9925</w:t>
+              <w:t>90.88</w:t>
+            </w:r>
+          </w:p>
+        </w:tc>
+        <w:tc>
+          <w:tcPr>
+            <w:tcW w:type="dxa" w:w="1688"/>
+          </w:tcPr>
+          <w:p>
+            <w:pPr>
+              <w:pStyle w:val="tablecopy"/>
+            </w:pPr>
+            <w:r>
+              <w:t>99.74</w:t>
+            </w:r>
+          </w:p>
+        </w:tc>
+        <w:tc>
+          <w:tcPr>
+            <w:tcW w:type="dxa" w:w="1688"/>
+          </w:tcPr>
+          <w:p>
+            <w:pPr>
+              <w:pStyle w:val="tablecopy"/>
+            </w:pPr>
+            <w:r>
+              <w:t>95.10</w:t>
+            </w:r>
+          </w:p>
+        </w:tc>
+        <w:tc>
+          <w:tcPr>
+            <w:tcW w:type="dxa" w:w="1688"/>
+          </w:tcPr>
+          <w:p>
+            <w:pPr>
+              <w:pStyle w:val="tablecopy"/>
+            </w:pPr>
+            <w:r>
+              <w:t>99.25</w:t>
             </w:r>
           </w:p>
         </w:tc>
@@ -2650,46 +2650,46 @@
               <w:pStyle w:val="tablecopy"/>
             </w:pPr>
             <w:r>
-              <w:t>0.9156</w:t>
-            </w:r>
-          </w:p>
-        </w:tc>
-        <w:tc>
-          <w:tcPr>
-            <w:tcW w:type="dxa" w:w="1688"/>
-          </w:tcPr>
-          <w:p>
-            <w:pPr>
-              <w:pStyle w:val="tablecopy"/>
-            </w:pPr>
-            <w:r>
-              <w:t>0.9974</w:t>
-            </w:r>
-          </w:p>
-        </w:tc>
-        <w:tc>
-          <w:tcPr>
-            <w:tcW w:type="dxa" w:w="1688"/>
-          </w:tcPr>
-          <w:p>
-            <w:pPr>
-              <w:pStyle w:val="tablecopy"/>
-            </w:pPr>
-            <w:r>
-              <w:t>0.9548</w:t>
-            </w:r>
-          </w:p>
-        </w:tc>
-        <w:tc>
-          <w:tcPr>
-            <w:tcW w:type="dxa" w:w="1688"/>
-          </w:tcPr>
-          <w:p>
-            <w:pPr>
-              <w:pStyle w:val="tablecopy"/>
-            </w:pPr>
-            <w:r>
-              <w:t>0.9935</w:t>
+              <w:t>91.56</w:t>
+            </w:r>
+          </w:p>
+        </w:tc>
+        <w:tc>
+          <w:tcPr>
+            <w:tcW w:type="dxa" w:w="1688"/>
+          </w:tcPr>
+          <w:p>
+            <w:pPr>
+              <w:pStyle w:val="tablecopy"/>
+            </w:pPr>
+            <w:r>
+              <w:t>99.74</w:t>
+            </w:r>
+          </w:p>
+        </w:tc>
+        <w:tc>
+          <w:tcPr>
+            <w:tcW w:type="dxa" w:w="1688"/>
+          </w:tcPr>
+          <w:p>
+            <w:pPr>
+              <w:pStyle w:val="tablecopy"/>
+            </w:pPr>
+            <w:r>
+              <w:t>95.48</w:t>
+            </w:r>
+          </w:p>
+        </w:tc>
+        <w:tc>
+          <w:tcPr>
+            <w:tcW w:type="dxa" w:w="1688"/>
+          </w:tcPr>
+          <w:p>
+            <w:pPr>
+              <w:pStyle w:val="tablecopy"/>
+            </w:pPr>
+            <w:r>
+              <w:t>99.35</w:t>
             </w:r>
           </w:p>
         </w:tc>
@@ -2730,46 +2730,46 @@
               <w:pStyle w:val="tablecopy"/>
             </w:pPr>
             <w:r>
-              <w:t>0.9204</w:t>
-            </w:r>
-          </w:p>
-        </w:tc>
-        <w:tc>
-          <w:tcPr>
-            <w:tcW w:type="dxa" w:w="1688"/>
-          </w:tcPr>
-          <w:p>
-            <w:pPr>
-              <w:pStyle w:val="tablecopy"/>
-            </w:pPr>
-            <w:r>
-              <w:t>0.9974</w:t>
-            </w:r>
-          </w:p>
-        </w:tc>
-        <w:tc>
-          <w:tcPr>
-            <w:tcW w:type="dxa" w:w="1688"/>
-          </w:tcPr>
-          <w:p>
-            <w:pPr>
-              <w:pStyle w:val="tablecopy"/>
-            </w:pPr>
-            <w:r>
-              <w:t>0.9573</w:t>
-            </w:r>
-          </w:p>
-        </w:tc>
-        <w:tc>
-          <w:tcPr>
-            <w:tcW w:type="dxa" w:w="1688"/>
-          </w:tcPr>
-          <w:p>
-            <w:pPr>
-              <w:pStyle w:val="tablecopy"/>
-            </w:pPr>
-            <w:r>
-              <w:t>0.9942</w:t>
+              <w:t>92.04</w:t>
+            </w:r>
+          </w:p>
+        </w:tc>
+        <w:tc>
+          <w:tcPr>
+            <w:tcW w:type="dxa" w:w="1688"/>
+          </w:tcPr>
+          <w:p>
+            <w:pPr>
+              <w:pStyle w:val="tablecopy"/>
+            </w:pPr>
+            <w:r>
+              <w:t>99.74</w:t>
+            </w:r>
+          </w:p>
+        </w:tc>
+        <w:tc>
+          <w:tcPr>
+            <w:tcW w:type="dxa" w:w="1688"/>
+          </w:tcPr>
+          <w:p>
+            <w:pPr>
+              <w:pStyle w:val="tablecopy"/>
+            </w:pPr>
+            <w:r>
+              <w:t>95.73</w:t>
+            </w:r>
+          </w:p>
+        </w:tc>
+        <w:tc>
+          <w:tcPr>
+            <w:tcW w:type="dxa" w:w="1688"/>
+          </w:tcPr>
+          <w:p>
+            <w:pPr>
+              <w:pStyle w:val="tablecopy"/>
+            </w:pPr>
+            <w:r>
+              <w:t>99.42</w:t>
             </w:r>
           </w:p>
         </w:tc>
@@ -2810,46 +2810,46 @@
               <w:pStyle w:val="tablecopy"/>
             </w:pPr>
             <w:r>
-              <w:t>0.9760</w:t>
-            </w:r>
-          </w:p>
-        </w:tc>
-        <w:tc>
-          <w:tcPr>
-            <w:tcW w:type="dxa" w:w="1688"/>
-          </w:tcPr>
-          <w:p>
-            <w:pPr>
-              <w:pStyle w:val="tablecopy"/>
-            </w:pPr>
-            <w:r>
-              <w:t>0.6905</w:t>
-            </w:r>
-          </w:p>
-        </w:tc>
-        <w:tc>
-          <w:tcPr>
-            <w:tcW w:type="dxa" w:w="1688"/>
-          </w:tcPr>
-          <w:p>
-            <w:pPr>
-              <w:pStyle w:val="tablecopy"/>
-            </w:pPr>
-            <w:r>
-              <w:t>0.8088</w:t>
-            </w:r>
-          </w:p>
-        </w:tc>
-        <w:tc>
-          <w:tcPr>
-            <w:tcW w:type="dxa" w:w="1688"/>
-          </w:tcPr>
-          <w:p>
-            <w:pPr>
-              <w:pStyle w:val="tablecopy"/>
-            </w:pPr>
-            <w:r>
-              <w:t>0.8445</w:t>
+              <w:t>97.60</w:t>
+            </w:r>
+          </w:p>
+        </w:tc>
+        <w:tc>
+          <w:tcPr>
+            <w:tcW w:type="dxa" w:w="1688"/>
+          </w:tcPr>
+          <w:p>
+            <w:pPr>
+              <w:pStyle w:val="tablecopy"/>
+            </w:pPr>
+            <w:r>
+              <w:t>69.05</w:t>
+            </w:r>
+          </w:p>
+        </w:tc>
+        <w:tc>
+          <w:tcPr>
+            <w:tcW w:type="dxa" w:w="1688"/>
+          </w:tcPr>
+          <w:p>
+            <w:pPr>
+              <w:pStyle w:val="tablecopy"/>
+            </w:pPr>
+            <w:r>
+              <w:t>80.88</w:t>
+            </w:r>
+          </w:p>
+        </w:tc>
+        <w:tc>
+          <w:tcPr>
+            <w:tcW w:type="dxa" w:w="1688"/>
+          </w:tcPr>
+          <w:p>
+            <w:pPr>
+              <w:pStyle w:val="tablecopy"/>
+            </w:pPr>
+            <w:r>
+              <w:t>84.45</w:t>
             </w:r>
           </w:p>
         </w:tc>
@@ -2890,46 +2890,46 @@
               <w:pStyle w:val="tablecopy"/>
             </w:pPr>
             <w:r>
-              <w:t>0.9835</w:t>
-            </w:r>
-          </w:p>
-        </w:tc>
-        <w:tc>
-          <w:tcPr>
-            <w:tcW w:type="dxa" w:w="1688"/>
-          </w:tcPr>
-          <w:p>
-            <w:pPr>
-              <w:pStyle w:val="tablecopy"/>
-            </w:pPr>
-            <w:r>
-              <w:t>0.6942</w:t>
-            </w:r>
-          </w:p>
-        </w:tc>
-        <w:tc>
-          <w:tcPr>
-            <w:tcW w:type="dxa" w:w="1688"/>
-          </w:tcPr>
-          <w:p>
-            <w:pPr>
-              <w:pStyle w:val="tablecopy"/>
-            </w:pPr>
-            <w:r>
-              <w:t>0.8139</w:t>
-            </w:r>
-          </w:p>
-        </w:tc>
-        <w:tc>
-          <w:tcPr>
-            <w:tcW w:type="dxa" w:w="1688"/>
-          </w:tcPr>
-          <w:p>
-            <w:pPr>
-              <w:pStyle w:val="tablecopy"/>
-            </w:pPr>
-            <w:r>
-              <w:t>0.8480</w:t>
+              <w:t>98.35</w:t>
+            </w:r>
+          </w:p>
+        </w:tc>
+        <w:tc>
+          <w:tcPr>
+            <w:tcW w:type="dxa" w:w="1688"/>
+          </w:tcPr>
+          <w:p>
+            <w:pPr>
+              <w:pStyle w:val="tablecopy"/>
+            </w:pPr>
+            <w:r>
+              <w:t>69.42</w:t>
+            </w:r>
+          </w:p>
+        </w:tc>
+        <w:tc>
+          <w:tcPr>
+            <w:tcW w:type="dxa" w:w="1688"/>
+          </w:tcPr>
+          <w:p>
+            <w:pPr>
+              <w:pStyle w:val="tablecopy"/>
+            </w:pPr>
+            <w:r>
+              <w:t>81.39</w:t>
+            </w:r>
+          </w:p>
+        </w:tc>
+        <w:tc>
+          <w:tcPr>
+            <w:tcW w:type="dxa" w:w="1688"/>
+          </w:tcPr>
+          <w:p>
+            <w:pPr>
+              <w:pStyle w:val="tablecopy"/>
+            </w:pPr>
+            <w:r>
+              <w:t>84.80</w:t>
             </w:r>
           </w:p>
         </w:tc>
@@ -2970,46 +2970,46 @@
               <w:pStyle w:val="tablecopy"/>
             </w:pPr>
             <w:r>
-              <w:t>0.9810</w:t>
-            </w:r>
-          </w:p>
-        </w:tc>
-        <w:tc>
-          <w:tcPr>
-            <w:tcW w:type="dxa" w:w="1688"/>
-          </w:tcPr>
-          <w:p>
-            <w:pPr>
-              <w:pStyle w:val="tablecopy"/>
-            </w:pPr>
-            <w:r>
-              <w:t>0.6930</w:t>
-            </w:r>
-          </w:p>
-        </w:tc>
-        <w:tc>
-          <w:tcPr>
-            <w:tcW w:type="dxa" w:w="1688"/>
-          </w:tcPr>
-          <w:p>
-            <w:pPr>
-              <w:pStyle w:val="tablecopy"/>
-            </w:pPr>
-            <w:r>
-              <w:t>0.8122</w:t>
-            </w:r>
-          </w:p>
-        </w:tc>
-        <w:tc>
-          <w:tcPr>
-            <w:tcW w:type="dxa" w:w="1688"/>
-          </w:tcPr>
-          <w:p>
-            <w:pPr>
-              <w:pStyle w:val="tablecopy"/>
-            </w:pPr>
-            <w:r>
-              <w:t>0.8471</w:t>
+              <w:t>98.10</w:t>
+            </w:r>
+          </w:p>
+        </w:tc>
+        <w:tc>
+          <w:tcPr>
+            <w:tcW w:type="dxa" w:w="1688"/>
+          </w:tcPr>
+          <w:p>
+            <w:pPr>
+              <w:pStyle w:val="tablecopy"/>
+            </w:pPr>
+            <w:r>
+              <w:t>69.30</w:t>
+            </w:r>
+          </w:p>
+        </w:tc>
+        <w:tc>
+          <w:tcPr>
+            <w:tcW w:type="dxa" w:w="1688"/>
+          </w:tcPr>
+          <w:p>
+            <w:pPr>
+              <w:pStyle w:val="tablecopy"/>
+            </w:pPr>
+            <w:r>
+              <w:t>81.22</w:t>
+            </w:r>
+          </w:p>
+        </w:tc>
+        <w:tc>
+          <w:tcPr>
+            <w:tcW w:type="dxa" w:w="1688"/>
+          </w:tcPr>
+          <w:p>
+            <w:pPr>
+              <w:pStyle w:val="tablecopy"/>
+            </w:pPr>
+            <w:r>
+              <w:t>84.71</w:t>
             </w:r>
           </w:p>
         </w:tc>
@@ -3050,46 +3050,46 @@
               <w:pStyle w:val="tablecopy"/>
             </w:pPr>
             <w:r>
-              <w:t>0.9878</w:t>
-            </w:r>
-          </w:p>
-        </w:tc>
-        <w:tc>
-          <w:tcPr>
-            <w:tcW w:type="dxa" w:w="1688"/>
-          </w:tcPr>
-          <w:p>
-            <w:pPr>
-              <w:pStyle w:val="tablecopy"/>
-            </w:pPr>
-            <w:r>
-              <w:t>0.6972</w:t>
-            </w:r>
-          </w:p>
-        </w:tc>
-        <w:tc>
-          <w:tcPr>
-            <w:tcW w:type="dxa" w:w="1688"/>
-          </w:tcPr>
-          <w:p>
-            <w:pPr>
-              <w:pStyle w:val="tablecopy"/>
-            </w:pPr>
-            <w:r>
-              <w:t>0.8174</w:t>
-            </w:r>
-          </w:p>
-        </w:tc>
-        <w:tc>
-          <w:tcPr>
-            <w:tcW w:type="dxa" w:w="1688"/>
-          </w:tcPr>
-          <w:p>
-            <w:pPr>
-              <w:pStyle w:val="tablecopy"/>
-            </w:pPr>
-            <w:r>
-              <w:t>0.8502</w:t>
+              <w:t>98.78</w:t>
+            </w:r>
+          </w:p>
+        </w:tc>
+        <w:tc>
+          <w:tcPr>
+            <w:tcW w:type="dxa" w:w="1688"/>
+          </w:tcPr>
+          <w:p>
+            <w:pPr>
+              <w:pStyle w:val="tablecopy"/>
+            </w:pPr>
+            <w:r>
+              <w:t>69.72</w:t>
+            </w:r>
+          </w:p>
+        </w:tc>
+        <w:tc>
+          <w:tcPr>
+            <w:tcW w:type="dxa" w:w="1688"/>
+          </w:tcPr>
+          <w:p>
+            <w:pPr>
+              <w:pStyle w:val="tablecopy"/>
+            </w:pPr>
+            <w:r>
+              <w:t>81.74</w:t>
+            </w:r>
+          </w:p>
+        </w:tc>
+        <w:tc>
+          <w:tcPr>
+            <w:tcW w:type="dxa" w:w="1688"/>
+          </w:tcPr>
+          <w:p>
+            <w:pPr>
+              <w:pStyle w:val="tablecopy"/>
+            </w:pPr>
+            <w:r>
+              <w:t>85.02</w:t>
             </w:r>
           </w:p>
         </w:tc>
@@ -3130,46 +3130,46 @@
               <w:pStyle w:val="tablecopy"/>
             </w:pPr>
             <w:r>
-              <w:t>0.9921</w:t>
-            </w:r>
-          </w:p>
-        </w:tc>
-        <w:tc>
-          <w:tcPr>
-            <w:tcW w:type="dxa" w:w="1688"/>
-          </w:tcPr>
-          <w:p>
-            <w:pPr>
-              <w:pStyle w:val="tablecopy"/>
-            </w:pPr>
-            <w:r>
-              <w:t>0.6995</w:t>
-            </w:r>
-          </w:p>
-        </w:tc>
-        <w:tc>
-          <w:tcPr>
-            <w:tcW w:type="dxa" w:w="1688"/>
-          </w:tcPr>
-          <w:p>
-            <w:pPr>
-              <w:pStyle w:val="tablecopy"/>
-            </w:pPr>
-            <w:r>
-              <w:t>0.8205</w:t>
-            </w:r>
-          </w:p>
-        </w:tc>
-        <w:tc>
-          <w:tcPr>
-            <w:tcW w:type="dxa" w:w="1688"/>
-          </w:tcPr>
-          <w:p>
-            <w:pPr>
-              <w:pStyle w:val="tablecopy"/>
-            </w:pPr>
-            <w:r>
-              <w:t>0.8525</w:t>
+              <w:t>99.21</w:t>
+            </w:r>
+          </w:p>
+        </w:tc>
+        <w:tc>
+          <w:tcPr>
+            <w:tcW w:type="dxa" w:w="1688"/>
+          </w:tcPr>
+          <w:p>
+            <w:pPr>
+              <w:pStyle w:val="tablecopy"/>
+            </w:pPr>
+            <w:r>
+              <w:t>69.95</w:t>
+            </w:r>
+          </w:p>
+        </w:tc>
+        <w:tc>
+          <w:tcPr>
+            <w:tcW w:type="dxa" w:w="1688"/>
+          </w:tcPr>
+          <w:p>
+            <w:pPr>
+              <w:pStyle w:val="tablecopy"/>
+            </w:pPr>
+            <w:r>
+              <w:t>82.05</w:t>
+            </w:r>
+          </w:p>
+        </w:tc>
+        <w:tc>
+          <w:tcPr>
+            <w:tcW w:type="dxa" w:w="1688"/>
+          </w:tcPr>
+          <w:p>
+            <w:pPr>
+              <w:pStyle w:val="tablecopy"/>
+            </w:pPr>
+            <w:r>
+              <w:t>85.25</w:t>
             </w:r>
           </w:p>
         </w:tc>
@@ -3210,46 +3210,46 @@
               <w:pStyle w:val="tablecopy"/>
             </w:pPr>
             <w:r>
-              <w:t>0.8920</w:t>
-            </w:r>
-          </w:p>
-        </w:tc>
-        <w:tc>
-          <w:tcPr>
-            <w:tcW w:type="dxa" w:w="1688"/>
-          </w:tcPr>
-          <w:p>
-            <w:pPr>
-              <w:pStyle w:val="tablecopy"/>
-            </w:pPr>
-            <w:r>
-              <w:t>1.0000</w:t>
-            </w:r>
-          </w:p>
-        </w:tc>
-        <w:tc>
-          <w:tcPr>
-            <w:tcW w:type="dxa" w:w="1688"/>
-          </w:tcPr>
-          <w:p>
-            <w:pPr>
-              <w:pStyle w:val="tablecopy"/>
-            </w:pPr>
-            <w:r>
-              <w:t>0.9429</w:t>
-            </w:r>
-          </w:p>
-        </w:tc>
-        <w:tc>
-          <w:tcPr>
-            <w:tcW w:type="dxa" w:w="1688"/>
-          </w:tcPr>
-          <w:p>
-            <w:pPr>
-              <w:pStyle w:val="tablecopy"/>
-            </w:pPr>
-            <w:r>
-              <w:t>0.9945</w:t>
+              <w:t>89.20</w:t>
+            </w:r>
+          </w:p>
+        </w:tc>
+        <w:tc>
+          <w:tcPr>
+            <w:tcW w:type="dxa" w:w="1688"/>
+          </w:tcPr>
+          <w:p>
+            <w:pPr>
+              <w:pStyle w:val="tablecopy"/>
+            </w:pPr>
+            <w:r>
+              <w:t>100.00</w:t>
+            </w:r>
+          </w:p>
+        </w:tc>
+        <w:tc>
+          <w:tcPr>
+            <w:tcW w:type="dxa" w:w="1688"/>
+          </w:tcPr>
+          <w:p>
+            <w:pPr>
+              <w:pStyle w:val="tablecopy"/>
+            </w:pPr>
+            <w:r>
+              <w:t>94.29</w:t>
+            </w:r>
+          </w:p>
+        </w:tc>
+        <w:tc>
+          <w:tcPr>
+            <w:tcW w:type="dxa" w:w="1688"/>
+          </w:tcPr>
+          <w:p>
+            <w:pPr>
+              <w:pStyle w:val="tablecopy"/>
+            </w:pPr>
+            <w:r>
+              <w:t>99.45</w:t>
             </w:r>
           </w:p>
         </w:tc>
@@ -3290,46 +3290,46 @@
               <w:pStyle w:val="tablecopy"/>
             </w:pPr>
             <w:r>
-              <w:t>0.9015</w:t>
-            </w:r>
-          </w:p>
-        </w:tc>
-        <w:tc>
-          <w:tcPr>
-            <w:tcW w:type="dxa" w:w="1688"/>
-          </w:tcPr>
-          <w:p>
-            <w:pPr>
-              <w:pStyle w:val="tablecopy"/>
-            </w:pPr>
-            <w:r>
-              <w:t>1.0000</w:t>
-            </w:r>
-          </w:p>
-        </w:tc>
-        <w:tc>
-          <w:tcPr>
-            <w:tcW w:type="dxa" w:w="1688"/>
-          </w:tcPr>
-          <w:p>
-            <w:pPr>
-              <w:pStyle w:val="tablecopy"/>
-            </w:pPr>
-            <w:r>
-              <w:t>0.9482</w:t>
-            </w:r>
-          </w:p>
-        </w:tc>
-        <w:tc>
-          <w:tcPr>
-            <w:tcW w:type="dxa" w:w="1688"/>
-          </w:tcPr>
-          <w:p>
-            <w:pPr>
-              <w:pStyle w:val="tablecopy"/>
-            </w:pPr>
-            <w:r>
-              <w:t>0.9958</w:t>
+              <w:t>90.15</w:t>
+            </w:r>
+          </w:p>
+        </w:tc>
+        <w:tc>
+          <w:tcPr>
+            <w:tcW w:type="dxa" w:w="1688"/>
+          </w:tcPr>
+          <w:p>
+            <w:pPr>
+              <w:pStyle w:val="tablecopy"/>
+            </w:pPr>
+            <w:r>
+              <w:t>100.00</w:t>
+            </w:r>
+          </w:p>
+        </w:tc>
+        <w:tc>
+          <w:tcPr>
+            <w:tcW w:type="dxa" w:w="1688"/>
+          </w:tcPr>
+          <w:p>
+            <w:pPr>
+              <w:pStyle w:val="tablecopy"/>
+            </w:pPr>
+            <w:r>
+              <w:t>94.82</w:t>
+            </w:r>
+          </w:p>
+        </w:tc>
+        <w:tc>
+          <w:tcPr>
+            <w:tcW w:type="dxa" w:w="1688"/>
+          </w:tcPr>
+          <w:p>
+            <w:pPr>
+              <w:pStyle w:val="tablecopy"/>
+            </w:pPr>
+            <w:r>
+              <w:t>99.58</w:t>
             </w:r>
           </w:p>
         </w:tc>
@@ -3370,46 +3370,46 @@
               <w:pStyle w:val="tablecopy"/>
             </w:pPr>
             <w:r>
-              <w:t>0.8985</w:t>
-            </w:r>
-          </w:p>
-        </w:tc>
-        <w:tc>
-          <w:tcPr>
-            <w:tcW w:type="dxa" w:w="1688"/>
-          </w:tcPr>
-          <w:p>
-            <w:pPr>
-              <w:pStyle w:val="tablecopy"/>
-            </w:pPr>
-            <w:r>
-              <w:t>1.0000</w:t>
-            </w:r>
-          </w:p>
-        </w:tc>
-        <w:tc>
-          <w:tcPr>
-            <w:tcW w:type="dxa" w:w="1688"/>
-          </w:tcPr>
-          <w:p>
-            <w:pPr>
-              <w:pStyle w:val="tablecopy"/>
-            </w:pPr>
-            <w:r>
-              <w:t>0.9465</w:t>
-            </w:r>
-          </w:p>
-        </w:tc>
-        <w:tc>
-          <w:tcPr>
-            <w:tcW w:type="dxa" w:w="1688"/>
-          </w:tcPr>
-          <w:p>
-            <w:pPr>
-              <w:pStyle w:val="tablecopy"/>
-            </w:pPr>
-            <w:r>
-              <w:t>0.9953</w:t>
+              <w:t>89.85</w:t>
+            </w:r>
+          </w:p>
+        </w:tc>
+        <w:tc>
+          <w:tcPr>
+            <w:tcW w:type="dxa" w:w="1688"/>
+          </w:tcPr>
+          <w:p>
+            <w:pPr>
+              <w:pStyle w:val="tablecopy"/>
+            </w:pPr>
+            <w:r>
+              <w:t>100.00</w:t>
+            </w:r>
+          </w:p>
+        </w:tc>
+        <w:tc>
+          <w:tcPr>
+            <w:tcW w:type="dxa" w:w="1688"/>
+          </w:tcPr>
+          <w:p>
+            <w:pPr>
+              <w:pStyle w:val="tablecopy"/>
+            </w:pPr>
+            <w:r>
+              <w:t>94.65</w:t>
+            </w:r>
+          </w:p>
+        </w:tc>
+        <w:tc>
+          <w:tcPr>
+            <w:tcW w:type="dxa" w:w="1688"/>
+          </w:tcPr>
+          <w:p>
+            <w:pPr>
+              <w:pStyle w:val="tablecopy"/>
+            </w:pPr>
+            <w:r>
+              <w:t>99.53</w:t>
             </w:r>
           </w:p>
         </w:tc>
@@ -3450,46 +3450,46 @@
               <w:pStyle w:val="tablecopy"/>
             </w:pPr>
             <w:r>
-              <w:t>0.9072</w:t>
-            </w:r>
-          </w:p>
-        </w:tc>
-        <w:tc>
-          <w:tcPr>
-            <w:tcW w:type="dxa" w:w="1688"/>
-          </w:tcPr>
-          <w:p>
-            <w:pPr>
-              <w:pStyle w:val="tablecopy"/>
-            </w:pPr>
-            <w:r>
-              <w:t>1.0000</w:t>
-            </w:r>
-          </w:p>
-        </w:tc>
-        <w:tc>
-          <w:tcPr>
-            <w:tcW w:type="dxa" w:w="1688"/>
-          </w:tcPr>
-          <w:p>
-            <w:pPr>
-              <w:pStyle w:val="tablecopy"/>
-            </w:pPr>
-            <w:r>
-              <w:t>0.9513</w:t>
-            </w:r>
-          </w:p>
-        </w:tc>
-        <w:tc>
-          <w:tcPr>
-            <w:tcW w:type="dxa" w:w="1688"/>
-          </w:tcPr>
-          <w:p>
-            <w:pPr>
-              <w:pStyle w:val="tablecopy"/>
-            </w:pPr>
-            <w:r>
-              <w:t>0.9966</w:t>
+              <w:t>90.72</w:t>
+            </w:r>
+          </w:p>
+        </w:tc>
+        <w:tc>
+          <w:tcPr>
+            <w:tcW w:type="dxa" w:w="1688"/>
+          </w:tcPr>
+          <w:p>
+            <w:pPr>
+              <w:pStyle w:val="tablecopy"/>
+            </w:pPr>
+            <w:r>
+              <w:t>100.00</w:t>
+            </w:r>
+          </w:p>
+        </w:tc>
+        <w:tc>
+          <w:tcPr>
+            <w:tcW w:type="dxa" w:w="1688"/>
+          </w:tcPr>
+          <w:p>
+            <w:pPr>
+              <w:pStyle w:val="tablecopy"/>
+            </w:pPr>
+            <w:r>
+              <w:t>95.13</w:t>
+            </w:r>
+          </w:p>
+        </w:tc>
+        <w:tc>
+          <w:tcPr>
+            <w:tcW w:type="dxa" w:w="1688"/>
+          </w:tcPr>
+          <w:p>
+            <w:pPr>
+              <w:pStyle w:val="tablecopy"/>
+            </w:pPr>
+            <w:r>
+              <w:t>99.66</w:t>
             </w:r>
           </w:p>
         </w:tc>
@@ -3530,46 +3530,46 @@
               <w:pStyle w:val="tablecopy"/>
             </w:pPr>
             <w:r>
-              <w:t>0.9134</w:t>
-            </w:r>
-          </w:p>
-        </w:tc>
-        <w:tc>
-          <w:tcPr>
-            <w:tcW w:type="dxa" w:w="1688"/>
-          </w:tcPr>
-          <w:p>
-            <w:pPr>
-              <w:pStyle w:val="tablecopy"/>
-            </w:pPr>
-            <w:r>
-              <w:t>1.0000</w:t>
-            </w:r>
-          </w:p>
-        </w:tc>
-        <w:tc>
-          <w:tcPr>
-            <w:tcW w:type="dxa" w:w="1688"/>
-          </w:tcPr>
-          <w:p>
-            <w:pPr>
-              <w:pStyle w:val="tablecopy"/>
-            </w:pPr>
-            <w:r>
-              <w:t>0.9547</w:t>
-            </w:r>
-          </w:p>
-        </w:tc>
-        <w:tc>
-          <w:tcPr>
-            <w:tcW w:type="dxa" w:w="1688"/>
-          </w:tcPr>
-          <w:p>
-            <w:pPr>
-              <w:pStyle w:val="tablecopy"/>
-            </w:pPr>
-            <w:r>
-              <w:t>0.9975</w:t>
+              <w:t>91.34</w:t>
+            </w:r>
+          </w:p>
+        </w:tc>
+        <w:tc>
+          <w:tcPr>
+            <w:tcW w:type="dxa" w:w="1688"/>
+          </w:tcPr>
+          <w:p>
+            <w:pPr>
+              <w:pStyle w:val="tablecopy"/>
+            </w:pPr>
+            <w:r>
+              <w:t>100.00</w:t>
+            </w:r>
+          </w:p>
+        </w:tc>
+        <w:tc>
+          <w:tcPr>
+            <w:tcW w:type="dxa" w:w="1688"/>
+          </w:tcPr>
+          <w:p>
+            <w:pPr>
+              <w:pStyle w:val="tablecopy"/>
+            </w:pPr>
+            <w:r>
+              <w:t>95.47</w:t>
+            </w:r>
+          </w:p>
+        </w:tc>
+        <w:tc>
+          <w:tcPr>
+            <w:tcW w:type="dxa" w:w="1688"/>
+          </w:tcPr>
+          <w:p>
+            <w:pPr>
+              <w:pStyle w:val="tablecopy"/>
+            </w:pPr>
+            <w:r>
+              <w:t>99.75</w:t>
             </w:r>
           </w:p>
         </w:tc>
@@ -3610,46 +3610,46 @@
               <w:pStyle w:val="tablecopy"/>
             </w:pPr>
             <w:r>
-              <w:t>0.9485</w:t>
-            </w:r>
-          </w:p>
-        </w:tc>
-        <w:tc>
-          <w:tcPr>
-            <w:tcW w:type="dxa" w:w="1688"/>
-          </w:tcPr>
-          <w:p>
-            <w:pPr>
-              <w:pStyle w:val="tablecopy"/>
-            </w:pPr>
-            <w:r>
-              <w:t>1.0000</w:t>
-            </w:r>
-          </w:p>
-        </w:tc>
-        <w:tc>
-          <w:tcPr>
-            <w:tcW w:type="dxa" w:w="1688"/>
-          </w:tcPr>
-          <w:p>
-            <w:pPr>
-              <w:pStyle w:val="tablecopy"/>
-            </w:pPr>
-            <w:r>
-              <w:t>0.9736</w:t>
-            </w:r>
-          </w:p>
-        </w:tc>
-        <w:tc>
-          <w:tcPr>
-            <w:tcW w:type="dxa" w:w="1688"/>
-          </w:tcPr>
-          <w:p>
-            <w:pPr>
-              <w:pStyle w:val="tablecopy"/>
-            </w:pPr>
-            <w:r>
-              <w:t>0.9972</w:t>
+              <w:t>94.85</w:t>
+            </w:r>
+          </w:p>
+        </w:tc>
+        <w:tc>
+          <w:tcPr>
+            <w:tcW w:type="dxa" w:w="1688"/>
+          </w:tcPr>
+          <w:p>
+            <w:pPr>
+              <w:pStyle w:val="tablecopy"/>
+            </w:pPr>
+            <w:r>
+              <w:t>100.00</w:t>
+            </w:r>
+          </w:p>
+        </w:tc>
+        <w:tc>
+          <w:tcPr>
+            <w:tcW w:type="dxa" w:w="1688"/>
+          </w:tcPr>
+          <w:p>
+            <w:pPr>
+              <w:pStyle w:val="tablecopy"/>
+            </w:pPr>
+            <w:r>
+              <w:t>97.36</w:t>
+            </w:r>
+          </w:p>
+        </w:tc>
+        <w:tc>
+          <w:tcPr>
+            <w:tcW w:type="dxa" w:w="1688"/>
+          </w:tcPr>
+          <w:p>
+            <w:pPr>
+              <w:pStyle w:val="tablecopy"/>
+            </w:pPr>
+            <w:r>
+              <w:t>99.72</w:t>
             </w:r>
           </w:p>
         </w:tc>
@@ -3690,46 +3690,46 @@
               <w:pStyle w:val="tablecopy"/>
             </w:pPr>
             <w:r>
-              <w:t>0.9562</w:t>
-            </w:r>
-          </w:p>
-        </w:tc>
-        <w:tc>
-          <w:tcPr>
-            <w:tcW w:type="dxa" w:w="1688"/>
-          </w:tcPr>
-          <w:p>
-            <w:pPr>
-              <w:pStyle w:val="tablecopy"/>
-            </w:pPr>
-            <w:r>
-              <w:t>1.0000</w:t>
-            </w:r>
-          </w:p>
-        </w:tc>
-        <w:tc>
-          <w:tcPr>
-            <w:tcW w:type="dxa" w:w="1688"/>
-          </w:tcPr>
-          <w:p>
-            <w:pPr>
-              <w:pStyle w:val="tablecopy"/>
-            </w:pPr>
-            <w:r>
-              <w:t>0.9776</w:t>
-            </w:r>
-          </w:p>
-        </w:tc>
-        <w:tc>
-          <w:tcPr>
-            <w:tcW w:type="dxa" w:w="1688"/>
-          </w:tcPr>
-          <w:p>
-            <w:pPr>
-              <w:pStyle w:val="tablecopy"/>
-            </w:pPr>
-            <w:r>
-              <w:t>0.9982</w:t>
+              <w:t>95.62</w:t>
+            </w:r>
+          </w:p>
+        </w:tc>
+        <w:tc>
+          <w:tcPr>
+            <w:tcW w:type="dxa" w:w="1688"/>
+          </w:tcPr>
+          <w:p>
+            <w:pPr>
+              <w:pStyle w:val="tablecopy"/>
+            </w:pPr>
+            <w:r>
+              <w:t>100.00</w:t>
+            </w:r>
+          </w:p>
+        </w:tc>
+        <w:tc>
+          <w:tcPr>
+            <w:tcW w:type="dxa" w:w="1688"/>
+          </w:tcPr>
+          <w:p>
+            <w:pPr>
+              <w:pStyle w:val="tablecopy"/>
+            </w:pPr>
+            <w:r>
+              <w:t>97.76</w:t>
+            </w:r>
+          </w:p>
+        </w:tc>
+        <w:tc>
+          <w:tcPr>
+            <w:tcW w:type="dxa" w:w="1688"/>
+          </w:tcPr>
+          <w:p>
+            <w:pPr>
+              <w:pStyle w:val="tablecopy"/>
+            </w:pPr>
+            <w:r>
+              <w:t>99.82</w:t>
             </w:r>
           </w:p>
         </w:tc>
@@ -3770,46 +3770,46 @@
               <w:pStyle w:val="tablecopy"/>
             </w:pPr>
             <w:r>
-              <w:t>0.9535</w:t>
-            </w:r>
-          </w:p>
-        </w:tc>
-        <w:tc>
-          <w:tcPr>
-            <w:tcW w:type="dxa" w:w="1688"/>
-          </w:tcPr>
-          <w:p>
-            <w:pPr>
-              <w:pStyle w:val="tablecopy"/>
-            </w:pPr>
-            <w:r>
-              <w:t>1.0000</w:t>
-            </w:r>
-          </w:p>
-        </w:tc>
-        <w:tc>
-          <w:tcPr>
-            <w:tcW w:type="dxa" w:w="1688"/>
-          </w:tcPr>
-          <w:p>
-            <w:pPr>
-              <w:pStyle w:val="tablecopy"/>
-            </w:pPr>
-            <w:r>
-              <w:t>0.9762</w:t>
-            </w:r>
-          </w:p>
-        </w:tc>
-        <w:tc>
-          <w:tcPr>
-            <w:tcW w:type="dxa" w:w="1688"/>
-          </w:tcPr>
-          <w:p>
-            <w:pPr>
-              <w:pStyle w:val="tablecopy"/>
-            </w:pPr>
-            <w:r>
-              <w:t>0.9979</w:t>
+              <w:t>95.35</w:t>
+            </w:r>
+          </w:p>
+        </w:tc>
+        <w:tc>
+          <w:tcPr>
+            <w:tcW w:type="dxa" w:w="1688"/>
+          </w:tcPr>
+          <w:p>
+            <w:pPr>
+              <w:pStyle w:val="tablecopy"/>
+            </w:pPr>
+            <w:r>
+              <w:t>100.00</w:t>
+            </w:r>
+          </w:p>
+        </w:tc>
+        <w:tc>
+          <w:tcPr>
+            <w:tcW w:type="dxa" w:w="1688"/>
+          </w:tcPr>
+          <w:p>
+            <w:pPr>
+              <w:pStyle w:val="tablecopy"/>
+            </w:pPr>
+            <w:r>
+              <w:t>97.62</w:t>
+            </w:r>
+          </w:p>
+        </w:tc>
+        <w:tc>
+          <w:tcPr>
+            <w:tcW w:type="dxa" w:w="1688"/>
+          </w:tcPr>
+          <w:p>
+            <w:pPr>
+              <w:pStyle w:val="tablecopy"/>
+            </w:pPr>
+            <w:r>
+              <w:t>99.79</w:t>
             </w:r>
           </w:p>
         </w:tc>
@@ -3850,46 +3850,46 @@
               <w:pStyle w:val="tablecopy"/>
             </w:pPr>
             <w:r>
-              <w:t>0.9602</w:t>
-            </w:r>
-          </w:p>
-        </w:tc>
-        <w:tc>
-          <w:tcPr>
-            <w:tcW w:type="dxa" w:w="1688"/>
-          </w:tcPr>
-          <w:p>
-            <w:pPr>
-              <w:pStyle w:val="tablecopy"/>
-            </w:pPr>
-            <w:r>
-              <w:t>1.0000</w:t>
-            </w:r>
-          </w:p>
-        </w:tc>
-        <w:tc>
-          <w:tcPr>
-            <w:tcW w:type="dxa" w:w="1688"/>
-          </w:tcPr>
-          <w:p>
-            <w:pPr>
-              <w:pStyle w:val="tablecopy"/>
-            </w:pPr>
-            <w:r>
-              <w:t>0.9797</w:t>
-            </w:r>
-          </w:p>
-        </w:tc>
-        <w:tc>
-          <w:tcPr>
-            <w:tcW w:type="dxa" w:w="1688"/>
-          </w:tcPr>
-          <w:p>
-            <w:pPr>
-              <w:pStyle w:val="tablecopy"/>
-            </w:pPr>
-            <w:r>
-              <w:t>0.9987</w:t>
+              <w:t>96.02</w:t>
+            </w:r>
+          </w:p>
+        </w:tc>
+        <w:tc>
+          <w:tcPr>
+            <w:tcW w:type="dxa" w:w="1688"/>
+          </w:tcPr>
+          <w:p>
+            <w:pPr>
+              <w:pStyle w:val="tablecopy"/>
+            </w:pPr>
+            <w:r>
+              <w:t>100.00</w:t>
+            </w:r>
+          </w:p>
+        </w:tc>
+        <w:tc>
+          <w:tcPr>
+            <w:tcW w:type="dxa" w:w="1688"/>
+          </w:tcPr>
+          <w:p>
+            <w:pPr>
+              <w:pStyle w:val="tablecopy"/>
+            </w:pPr>
+            <w:r>
+              <w:t>97.97</w:t>
+            </w:r>
+          </w:p>
+        </w:tc>
+        <w:tc>
+          <w:tcPr>
+            <w:tcW w:type="dxa" w:w="1688"/>
+          </w:tcPr>
+          <w:p>
+            <w:pPr>
+              <w:pStyle w:val="tablecopy"/>
+            </w:pPr>
+            <w:r>
+              <w:t>99.87</w:t>
             </w:r>
           </w:p>
         </w:tc>
@@ -3930,46 +3930,46 @@
               <w:pStyle w:val="tablecopy"/>
             </w:pPr>
             <w:r>
-              <w:t>0.9642</w:t>
-            </w:r>
-          </w:p>
-        </w:tc>
-        <w:tc>
-          <w:tcPr>
-            <w:tcW w:type="dxa" w:w="1688"/>
-          </w:tcPr>
-          <w:p>
-            <w:pPr>
-              <w:pStyle w:val="tablecopy"/>
-            </w:pPr>
-            <w:r>
-              <w:t>1.0000</w:t>
-            </w:r>
-          </w:p>
-        </w:tc>
-        <w:tc>
-          <w:tcPr>
-            <w:tcW w:type="dxa" w:w="1688"/>
-          </w:tcPr>
-          <w:p>
-            <w:pPr>
-              <w:pStyle w:val="tablecopy"/>
-            </w:pPr>
-            <w:r>
-              <w:t>0.9818</w:t>
-            </w:r>
-          </w:p>
-        </w:tc>
-        <w:tc>
-          <w:tcPr>
-            <w:tcW w:type="dxa" w:w="1688"/>
-          </w:tcPr>
-          <w:p>
-            <w:pPr>
-              <w:pStyle w:val="tablecopy"/>
-            </w:pPr>
-            <w:r>
-              <w:t>0.9992</w:t>
+              <w:t>96.42</w:t>
+            </w:r>
+          </w:p>
+        </w:tc>
+        <w:tc>
+          <w:tcPr>
+            <w:tcW w:type="dxa" w:w="1688"/>
+          </w:tcPr>
+          <w:p>
+            <w:pPr>
+              <w:pStyle w:val="tablecopy"/>
+            </w:pPr>
+            <w:r>
+              <w:t>100.00</w:t>
+            </w:r>
+          </w:p>
+        </w:tc>
+        <w:tc>
+          <w:tcPr>
+            <w:tcW w:type="dxa" w:w="1688"/>
+          </w:tcPr>
+          <w:p>
+            <w:pPr>
+              <w:pStyle w:val="tablecopy"/>
+            </w:pPr>
+            <w:r>
+              <w:t>98.18</w:t>
+            </w:r>
+          </w:p>
+        </w:tc>
+        <w:tc>
+          <w:tcPr>
+            <w:tcW w:type="dxa" w:w="1688"/>
+          </w:tcPr>
+          <w:p>
+            <w:pPr>
+              <w:pStyle w:val="tablecopy"/>
+            </w:pPr>
+            <w:r>
+              <w:t>99.92</w:t>
             </w:r>
           </w:p>
         </w:tc>
@@ -3988,7 +3988,7 @@
         <w:pStyle w:val="a3"/>
       </w:pPr>
       <w:r>
-        <w:t>As reported in Table I, introducing the temporal adapter C (M1) consistently enhances precision and F1 over base TranAD (M0) across all eight datasets. While adding feature gating G in isolation (M2) causes a slight reduction in F1, combining G with the trainable phase blend E in M3 substantially improves performance beyond M1. Finally, incorporating adaptive Top-K aggregation (M4) achieves the highest F1 score across all eight benchmarks, demonstrating the cumulative benefit of the modular extensions.</w:t>
+        <w:t>As reported in Table I, introducing the temporal adapter C (M1) consistently enhances precision and F1 over base TranAD (M0) across all eight datasets (e.g., F1 rises from 80.88% to 81.39% on SWaT, and from 94.81% to 95.24% on SMD). While adding feature gating G in isolation (M2) causes a slight reduction in F1, combining G with the trainable phase blend E in M3 substantially improves performance beyond M1. Finally, incorporating adaptive Top-K aggregation (M4) achieves the highest F1 score across all eight benchmarks, demonstrating the cumulative benefit of the modular extensions.</w:t>
       </w:r>
     </w:p>
     <w:p>
@@ -4004,7 +4004,7 @@
         <w:pStyle w:val="tablehead"/>
       </w:pPr>
       <w:r>
-        <w:t>TABLE II. PERFORMANCE COMPARISON ACROSS BENCHMARK DATASETS</w:t>
+        <w:t>TABLE II. PERFORMANCE COMPARISON ACROSS BENCHMARK DATASETS (F1 SCORES %)</w:t>
       </w:r>
     </w:p>
     <w:tbl>
@@ -4046,7 +4046,7 @@
               <w:pStyle w:val="tablecolhead"/>
             </w:pPr>
             <w:r>
-              <w:t>NAB (F1)</w:t>
+              <w:t>NAB</w:t>
             </w:r>
           </w:p>
         </w:tc>
@@ -4059,7 +4059,7 @@
               <w:pStyle w:val="tablecolhead"/>
             </w:pPr>
             <w:r>
-              <w:t>UCR (F1)</w:t>
+              <w:t>UCR</w:t>
             </w:r>
           </w:p>
         </w:tc>
@@ -4072,7 +4072,7 @@
               <w:pStyle w:val="tablecolhead"/>
             </w:pPr>
             <w:r>
-              <w:t>MBA (F1)</w:t>
+              <w:t>MBA</w:t>
             </w:r>
           </w:p>
         </w:tc>
@@ -4085,7 +4085,7 @@
               <w:pStyle w:val="tablecolhead"/>
             </w:pPr>
             <w:r>
-              <w:t>SMD (F1)</w:t>
+              <w:t>SMD</w:t>
             </w:r>
           </w:p>
         </w:tc>
@@ -4098,7 +4098,7 @@
               <w:pStyle w:val="tablecolhead"/>
             </w:pPr>
             <w:r>
-              <w:t>SMAP (F1)</w:t>
+              <w:t>SMAP</w:t>
             </w:r>
           </w:p>
         </w:tc>
@@ -4111,7 +4111,7 @@
               <w:pStyle w:val="tablecolhead"/>
             </w:pPr>
             <w:r>
-              <w:t>MSL (F1)</w:t>
+              <w:t>MSL</w:t>
             </w:r>
           </w:p>
         </w:tc>
@@ -4124,7 +4124,7 @@
               <w:pStyle w:val="tablecolhead"/>
             </w:pPr>
             <w:r>
-              <w:t>SWaT (F1)</w:t>
+              <w:t>SWaT</w:t>
             </w:r>
           </w:p>
         </w:tc>
@@ -4137,7 +4137,7 @@
               <w:pStyle w:val="tablecolhead"/>
             </w:pPr>
             <w:r>
-              <w:t>Synthetic (F1)</w:t>
+              <w:t>Synthetic</w:t>
             </w:r>
           </w:p>
         </w:tc>
@@ -4152,7 +4152,7 @@
               <w:pStyle w:val="tablecopy"/>
             </w:pPr>
             <w:r>
-              <w:t>MERLIN</w:t>
+              <w:t>MERLIN [17]</w:t>
             </w:r>
           </w:p>
         </w:tc>
@@ -4165,7 +4165,7 @@
               <w:pStyle w:val="tablecopy"/>
             </w:pPr>
             <w:r>
-              <w:t>0.7619</w:t>
+              <w:t>76.19</w:t>
             </w:r>
           </w:p>
         </w:tc>
@@ -4178,7 +4178,7 @@
               <w:pStyle w:val="tablecopy"/>
             </w:pPr>
             <w:r>
-              <w:t>0.7773</w:t>
+              <w:t>77.73</w:t>
             </w:r>
           </w:p>
         </w:tc>
@@ -4191,7 +4191,7 @@
               <w:pStyle w:val="tablecopy"/>
             </w:pPr>
             <w:r>
-              <w:t>0.6555</w:t>
+              <w:t>65.55</w:t>
             </w:r>
           </w:p>
         </w:tc>
@@ -4204,7 +4204,7 @@
               <w:pStyle w:val="tablecopy"/>
             </w:pPr>
             <w:r>
-              <w:t>0.3842</w:t>
+              <w:t>38.42</w:t>
             </w:r>
           </w:p>
         </w:tc>
@@ -4217,7 +4217,7 @@
               <w:pStyle w:val="tablecopy"/>
             </w:pPr>
             <w:r>
-              <w:t>0.2725</w:t>
+              <w:t>27.25</w:t>
             </w:r>
           </w:p>
         </w:tc>
@@ -4230,7 +4230,7 @@
               <w:pStyle w:val="tablecopy"/>
             </w:pPr>
             <w:r>
-              <w:t>0.3345</w:t>
+              <w:t>33.45</w:t>
             </w:r>
           </w:p>
         </w:tc>
@@ -4243,7 +4243,7 @@
               <w:pStyle w:val="tablecopy"/>
             </w:pPr>
             <w:r>
-              <w:t>0.3669</w:t>
+              <w:t>36.69</w:t>
             </w:r>
           </w:p>
         </w:tc>
@@ -4256,7 +4256,7 @@
               <w:pStyle w:val="tablecopy"/>
             </w:pPr>
             <w:r>
-              <w:t>0.1137</w:t>
+              <w:t>11.37</w:t>
             </w:r>
           </w:p>
         </w:tc>
@@ -4271,7 +4271,7 @@
               <w:pStyle w:val="tablecopy"/>
             </w:pPr>
             <w:r>
-              <w:t>DAGMM</w:t>
+              <w:t>DAGMM [18]</w:t>
             </w:r>
           </w:p>
         </w:tc>
@@ -4284,7 +4284,7 @@
               <w:pStyle w:val="tablecopy"/>
             </w:pPr>
             <w:r>
-              <w:t>0.7453</w:t>
+              <w:t>74.53</w:t>
             </w:r>
           </w:p>
         </w:tc>
@@ -4297,7 +4297,7 @@
               <w:pStyle w:val="tablecopy"/>
             </w:pPr>
             <w:r>
-              <w:t>0.6890</w:t>
+              <w:t>68.90</w:t>
             </w:r>
           </w:p>
         </w:tc>
@@ -4310,7 +4310,7 @@
               <w:pStyle w:val="tablecopy"/>
             </w:pPr>
             <w:r>
-              <w:t>0.9683</w:t>
+              <w:t>96.83</w:t>
             </w:r>
           </w:p>
         </w:tc>
@@ -4323,7 +4323,7 @@
               <w:pStyle w:val="tablecopy"/>
             </w:pPr>
             <w:r>
-              <w:t>0.9491</w:t>
+              <w:t>94.91</w:t>
             </w:r>
           </w:p>
         </w:tc>
@@ -4336,7 +4336,7 @@
               <w:pStyle w:val="tablecopy"/>
             </w:pPr>
             <w:r>
-              <w:t>0.8888</w:t>
+              <w:t>88.88</w:t>
             </w:r>
           </w:p>
         </w:tc>
@@ -4349,7 +4349,7 @@
               <w:pStyle w:val="tablecopy"/>
             </w:pPr>
             <w:r>
-              <w:t>0.8482</w:t>
+              <w:t>84.82</w:t>
             </w:r>
           </w:p>
         </w:tc>
@@ -4362,7 +4362,7 @@
               <w:pStyle w:val="tablecopy"/>
             </w:pPr>
             <w:r>
-              <w:t>0.8128</w:t>
+              <w:t>81.28</w:t>
             </w:r>
           </w:p>
         </w:tc>
@@ -4375,7 +4375,7 @@
               <w:pStyle w:val="tablecopy"/>
             </w:pPr>
             <w:r>
-              <w:t>0.9776</w:t>
+              <w:t>97.76</w:t>
             </w:r>
           </w:p>
         </w:tc>
@@ -4390,7 +4390,7 @@
               <w:pStyle w:val="tablecopy"/>
             </w:pPr>
             <w:r>
-              <w:t>MSCRED</w:t>
+              <w:t>MSCRED [19]</w:t>
             </w:r>
           </w:p>
         </w:tc>
@@ -4403,7 +4403,7 @@
               <w:pStyle w:val="tablecopy"/>
             </w:pPr>
             <w:r>
-              <w:t>0.7502</w:t>
+              <w:t>75.02</w:t>
             </w:r>
           </w:p>
         </w:tc>
@@ -4416,7 +4416,7 @@
               <w:pStyle w:val="tablecopy"/>
             </w:pPr>
             <w:r>
-              <w:t>0.6976</w:t>
+              <w:t>69.76</w:t>
             </w:r>
           </w:p>
         </w:tc>
@@ -4429,7 +4429,7 @@
               <w:pStyle w:val="tablecopy"/>
             </w:pPr>
             <w:r>
-              <w:t>0.9623</w:t>
+              <w:t>96.23</w:t>
             </w:r>
           </w:p>
         </w:tc>
@@ -4442,7 +4442,7 @@
               <w:pStyle w:val="tablecopy"/>
             </w:pPr>
             <w:r>
-              <w:t>0.8414</w:t>
+              <w:t>84.14</w:t>
             </w:r>
           </w:p>
         </w:tc>
@@ -4455,7 +4455,7 @@
               <w:pStyle w:val="tablecopy"/>
             </w:pPr>
             <w:r>
-              <w:t>0.8664</w:t>
+              <w:t>86.64</w:t>
             </w:r>
           </w:p>
         </w:tc>
@@ -4468,7 +4468,7 @@
               <w:pStyle w:val="tablecopy"/>
             </w:pPr>
             <w:r>
-              <w:t>0.9363</w:t>
+              <w:t>93.63</w:t>
             </w:r>
           </w:p>
         </w:tc>
@@ -4481,7 +4481,7 @@
               <w:pStyle w:val="tablecopy"/>
             </w:pPr>
             <w:r>
-              <w:t>0.8072</w:t>
+              <w:t>80.72</w:t>
             </w:r>
           </w:p>
         </w:tc>
@@ -4494,7 +4494,7 @@
               <w:pStyle w:val="tablecopy"/>
             </w:pPr>
             <w:r>
-              <w:t>0.9826</w:t>
+              <w:t>98.26</w:t>
             </w:r>
           </w:p>
         </w:tc>
@@ -4509,7 +4509,7 @@
               <w:pStyle w:val="tablecopy"/>
             </w:pPr>
             <w:r>
-              <w:t>MAD-GAN</w:t>
+              <w:t>MAD-GAN [5]</w:t>
             </w:r>
           </w:p>
         </w:tc>
@@ -4522,7 +4522,7 @@
               <w:pStyle w:val="tablecopy"/>
             </w:pPr>
             <w:r>
-              <w:t>0.7752</w:t>
+              <w:t>77.52</w:t>
             </w:r>
           </w:p>
         </w:tc>
@@ -4535,7 +4535,7 @@
               <w:pStyle w:val="tablecopy"/>
             </w:pPr>
             <w:r>
-              <w:t>0.9165</w:t>
+              <w:t>91.65</w:t>
             </w:r>
           </w:p>
         </w:tc>
@@ -4548,7 +4548,7 @@
               <w:pStyle w:val="tablecopy"/>
             </w:pPr>
             <w:r>
-              <w:t>0.9689</w:t>
+              <w:t>96.89</w:t>
             </w:r>
           </w:p>
         </w:tc>
@@ -4561,7 +4561,7 @@
               <w:pStyle w:val="tablecopy"/>
             </w:pPr>
             <w:r>
-              <w:t>0.9150</w:t>
+              <w:t>91.50</w:t>
             </w:r>
           </w:p>
         </w:tc>
@@ -4574,7 +4574,7 @@
               <w:pStyle w:val="tablecopy"/>
             </w:pPr>
             <w:r>
-              <w:t>0.8654</w:t>
+              <w:t>86.54</w:t>
             </w:r>
           </w:p>
         </w:tc>
@@ -4587,7 +4587,7 @@
               <w:pStyle w:val="tablecopy"/>
             </w:pPr>
             <w:r>
-              <w:t>0.9169</w:t>
+              <w:t>91.69</w:t>
             </w:r>
           </w:p>
         </w:tc>
@@ -4600,7 +4600,7 @@
               <w:pStyle w:val="tablecopy"/>
             </w:pPr>
             <w:r>
-              <w:t>0.8065</w:t>
+              <w:t>80.65</w:t>
             </w:r>
           </w:p>
         </w:tc>
@@ -4613,7 +4613,7 @@
               <w:pStyle w:val="tablecopy"/>
             </w:pPr>
             <w:r>
-              <w:t>0.9856</w:t>
+              <w:t>98.56</w:t>
             </w:r>
           </w:p>
         </w:tc>
@@ -4628,7 +4628,7 @@
               <w:pStyle w:val="tablecopy"/>
             </w:pPr>
             <w:r>
-              <w:t>USAD</w:t>
+              <w:t>USAD [6]</w:t>
             </w:r>
           </w:p>
         </w:tc>
@@ -4641,7 +4641,7 @@
               <w:pStyle w:val="tablecopy"/>
             </w:pPr>
             <w:r>
-              <w:t>0.7442</w:t>
+              <w:t>74.42</w:t>
             </w:r>
           </w:p>
         </w:tc>
@@ -4654,7 +4654,7 @@
               <w:pStyle w:val="tablecopy"/>
             </w:pPr>
             <w:r>
-              <w:t>0.9447</w:t>
+              <w:t>94.47</w:t>
             </w:r>
           </w:p>
         </w:tc>
@@ -4667,7 +4667,7 @@
               <w:pStyle w:val="tablecopy"/>
             </w:pPr>
             <w:r>
-              <w:t>0.9443</w:t>
+              <w:t>94.43</w:t>
             </w:r>
           </w:p>
         </w:tc>
@@ -4680,7 +4680,7 @@
               <w:pStyle w:val="tablecopy"/>
             </w:pPr>
             <w:r>
-              <w:t>0.9495</w:t>
+              <w:t>94.95</w:t>
             </w:r>
           </w:p>
         </w:tc>
@@ -4693,7 +4693,7 @@
               <w:pStyle w:val="tablecopy"/>
             </w:pPr>
             <w:r>
-              <w:t>0.8419</w:t>
+              <w:t>84.19</w:t>
             </w:r>
           </w:p>
         </w:tc>
@@ -4706,7 +4706,7 @@
               <w:pStyle w:val="tablecopy"/>
             </w:pPr>
             <w:r>
-              <w:t>0.8822</w:t>
+              <w:t>88.22</w:t>
             </w:r>
           </w:p>
         </w:tc>
@@ -4719,7 +4719,7 @@
               <w:pStyle w:val="tablecopy"/>
             </w:pPr>
             <w:r>
-              <w:t>0.8143</w:t>
+              <w:t>81.43</w:t>
             </w:r>
           </w:p>
         </w:tc>
@@ -4732,7 +4732,7 @@
               <w:pStyle w:val="tablecopy"/>
             </w:pPr>
             <w:r>
-              <w:t>0.9776</w:t>
+              <w:t>97.76</w:t>
             </w:r>
           </w:p>
         </w:tc>
@@ -4747,7 +4747,7 @@
               <w:pStyle w:val="tablecopy"/>
             </w:pPr>
             <w:r>
-              <w:t>MTAD-GAT</w:t>
+              <w:t>MTAD-GAT [7]</w:t>
             </w:r>
           </w:p>
         </w:tc>
@@ -4760,7 +4760,7 @@
               <w:pStyle w:val="tablecopy"/>
             </w:pPr>
             <w:r>
-              <w:t>0.7804</w:t>
+              <w:t>78.04</w:t>
             </w:r>
           </w:p>
         </w:tc>
@@ -4773,7 +4773,7 @@
               <w:pStyle w:val="tablecopy"/>
             </w:pPr>
             <w:r>
-              <w:t>0.8761</w:t>
+              <w:t>87.61</w:t>
             </w:r>
           </w:p>
         </w:tc>
@@ -4786,7 +4786,7 @@
               <w:pStyle w:val="tablecopy"/>
             </w:pPr>
             <w:r>
-              <w:t>0.9484</w:t>
+              <w:t>94.84</w:t>
             </w:r>
           </w:p>
         </w:tc>
@@ -4799,7 +4799,7 @@
               <w:pStyle w:val="tablecopy"/>
             </w:pPr>
             <w:r>
-              <w:t>0.8683</w:t>
+              <w:t>86.83</w:t>
             </w:r>
           </w:p>
         </w:tc>
@@ -4812,7 +4812,7 @@
               <w:pStyle w:val="tablecopy"/>
             </w:pPr>
             <w:r>
-              <w:t>0.8880</w:t>
+              <w:t>88.80</w:t>
             </w:r>
           </w:p>
         </w:tc>
@@ -4825,7 +4825,7 @@
               <w:pStyle w:val="tablecopy"/>
             </w:pPr>
             <w:r>
-              <w:t>0.8768</w:t>
+              <w:t>87.68</w:t>
             </w:r>
           </w:p>
         </w:tc>
@@ -4838,7 +4838,7 @@
               <w:pStyle w:val="tablecopy"/>
             </w:pPr>
             <w:r>
-              <w:t>0.8109</w:t>
+              <w:t>81.09</w:t>
             </w:r>
           </w:p>
         </w:tc>
@@ -4851,7 +4851,7 @@
               <w:pStyle w:val="tablecopy"/>
             </w:pPr>
             <w:r>
-              <w:t>0.8799</w:t>
+              <w:t>87.99</w:t>
             </w:r>
           </w:p>
         </w:tc>
@@ -4866,7 +4866,7 @@
               <w:pStyle w:val="tablecopy"/>
             </w:pPr>
             <w:r>
-              <w:t>CAE-M</w:t>
+              <w:t>CAE-M [20]</w:t>
             </w:r>
           </w:p>
         </w:tc>
@@ -4879,7 +4879,7 @@
               <w:pStyle w:val="tablecopy"/>
             </w:pPr>
             <w:r>
-              <w:t>0.7968</w:t>
+              <w:t>79.68</w:t>
             </w:r>
           </w:p>
         </w:tc>
@@ -4892,7 +4892,7 @@
               <w:pStyle w:val="tablecopy"/>
             </w:pPr>
             <w:r>
-              <w:t>0.8222</w:t>
+              <w:t>82.22</w:t>
             </w:r>
           </w:p>
         </w:tc>
@@ -4905,7 +4905,7 @@
               <w:pStyle w:val="tablecopy"/>
             </w:pPr>
             <w:r>
-              <w:t>0.9154</w:t>
+              <w:t>91.54</w:t>
             </w:r>
           </w:p>
         </w:tc>
@@ -4918,7 +4918,7 @@
               <w:pStyle w:val="tablecopy"/>
             </w:pPr>
             <w:r>
-              <w:t>0.9367</w:t>
+              <w:t>93.67</w:t>
             </w:r>
           </w:p>
         </w:tc>
@@ -4931,7 +4931,7 @@
               <w:pStyle w:val="tablecopy"/>
             </w:pPr>
             <w:r>
-              <w:t>0.8827</w:t>
+              <w:t>88.27</w:t>
             </w:r>
           </w:p>
         </w:tc>
@@ -4944,7 +4944,7 @@
               <w:pStyle w:val="tablecopy"/>
             </w:pPr>
             <w:r>
-              <w:t>0.8733</w:t>
+              <w:t>87.33</w:t>
             </w:r>
           </w:p>
         </w:tc>
@@ -4957,7 +4957,7 @@
               <w:pStyle w:val="tablecopy"/>
             </w:pPr>
             <w:r>
-              <w:t>0.8101</w:t>
+              <w:t>81.01</w:t>
             </w:r>
           </w:p>
         </w:tc>
@@ -4970,7 +4970,7 @@
               <w:pStyle w:val="tablecopy"/>
             </w:pPr>
             <w:r>
-              <w:t>0.9796</w:t>
+              <w:t>97.96</w:t>
             </w:r>
           </w:p>
         </w:tc>
@@ -4985,7 +4985,7 @@
               <w:pStyle w:val="tablecopy"/>
             </w:pPr>
             <w:r>
-              <w:t>GDN</w:t>
+              <w:t>GDN [8]</w:t>
             </w:r>
           </w:p>
         </w:tc>
@@ -4998,7 +4998,7 @@
               <w:pStyle w:val="tablecopy"/>
             </w:pPr>
             <w:r>
-              <w:t>0.7998</w:t>
+              <w:t>79.98</w:t>
             </w:r>
           </w:p>
         </w:tc>
@@ -5011,7 +5011,7 @@
               <w:pStyle w:val="tablecopy"/>
             </w:pPr>
             <w:r>
-              <w:t>0.8158</w:t>
+              <w:t>81.58</w:t>
             </w:r>
           </w:p>
         </w:tc>
@@ -5024,7 +5024,7 @@
               <w:pStyle w:val="tablecopy"/>
             </w:pPr>
             <w:r>
-              <w:t>0.9332</w:t>
+              <w:t>93.32</w:t>
             </w:r>
           </w:p>
         </w:tc>
@@ -5037,7 +5037,7 @@
               <w:pStyle w:val="tablecopy"/>
             </w:pPr>
             <w:r>
-              <w:t>0.8342</w:t>
+              <w:t>83.42</w:t>
             </w:r>
           </w:p>
         </w:tc>
@@ -5050,7 +5050,7 @@
               <w:pStyle w:val="tablecopy"/>
             </w:pPr>
             <w:r>
-              <w:t>0.8518</w:t>
+              <w:t>85.18</w:t>
             </w:r>
           </w:p>
         </w:tc>
@@ -5063,7 +5063,7 @@
               <w:pStyle w:val="tablecopy"/>
             </w:pPr>
             <w:r>
-              <w:t>0.9591</w:t>
+              <w:t>95.91</w:t>
             </w:r>
           </w:p>
         </w:tc>
@@ -5076,7 +5076,7 @@
               <w:pStyle w:val="tablecopy"/>
             </w:pPr>
             <w:r>
-              <w:t>0.8101</w:t>
+              <w:t>81.01</w:t>
             </w:r>
           </w:p>
         </w:tc>
@@ -5089,7 +5089,7 @@
               <w:pStyle w:val="tablecopy"/>
             </w:pPr>
             <w:r>
-              <w:t>0.9846</w:t>
+              <w:t>98.46</w:t>
             </w:r>
           </w:p>
         </w:tc>
@@ -5104,7 +5104,7 @@
               <w:pStyle w:val="tablecopy"/>
             </w:pPr>
             <w:r>
-              <w:t>TranAD</w:t>
+              <w:t>TranAD [1]</w:t>
             </w:r>
           </w:p>
         </w:tc>
@@ -5117,7 +5117,7 @@
               <w:pStyle w:val="tablecopy"/>
             </w:pPr>
             <w:r>
-              <w:t>0.9364</w:t>
+              <w:t>93.64</w:t>
             </w:r>
           </w:p>
         </w:tc>
@@ -5130,7 +5130,7 @@
               <w:pStyle w:val="tablecopy"/>
             </w:pPr>
             <w:r>
-              <w:t>0.9694</w:t>
+              <w:t>96.94</w:t>
             </w:r>
           </w:p>
         </w:tc>
@@ -5143,7 +5143,7 @@
               <w:pStyle w:val="tablecopy"/>
             </w:pPr>
             <w:r>
-              <w:t>0.9780</w:t>
+              <w:t>97.80</w:t>
             </w:r>
           </w:p>
         </w:tc>
@@ -5156,7 +5156,7 @@
               <w:pStyle w:val="tablecopy"/>
             </w:pPr>
             <w:r>
-              <w:t>0.9605</w:t>
+              <w:t>96.05</w:t>
             </w:r>
           </w:p>
         </w:tc>
@@ -5169,7 +5169,7 @@
               <w:pStyle w:val="tablecopy"/>
             </w:pPr>
             <w:r>
-              <w:t>0.8915</w:t>
+              <w:t>89.15</w:t>
             </w:r>
           </w:p>
         </w:tc>
@@ -5182,7 +5182,7 @@
               <w:pStyle w:val="tablecopy"/>
             </w:pPr>
             <w:r>
-              <w:t>0.9494</w:t>
+              <w:t>94.94</w:t>
             </w:r>
           </w:p>
         </w:tc>
@@ -5195,7 +5195,7 @@
               <w:pStyle w:val="tablecopy"/>
             </w:pPr>
             <w:r>
-              <w:t>0.8151</w:t>
+              <w:t>81.51</w:t>
             </w:r>
           </w:p>
         </w:tc>
@@ -5208,7 +5208,7 @@
               <w:pStyle w:val="tablecopy"/>
             </w:pPr>
             <w:r>
-              <w:t>0.9776</w:t>
+              <w:t>97.76</w:t>
             </w:r>
           </w:p>
         </w:tc>
@@ -5236,7 +5236,7 @@
               <w:pStyle w:val="tablecopy"/>
             </w:pPr>
             <w:r>
-              <w:t>0.9529</w:t>
+              <w:t>95.29</w:t>
             </w:r>
           </w:p>
         </w:tc>
@@ -5249,7 +5249,7 @@
               <w:pStyle w:val="tablecopy"/>
             </w:pPr>
             <w:r>
-              <w:t>0.9547</w:t>
+              <w:t>95.47</w:t>
             </w:r>
           </w:p>
         </w:tc>
@@ -5262,7 +5262,7 @@
               <w:pStyle w:val="tablecopy"/>
             </w:pPr>
             <w:r>
-              <w:t>0.9776</w:t>
+              <w:t>97.76</w:t>
             </w:r>
           </w:p>
         </w:tc>
@@ -5275,7 +5275,7 @@
               <w:pStyle w:val="tablecopy"/>
             </w:pPr>
             <w:r>
-              <w:t>0.9573</w:t>
+              <w:t>95.73</w:t>
             </w:r>
           </w:p>
         </w:tc>
@@ -5288,7 +5288,7 @@
               <w:pStyle w:val="tablecopy"/>
             </w:pPr>
             <w:r>
-              <w:t>0.9111</w:t>
+              <w:t>91.11</w:t>
             </w:r>
           </w:p>
         </w:tc>
@@ -5301,7 +5301,7 @@
               <w:pStyle w:val="tablecopy"/>
             </w:pPr>
             <w:r>
-              <w:t>0.9495</w:t>
+              <w:t>94.95</w:t>
             </w:r>
           </w:p>
         </w:tc>
@@ -5314,7 +5314,7 @@
               <w:pStyle w:val="tablecopy"/>
             </w:pPr>
             <w:r>
-              <w:t>0.8205</w:t>
+              <w:t>82.05</w:t>
             </w:r>
           </w:p>
         </w:tc>
@@ -5327,7 +5327,7 @@
               <w:pStyle w:val="tablecopy"/>
             </w:pPr>
             <w:r>
-              <w:t>0.9818</w:t>
+              <w:t>98.18</w:t>
             </w:r>
           </w:p>
         </w:tc>
@@ -5338,7 +5338,7 @@
         <w:pStyle w:val="a3"/>
       </w:pPr>
       <w:r>
-        <w:t>Table II demonstrates that Ours achieves competitive or leading performance across datasets, exhibiting the highest tabulated F1 on NAB (0.9529), SMAP (0.9111), and SWaT (0.8205). On complex multi-channel telemetry such as SWaT (51 channels) and SMAP (25 channels), adaptive Top-K aggregation prevents uncorrupted channels from damping anomalous residuals.</w:t>
+        <w:t>Table II demonstrates that Ours achieves competitive or leading performance across datasets, exhibiting the highest tabulated F1 on NAB (95.29%), SMAP (91.11%), and SWaT (82.05%). On complex multi-channel telemetry such as SWaT (51 channels) and SMAP (25 channels), adaptive Top-K aggregation prevents uncorrupted channels from damping anomalous residuals.</w:t>
       </w:r>
     </w:p>
     <w:p>
@@ -5354,7 +5354,7 @@
         <w:pStyle w:val="tablehead"/>
       </w:pPr>
       <w:r>
-        <w:t>TABLE III. COMPARISON WITH RECENT MODELS ON FOUR BENCHMARKS</w:t>
+        <w:t>TABLE III. COMPARISON WITH RECENT MODELS ON FOUR BENCHMARKS (%)</w:t>
       </w:r>
     </w:p>
     <w:tbl>
@@ -5406,7 +5406,7 @@
               <w:pStyle w:val="tablecolhead"/>
             </w:pPr>
             <w:r>
-              <w:t>Precision</w:t>
+              <w:t>Precision (%)</w:t>
             </w:r>
           </w:p>
         </w:tc>
@@ -5419,7 +5419,7 @@
               <w:pStyle w:val="tablecolhead"/>
             </w:pPr>
             <w:r>
-              <w:t>Recall</w:t>
+              <w:t>Recall (%)</w:t>
             </w:r>
           </w:p>
         </w:tc>
@@ -5432,7 +5432,7 @@
               <w:pStyle w:val="tablecolhead"/>
             </w:pPr>
             <w:r>
-              <w:t>F1</w:t>
+              <w:t>F1 (%)</w:t>
             </w:r>
           </w:p>
         </w:tc>
@@ -5445,7 +5445,7 @@
               <w:pStyle w:val="tablecolhead"/>
             </w:pPr>
             <w:r>
-              <w:t>Reported AUC*</w:t>
+              <w:t>Reported AUC (%)*</w:t>
             </w:r>
           </w:p>
         </w:tc>
@@ -5473,59 +5473,59 @@
               <w:pStyle w:val="tablecopy"/>
             </w:pPr>
             <w:r>
-              <w:t>D3R</w:t>
-            </w:r>
-          </w:p>
-        </w:tc>
-        <w:tc>
-          <w:tcPr>
-            <w:tcW w:type="dxa" w:w="1688"/>
-          </w:tcPr>
-          <w:p>
-            <w:pPr>
-              <w:pStyle w:val="tablecopy"/>
-            </w:pPr>
-            <w:r>
-              <w:t>0.8774</w:t>
-            </w:r>
-          </w:p>
-        </w:tc>
-        <w:tc>
-          <w:tcPr>
-            <w:tcW w:type="dxa" w:w="1688"/>
-          </w:tcPr>
-          <w:p>
-            <w:pPr>
-              <w:pStyle w:val="tablecopy"/>
-            </w:pPr>
-            <w:r>
-              <w:t>0.9609</w:t>
-            </w:r>
-          </w:p>
-        </w:tc>
-        <w:tc>
-          <w:tcPr>
-            <w:tcW w:type="dxa" w:w="1688"/>
-          </w:tcPr>
-          <w:p>
-            <w:pPr>
-              <w:pStyle w:val="tablecopy"/>
-            </w:pPr>
-            <w:r>
-              <w:t>0.9191</w:t>
-            </w:r>
-          </w:p>
-        </w:tc>
-        <w:tc>
-          <w:tcPr>
-            <w:tcW w:type="dxa" w:w="1688"/>
-          </w:tcPr>
-          <w:p>
-            <w:pPr>
-              <w:pStyle w:val="tablecopy"/>
-            </w:pPr>
-            <w:r>
-              <w:t>0.6420</w:t>
+              <w:t>D3R [13]</w:t>
+            </w:r>
+          </w:p>
+        </w:tc>
+        <w:tc>
+          <w:tcPr>
+            <w:tcW w:type="dxa" w:w="1688"/>
+          </w:tcPr>
+          <w:p>
+            <w:pPr>
+              <w:pStyle w:val="tablecopy"/>
+            </w:pPr>
+            <w:r>
+              <w:t>87.74</w:t>
+            </w:r>
+          </w:p>
+        </w:tc>
+        <w:tc>
+          <w:tcPr>
+            <w:tcW w:type="dxa" w:w="1688"/>
+          </w:tcPr>
+          <w:p>
+            <w:pPr>
+              <w:pStyle w:val="tablecopy"/>
+            </w:pPr>
+            <w:r>
+              <w:t>96.09</w:t>
+            </w:r>
+          </w:p>
+        </w:tc>
+        <w:tc>
+          <w:tcPr>
+            <w:tcW w:type="dxa" w:w="1688"/>
+          </w:tcPr>
+          <w:p>
+            <w:pPr>
+              <w:pStyle w:val="tablecopy"/>
+            </w:pPr>
+            <w:r>
+              <w:t>91.91</w:t>
+            </w:r>
+          </w:p>
+        </w:tc>
+        <w:tc>
+          <w:tcPr>
+            <w:tcW w:type="dxa" w:w="1688"/>
+          </w:tcPr>
+          <w:p>
+            <w:pPr>
+              <w:pStyle w:val="tablecopy"/>
+            </w:pPr>
+            <w:r>
+              <w:t>64.20</w:t>
             </w:r>
           </w:p>
         </w:tc>
@@ -5553,59 +5553,59 @@
               <w:pStyle w:val="tablecopy"/>
             </w:pPr>
             <w:r>
-              <w:t>DMamba</w:t>
-            </w:r>
-          </w:p>
-        </w:tc>
-        <w:tc>
-          <w:tcPr>
-            <w:tcW w:type="dxa" w:w="1688"/>
-          </w:tcPr>
-          <w:p>
-            <w:pPr>
-              <w:pStyle w:val="tablecopy"/>
-            </w:pPr>
-            <w:r>
-              <w:t>0.9257</w:t>
-            </w:r>
-          </w:p>
-        </w:tc>
-        <w:tc>
-          <w:tcPr>
-            <w:tcW w:type="dxa" w:w="1688"/>
-          </w:tcPr>
-          <w:p>
-            <w:pPr>
-              <w:pStyle w:val="tablecopy"/>
-            </w:pPr>
-            <w:r>
-              <w:t>0.5404</w:t>
-            </w:r>
-          </w:p>
-        </w:tc>
-        <w:tc>
-          <w:tcPr>
-            <w:tcW w:type="dxa" w:w="1688"/>
-          </w:tcPr>
-          <w:p>
-            <w:pPr>
-              <w:pStyle w:val="tablecopy"/>
-            </w:pPr>
-            <w:r>
-              <w:t>0.6824</w:t>
-            </w:r>
-          </w:p>
-        </w:tc>
-        <w:tc>
-          <w:tcPr>
-            <w:tcW w:type="dxa" w:w="1688"/>
-          </w:tcPr>
-          <w:p>
-            <w:pPr>
-              <w:pStyle w:val="tablecopy"/>
-            </w:pPr>
-            <w:r>
-              <w:t>0.6455</w:t>
+              <w:t>DMamba [12]</w:t>
+            </w:r>
+          </w:p>
+        </w:tc>
+        <w:tc>
+          <w:tcPr>
+            <w:tcW w:type="dxa" w:w="1688"/>
+          </w:tcPr>
+          <w:p>
+            <w:pPr>
+              <w:pStyle w:val="tablecopy"/>
+            </w:pPr>
+            <w:r>
+              <w:t>92.57</w:t>
+            </w:r>
+          </w:p>
+        </w:tc>
+        <w:tc>
+          <w:tcPr>
+            <w:tcW w:type="dxa" w:w="1688"/>
+          </w:tcPr>
+          <w:p>
+            <w:pPr>
+              <w:pStyle w:val="tablecopy"/>
+            </w:pPr>
+            <w:r>
+              <w:t>54.04</w:t>
+            </w:r>
+          </w:p>
+        </w:tc>
+        <w:tc>
+          <w:tcPr>
+            <w:tcW w:type="dxa" w:w="1688"/>
+          </w:tcPr>
+          <w:p>
+            <w:pPr>
+              <w:pStyle w:val="tablecopy"/>
+            </w:pPr>
+            <w:r>
+              <w:t>68.24</w:t>
+            </w:r>
+          </w:p>
+        </w:tc>
+        <w:tc>
+          <w:tcPr>
+            <w:tcW w:type="dxa" w:w="1688"/>
+          </w:tcPr>
+          <w:p>
+            <w:pPr>
+              <w:pStyle w:val="tablecopy"/>
+            </w:pPr>
+            <w:r>
+              <w:t>64.55</w:t>
             </w:r>
           </w:p>
         </w:tc>
@@ -5633,59 +5633,59 @@
               <w:pStyle w:val="tablecopy"/>
             </w:pPr>
             <w:r>
-              <w:t>TFMAE</w:t>
-            </w:r>
-          </w:p>
-        </w:tc>
-        <w:tc>
-          <w:tcPr>
-            <w:tcW w:type="dxa" w:w="1688"/>
-          </w:tcPr>
-          <w:p>
-            <w:pPr>
-              <w:pStyle w:val="tablecopy"/>
-            </w:pPr>
-            <w:r>
-              <w:t>0.9141</w:t>
-            </w:r>
-          </w:p>
-        </w:tc>
-        <w:tc>
-          <w:tcPr>
-            <w:tcW w:type="dxa" w:w="1688"/>
-          </w:tcPr>
-          <w:p>
-            <w:pPr>
-              <w:pStyle w:val="tablecopy"/>
-            </w:pPr>
-            <w:r>
-              <w:t>0.9107</w:t>
-            </w:r>
-          </w:p>
-        </w:tc>
-        <w:tc>
-          <w:tcPr>
-            <w:tcW w:type="dxa" w:w="1688"/>
-          </w:tcPr>
-          <w:p>
-            <w:pPr>
-              <w:pStyle w:val="tablecopy"/>
-            </w:pPr>
-            <w:r>
-              <w:t>0.9124</w:t>
-            </w:r>
-          </w:p>
-        </w:tc>
-        <w:tc>
-          <w:tcPr>
-            <w:tcW w:type="dxa" w:w="1688"/>
-          </w:tcPr>
-          <w:p>
-            <w:pPr>
-              <w:pStyle w:val="tablecopy"/>
-            </w:pPr>
-            <w:r>
-              <w:t>0.3576</w:t>
+              <w:t>TFMAE [16]</w:t>
+            </w:r>
+          </w:p>
+        </w:tc>
+        <w:tc>
+          <w:tcPr>
+            <w:tcW w:type="dxa" w:w="1688"/>
+          </w:tcPr>
+          <w:p>
+            <w:pPr>
+              <w:pStyle w:val="tablecopy"/>
+            </w:pPr>
+            <w:r>
+              <w:t>91.41</w:t>
+            </w:r>
+          </w:p>
+        </w:tc>
+        <w:tc>
+          <w:tcPr>
+            <w:tcW w:type="dxa" w:w="1688"/>
+          </w:tcPr>
+          <w:p>
+            <w:pPr>
+              <w:pStyle w:val="tablecopy"/>
+            </w:pPr>
+            <w:r>
+              <w:t>91.07</w:t>
+            </w:r>
+          </w:p>
+        </w:tc>
+        <w:tc>
+          <w:tcPr>
+            <w:tcW w:type="dxa" w:w="1688"/>
+          </w:tcPr>
+          <w:p>
+            <w:pPr>
+              <w:pStyle w:val="tablecopy"/>
+            </w:pPr>
+            <w:r>
+              <w:t>91.24</w:t>
+            </w:r>
+          </w:p>
+        </w:tc>
+        <w:tc>
+          <w:tcPr>
+            <w:tcW w:type="dxa" w:w="1688"/>
+          </w:tcPr>
+          <w:p>
+            <w:pPr>
+              <w:pStyle w:val="tablecopy"/>
+            </w:pPr>
+            <w:r>
+              <w:t>35.76</w:t>
             </w:r>
           </w:p>
         </w:tc>
@@ -5713,59 +5713,59 @@
               <w:pStyle w:val="tablecopy"/>
             </w:pPr>
             <w:r>
-              <w:t>CATCH</w:t>
-            </w:r>
-          </w:p>
-        </w:tc>
-        <w:tc>
-          <w:tcPr>
-            <w:tcW w:type="dxa" w:w="1688"/>
-          </w:tcPr>
-          <w:p>
-            <w:pPr>
-              <w:pStyle w:val="tablecopy"/>
-            </w:pPr>
-            <w:r>
-              <w:t>0.4538</w:t>
-            </w:r>
-          </w:p>
-        </w:tc>
-        <w:tc>
-          <w:tcPr>
-            <w:tcW w:type="dxa" w:w="1688"/>
-          </w:tcPr>
-          <w:p>
-            <w:pPr>
-              <w:pStyle w:val="tablecopy"/>
-            </w:pPr>
-            <w:r>
-              <w:t>0.9822</w:t>
-            </w:r>
-          </w:p>
-        </w:tc>
-        <w:tc>
-          <w:tcPr>
-            <w:tcW w:type="dxa" w:w="1688"/>
-          </w:tcPr>
-          <w:p>
-            <w:pPr>
-              <w:pStyle w:val="tablecopy"/>
-            </w:pPr>
-            <w:r>
-              <w:t>0.6208</w:t>
-            </w:r>
-          </w:p>
-        </w:tc>
-        <w:tc>
-          <w:tcPr>
-            <w:tcW w:type="dxa" w:w="1688"/>
-          </w:tcPr>
-          <w:p>
-            <w:pPr>
-              <w:pStyle w:val="tablecopy"/>
-            </w:pPr>
-            <w:r>
-              <w:t>0.7874</w:t>
+              <w:t>CATCH [14]</w:t>
+            </w:r>
+          </w:p>
+        </w:tc>
+        <w:tc>
+          <w:tcPr>
+            <w:tcW w:type="dxa" w:w="1688"/>
+          </w:tcPr>
+          <w:p>
+            <w:pPr>
+              <w:pStyle w:val="tablecopy"/>
+            </w:pPr>
+            <w:r>
+              <w:t>45.38</w:t>
+            </w:r>
+          </w:p>
+        </w:tc>
+        <w:tc>
+          <w:tcPr>
+            <w:tcW w:type="dxa" w:w="1688"/>
+          </w:tcPr>
+          <w:p>
+            <w:pPr>
+              <w:pStyle w:val="tablecopy"/>
+            </w:pPr>
+            <w:r>
+              <w:t>98.22</w:t>
+            </w:r>
+          </w:p>
+        </w:tc>
+        <w:tc>
+          <w:tcPr>
+            <w:tcW w:type="dxa" w:w="1688"/>
+          </w:tcPr>
+          <w:p>
+            <w:pPr>
+              <w:pStyle w:val="tablecopy"/>
+            </w:pPr>
+            <w:r>
+              <w:t>62.08</w:t>
+            </w:r>
+          </w:p>
+        </w:tc>
+        <w:tc>
+          <w:tcPr>
+            <w:tcW w:type="dxa" w:w="1688"/>
+          </w:tcPr>
+          <w:p>
+            <w:pPr>
+              <w:pStyle w:val="tablecopy"/>
+            </w:pPr>
+            <w:r>
+              <w:t>78.74</w:t>
             </w:r>
           </w:p>
         </w:tc>
@@ -5793,59 +5793,59 @@
               <w:pStyle w:val="tablecopy"/>
             </w:pPr>
             <w:r>
-              <w:t>Ours (M4)</w:t>
-            </w:r>
-          </w:p>
-        </w:tc>
-        <w:tc>
-          <w:tcPr>
-            <w:tcW w:type="dxa" w:w="1688"/>
-          </w:tcPr>
-          <w:p>
-            <w:pPr>
-              <w:pStyle w:val="tablecopy"/>
-            </w:pPr>
-            <w:r>
-              <w:t>0.9204</w:t>
-            </w:r>
-          </w:p>
-        </w:tc>
-        <w:tc>
-          <w:tcPr>
-            <w:tcW w:type="dxa" w:w="1688"/>
-          </w:tcPr>
-          <w:p>
-            <w:pPr>
-              <w:pStyle w:val="tablecopy"/>
-            </w:pPr>
-            <w:r>
-              <w:t>0.9974</w:t>
-            </w:r>
-          </w:p>
-        </w:tc>
-        <w:tc>
-          <w:tcPr>
-            <w:tcW w:type="dxa" w:w="1688"/>
-          </w:tcPr>
-          <w:p>
-            <w:pPr>
-              <w:pStyle w:val="tablecopy"/>
-            </w:pPr>
-            <w:r>
-              <w:t>0.9573</w:t>
-            </w:r>
-          </w:p>
-        </w:tc>
-        <w:tc>
-          <w:tcPr>
-            <w:tcW w:type="dxa" w:w="1688"/>
-          </w:tcPr>
-          <w:p>
-            <w:pPr>
-              <w:pStyle w:val="tablecopy"/>
-            </w:pPr>
-            <w:r>
-              <w:t>0.9942</w:t>
+              <w:t>DBR-AF [15]</w:t>
+            </w:r>
+          </w:p>
+        </w:tc>
+        <w:tc>
+          <w:tcPr>
+            <w:tcW w:type="dxa" w:w="1688"/>
+          </w:tcPr>
+          <w:p>
+            <w:pPr>
+              <w:pStyle w:val="tablecopy"/>
+            </w:pPr>
+            <w:r>
+              <w:t>93.77</w:t>
+            </w:r>
+          </w:p>
+        </w:tc>
+        <w:tc>
+          <w:tcPr>
+            <w:tcW w:type="dxa" w:w="1688"/>
+          </w:tcPr>
+          <w:p>
+            <w:pPr>
+              <w:pStyle w:val="tablecopy"/>
+            </w:pPr>
+            <w:r>
+              <w:t>95.85</w:t>
+            </w:r>
+          </w:p>
+        </w:tc>
+        <w:tc>
+          <w:tcPr>
+            <w:tcW w:type="dxa" w:w="1688"/>
+          </w:tcPr>
+          <w:p>
+            <w:pPr>
+              <w:pStyle w:val="tablecopy"/>
+            </w:pPr>
+            <w:r>
+              <w:t>94.90</w:t>
+            </w:r>
+          </w:p>
+        </w:tc>
+        <w:tc>
+          <w:tcPr>
+            <w:tcW w:type="dxa" w:w="1688"/>
+          </w:tcPr>
+          <w:p>
+            <w:pPr>
+              <w:pStyle w:val="tablecopy"/>
+            </w:pPr>
+            <w:r>
+              <w:t>81.59</w:t>
             </w:r>
           </w:p>
         </w:tc>
@@ -5860,72 +5860,72 @@
               <w:pStyle w:val="tablecopy"/>
             </w:pPr>
             <w:r>
-              <w:t>MSL</w:t>
-            </w:r>
-          </w:p>
-        </w:tc>
-        <w:tc>
-          <w:tcPr>
-            <w:tcW w:type="dxa" w:w="1688"/>
-          </w:tcPr>
-          <w:p>
-            <w:pPr>
-              <w:pStyle w:val="tablecopy"/>
-            </w:pPr>
-            <w:r>
-              <w:t>D3R</w:t>
-            </w:r>
-          </w:p>
-        </w:tc>
-        <w:tc>
-          <w:tcPr>
-            <w:tcW w:type="dxa" w:w="1688"/>
-          </w:tcPr>
-          <w:p>
-            <w:pPr>
-              <w:pStyle w:val="tablecopy"/>
-            </w:pPr>
-            <w:r>
-              <w:t>0.9177</w:t>
-            </w:r>
-          </w:p>
-        </w:tc>
-        <w:tc>
-          <w:tcPr>
-            <w:tcW w:type="dxa" w:w="1688"/>
-          </w:tcPr>
-          <w:p>
-            <w:pPr>
-              <w:pStyle w:val="tablecopy"/>
-            </w:pPr>
-            <w:r>
-              <w:t>0.9433</w:t>
-            </w:r>
-          </w:p>
-        </w:tc>
-        <w:tc>
-          <w:tcPr>
-            <w:tcW w:type="dxa" w:w="1688"/>
-          </w:tcPr>
-          <w:p>
-            <w:pPr>
-              <w:pStyle w:val="tablecopy"/>
-            </w:pPr>
-            <w:r>
-              <w:t>0.9303</w:t>
-            </w:r>
-          </w:p>
-        </w:tc>
-        <w:tc>
-          <w:tcPr>
-            <w:tcW w:type="dxa" w:w="1688"/>
-          </w:tcPr>
-          <w:p>
-            <w:pPr>
-              <w:pStyle w:val="tablecopy"/>
-            </w:pPr>
-            <w:r>
-              <w:t>0.6526</w:t>
+              <w:t>SMD</w:t>
+            </w:r>
+          </w:p>
+        </w:tc>
+        <w:tc>
+          <w:tcPr>
+            <w:tcW w:type="dxa" w:w="1688"/>
+          </w:tcPr>
+          <w:p>
+            <w:pPr>
+              <w:pStyle w:val="tablecopy"/>
+            </w:pPr>
+            <w:r>
+              <w:t>Ours (M4)</w:t>
+            </w:r>
+          </w:p>
+        </w:tc>
+        <w:tc>
+          <w:tcPr>
+            <w:tcW w:type="dxa" w:w="1688"/>
+          </w:tcPr>
+          <w:p>
+            <w:pPr>
+              <w:pStyle w:val="tablecopy"/>
+            </w:pPr>
+            <w:r>
+              <w:t>92.04</w:t>
+            </w:r>
+          </w:p>
+        </w:tc>
+        <w:tc>
+          <w:tcPr>
+            <w:tcW w:type="dxa" w:w="1688"/>
+          </w:tcPr>
+          <w:p>
+            <w:pPr>
+              <w:pStyle w:val="tablecopy"/>
+            </w:pPr>
+            <w:r>
+              <w:t>99.74</w:t>
+            </w:r>
+          </w:p>
+        </w:tc>
+        <w:tc>
+          <w:tcPr>
+            <w:tcW w:type="dxa" w:w="1688"/>
+          </w:tcPr>
+          <w:p>
+            <w:pPr>
+              <w:pStyle w:val="tablecopy"/>
+            </w:pPr>
+            <w:r>
+              <w:t>95.73</w:t>
+            </w:r>
+          </w:p>
+        </w:tc>
+        <w:tc>
+          <w:tcPr>
+            <w:tcW w:type="dxa" w:w="1688"/>
+          </w:tcPr>
+          <w:p>
+            <w:pPr>
+              <w:pStyle w:val="tablecopy"/>
+            </w:pPr>
+            <w:r>
+              <w:t>99.42</w:t>
             </w:r>
           </w:p>
         </w:tc>
@@ -5953,59 +5953,59 @@
               <w:pStyle w:val="tablecopy"/>
             </w:pPr>
             <w:r>
-              <w:t>DMamba</w:t>
-            </w:r>
-          </w:p>
-        </w:tc>
-        <w:tc>
-          <w:tcPr>
-            <w:tcW w:type="dxa" w:w="1688"/>
-          </w:tcPr>
-          <w:p>
-            <w:pPr>
-              <w:pStyle w:val="tablecopy"/>
-            </w:pPr>
-            <w:r>
-              <w:t>0.9369</w:t>
-            </w:r>
-          </w:p>
-        </w:tc>
-        <w:tc>
-          <w:tcPr>
-            <w:tcW w:type="dxa" w:w="1688"/>
-          </w:tcPr>
-          <w:p>
-            <w:pPr>
-              <w:pStyle w:val="tablecopy"/>
-            </w:pPr>
-            <w:r>
-              <w:t>0.6406</w:t>
-            </w:r>
-          </w:p>
-        </w:tc>
-        <w:tc>
-          <w:tcPr>
-            <w:tcW w:type="dxa" w:w="1688"/>
-          </w:tcPr>
-          <w:p>
-            <w:pPr>
-              <w:pStyle w:val="tablecopy"/>
-            </w:pPr>
-            <w:r>
-              <w:t>0.7609</w:t>
-            </w:r>
-          </w:p>
-        </w:tc>
-        <w:tc>
-          <w:tcPr>
-            <w:tcW w:type="dxa" w:w="1688"/>
-          </w:tcPr>
-          <w:p>
-            <w:pPr>
-              <w:pStyle w:val="tablecopy"/>
-            </w:pPr>
-            <w:r>
-              <w:t>0.6154</w:t>
+              <w:t>D3R [13]</w:t>
+            </w:r>
+          </w:p>
+        </w:tc>
+        <w:tc>
+          <w:tcPr>
+            <w:tcW w:type="dxa" w:w="1688"/>
+          </w:tcPr>
+          <w:p>
+            <w:pPr>
+              <w:pStyle w:val="tablecopy"/>
+            </w:pPr>
+            <w:r>
+              <w:t>91.77</w:t>
+            </w:r>
+          </w:p>
+        </w:tc>
+        <w:tc>
+          <w:tcPr>
+            <w:tcW w:type="dxa" w:w="1688"/>
+          </w:tcPr>
+          <w:p>
+            <w:pPr>
+              <w:pStyle w:val="tablecopy"/>
+            </w:pPr>
+            <w:r>
+              <w:t>94.33</w:t>
+            </w:r>
+          </w:p>
+        </w:tc>
+        <w:tc>
+          <w:tcPr>
+            <w:tcW w:type="dxa" w:w="1688"/>
+          </w:tcPr>
+          <w:p>
+            <w:pPr>
+              <w:pStyle w:val="tablecopy"/>
+            </w:pPr>
+            <w:r>
+              <w:t>93.03</w:t>
+            </w:r>
+          </w:p>
+        </w:tc>
+        <w:tc>
+          <w:tcPr>
+            <w:tcW w:type="dxa" w:w="1688"/>
+          </w:tcPr>
+          <w:p>
+            <w:pPr>
+              <w:pStyle w:val="tablecopy"/>
+            </w:pPr>
+            <w:r>
+              <w:t>65.26</w:t>
             </w:r>
           </w:p>
         </w:tc>
@@ -6033,59 +6033,59 @@
               <w:pStyle w:val="tablecopy"/>
             </w:pPr>
             <w:r>
-              <w:t>TFMAE</w:t>
-            </w:r>
-          </w:p>
-        </w:tc>
-        <w:tc>
-          <w:tcPr>
-            <w:tcW w:type="dxa" w:w="1688"/>
-          </w:tcPr>
-          <w:p>
-            <w:pPr>
-              <w:pStyle w:val="tablecopy"/>
-            </w:pPr>
-            <w:r>
-              <w:t>0.9283</w:t>
-            </w:r>
-          </w:p>
-        </w:tc>
-        <w:tc>
-          <w:tcPr>
-            <w:tcW w:type="dxa" w:w="1688"/>
-          </w:tcPr>
-          <w:p>
-            <w:pPr>
-              <w:pStyle w:val="tablecopy"/>
-            </w:pPr>
-            <w:r>
-              <w:t>0.9759</w:t>
-            </w:r>
-          </w:p>
-        </w:tc>
-        <w:tc>
-          <w:tcPr>
-            <w:tcW w:type="dxa" w:w="1688"/>
-          </w:tcPr>
-          <w:p>
-            <w:pPr>
-              <w:pStyle w:val="tablecopy"/>
-            </w:pPr>
-            <w:r>
-              <w:t>0.9515</w:t>
-            </w:r>
-          </w:p>
-        </w:tc>
-        <w:tc>
-          <w:tcPr>
-            <w:tcW w:type="dxa" w:w="1688"/>
-          </w:tcPr>
-          <w:p>
-            <w:pPr>
-              <w:pStyle w:val="tablecopy"/>
-            </w:pPr>
-            <w:r>
-              <w:t>0.5193</w:t>
+              <w:t>DMamba [12]</w:t>
+            </w:r>
+          </w:p>
+        </w:tc>
+        <w:tc>
+          <w:tcPr>
+            <w:tcW w:type="dxa" w:w="1688"/>
+          </w:tcPr>
+          <w:p>
+            <w:pPr>
+              <w:pStyle w:val="tablecopy"/>
+            </w:pPr>
+            <w:r>
+              <w:t>93.69</w:t>
+            </w:r>
+          </w:p>
+        </w:tc>
+        <w:tc>
+          <w:tcPr>
+            <w:tcW w:type="dxa" w:w="1688"/>
+          </w:tcPr>
+          <w:p>
+            <w:pPr>
+              <w:pStyle w:val="tablecopy"/>
+            </w:pPr>
+            <w:r>
+              <w:t>64.06</w:t>
+            </w:r>
+          </w:p>
+        </w:tc>
+        <w:tc>
+          <w:tcPr>
+            <w:tcW w:type="dxa" w:w="1688"/>
+          </w:tcPr>
+          <w:p>
+            <w:pPr>
+              <w:pStyle w:val="tablecopy"/>
+            </w:pPr>
+            <w:r>
+              <w:t>76.09</w:t>
+            </w:r>
+          </w:p>
+        </w:tc>
+        <w:tc>
+          <w:tcPr>
+            <w:tcW w:type="dxa" w:w="1688"/>
+          </w:tcPr>
+          <w:p>
+            <w:pPr>
+              <w:pStyle w:val="tablecopy"/>
+            </w:pPr>
+            <w:r>
+              <w:t>61.54</w:t>
             </w:r>
           </w:p>
         </w:tc>
@@ -6113,59 +6113,59 @@
               <w:pStyle w:val="tablecopy"/>
             </w:pPr>
             <w:r>
-              <w:t>CATCH</w:t>
-            </w:r>
-          </w:p>
-        </w:tc>
-        <w:tc>
-          <w:tcPr>
-            <w:tcW w:type="dxa" w:w="1688"/>
-          </w:tcPr>
-          <w:p>
-            <w:pPr>
-              <w:pStyle w:val="tablecopy"/>
-            </w:pPr>
-            <w:r>
-              <w:t>0.6686</w:t>
-            </w:r>
-          </w:p>
-        </w:tc>
-        <w:tc>
-          <w:tcPr>
-            <w:tcW w:type="dxa" w:w="1688"/>
-          </w:tcPr>
-          <w:p>
-            <w:pPr>
-              <w:pStyle w:val="tablecopy"/>
-            </w:pPr>
-            <w:r>
-              <w:t>0.9428</w:t>
-            </w:r>
-          </w:p>
-        </w:tc>
-        <w:tc>
-          <w:tcPr>
-            <w:tcW w:type="dxa" w:w="1688"/>
-          </w:tcPr>
-          <w:p>
-            <w:pPr>
-              <w:pStyle w:val="tablecopy"/>
-            </w:pPr>
-            <w:r>
-              <w:t>0.7824</w:t>
-            </w:r>
-          </w:p>
-        </w:tc>
-        <w:tc>
-          <w:tcPr>
-            <w:tcW w:type="dxa" w:w="1688"/>
-          </w:tcPr>
-          <w:p>
-            <w:pPr>
-              <w:pStyle w:val="tablecopy"/>
-            </w:pPr>
-            <w:r>
-              <w:t>0.6621</w:t>
+              <w:t>TFMAE [16]</w:t>
+            </w:r>
+          </w:p>
+        </w:tc>
+        <w:tc>
+          <w:tcPr>
+            <w:tcW w:type="dxa" w:w="1688"/>
+          </w:tcPr>
+          <w:p>
+            <w:pPr>
+              <w:pStyle w:val="tablecopy"/>
+            </w:pPr>
+            <w:r>
+              <w:t>92.83</w:t>
+            </w:r>
+          </w:p>
+        </w:tc>
+        <w:tc>
+          <w:tcPr>
+            <w:tcW w:type="dxa" w:w="1688"/>
+          </w:tcPr>
+          <w:p>
+            <w:pPr>
+              <w:pStyle w:val="tablecopy"/>
+            </w:pPr>
+            <w:r>
+              <w:t>97.59</w:t>
+            </w:r>
+          </w:p>
+        </w:tc>
+        <w:tc>
+          <w:tcPr>
+            <w:tcW w:type="dxa" w:w="1688"/>
+          </w:tcPr>
+          <w:p>
+            <w:pPr>
+              <w:pStyle w:val="tablecopy"/>
+            </w:pPr>
+            <w:r>
+              <w:t>95.15</w:t>
+            </w:r>
+          </w:p>
+        </w:tc>
+        <w:tc>
+          <w:tcPr>
+            <w:tcW w:type="dxa" w:w="1688"/>
+          </w:tcPr>
+          <w:p>
+            <w:pPr>
+              <w:pStyle w:val="tablecopy"/>
+            </w:pPr>
+            <w:r>
+              <w:t>51.93</w:t>
             </w:r>
           </w:p>
         </w:tc>
@@ -6193,59 +6193,59 @@
               <w:pStyle w:val="tablecopy"/>
             </w:pPr>
             <w:r>
-              <w:t>Ours (M4)</w:t>
-            </w:r>
-          </w:p>
-        </w:tc>
-        <w:tc>
-          <w:tcPr>
-            <w:tcW w:type="dxa" w:w="1688"/>
-          </w:tcPr>
-          <w:p>
-            <w:pPr>
-              <w:pStyle w:val="tablecopy"/>
-            </w:pPr>
-            <w:r>
-              <w:t>0.9038</w:t>
-            </w:r>
-          </w:p>
-        </w:tc>
-        <w:tc>
-          <w:tcPr>
-            <w:tcW w:type="dxa" w:w="1688"/>
-          </w:tcPr>
-          <w:p>
-            <w:pPr>
-              <w:pStyle w:val="tablecopy"/>
-            </w:pPr>
-            <w:r>
-              <w:t>1.0000</w:t>
-            </w:r>
-          </w:p>
-        </w:tc>
-        <w:tc>
-          <w:tcPr>
-            <w:tcW w:type="dxa" w:w="1688"/>
-          </w:tcPr>
-          <w:p>
-            <w:pPr>
-              <w:pStyle w:val="tablecopy"/>
-            </w:pPr>
-            <w:r>
-              <w:t>0.9495</w:t>
-            </w:r>
-          </w:p>
-        </w:tc>
-        <w:tc>
-          <w:tcPr>
-            <w:tcW w:type="dxa" w:w="1688"/>
-          </w:tcPr>
-          <w:p>
-            <w:pPr>
-              <w:pStyle w:val="tablecopy"/>
-            </w:pPr>
-            <w:r>
-              <w:t>0.9916</w:t>
+              <w:t>CATCH [14]</w:t>
+            </w:r>
+          </w:p>
+        </w:tc>
+        <w:tc>
+          <w:tcPr>
+            <w:tcW w:type="dxa" w:w="1688"/>
+          </w:tcPr>
+          <w:p>
+            <w:pPr>
+              <w:pStyle w:val="tablecopy"/>
+            </w:pPr>
+            <w:r>
+              <w:t>66.86</w:t>
+            </w:r>
+          </w:p>
+        </w:tc>
+        <w:tc>
+          <w:tcPr>
+            <w:tcW w:type="dxa" w:w="1688"/>
+          </w:tcPr>
+          <w:p>
+            <w:pPr>
+              <w:pStyle w:val="tablecopy"/>
+            </w:pPr>
+            <w:r>
+              <w:t>94.28</w:t>
+            </w:r>
+          </w:p>
+        </w:tc>
+        <w:tc>
+          <w:tcPr>
+            <w:tcW w:type="dxa" w:w="1688"/>
+          </w:tcPr>
+          <w:p>
+            <w:pPr>
+              <w:pStyle w:val="tablecopy"/>
+            </w:pPr>
+            <w:r>
+              <w:t>78.24</w:t>
+            </w:r>
+          </w:p>
+        </w:tc>
+        <w:tc>
+          <w:tcPr>
+            <w:tcW w:type="dxa" w:w="1688"/>
+          </w:tcPr>
+          <w:p>
+            <w:pPr>
+              <w:pStyle w:val="tablecopy"/>
+            </w:pPr>
+            <w:r>
+              <w:t>66.21</w:t>
             </w:r>
           </w:p>
         </w:tc>
@@ -6260,72 +6260,72 @@
               <w:pStyle w:val="tablecopy"/>
             </w:pPr>
             <w:r>
-              <w:t>SMAP</w:t>
-            </w:r>
-          </w:p>
-        </w:tc>
-        <w:tc>
-          <w:tcPr>
-            <w:tcW w:type="dxa" w:w="1688"/>
-          </w:tcPr>
-          <w:p>
-            <w:pPr>
-              <w:pStyle w:val="tablecopy"/>
-            </w:pPr>
-            <w:r>
-              <w:t>D3R</w:t>
-            </w:r>
-          </w:p>
-        </w:tc>
-        <w:tc>
-          <w:tcPr>
-            <w:tcW w:type="dxa" w:w="1688"/>
-          </w:tcPr>
-          <w:p>
-            <w:pPr>
-              <w:pStyle w:val="tablecopy"/>
-            </w:pPr>
-            <w:r>
-              <w:t>0.9223</w:t>
-            </w:r>
-          </w:p>
-        </w:tc>
-        <w:tc>
-          <w:tcPr>
-            <w:tcW w:type="dxa" w:w="1688"/>
-          </w:tcPr>
-          <w:p>
-            <w:pPr>
-              <w:pStyle w:val="tablecopy"/>
-            </w:pPr>
-            <w:r>
-              <w:t>0.9611</w:t>
-            </w:r>
-          </w:p>
-        </w:tc>
-        <w:tc>
-          <w:tcPr>
-            <w:tcW w:type="dxa" w:w="1688"/>
-          </w:tcPr>
-          <w:p>
-            <w:pPr>
-              <w:pStyle w:val="tablecopy"/>
-            </w:pPr>
-            <w:r>
-              <w:t>0.9421</w:t>
-            </w:r>
-          </w:p>
-        </w:tc>
-        <w:tc>
-          <w:tcPr>
-            <w:tcW w:type="dxa" w:w="1688"/>
-          </w:tcPr>
-          <w:p>
-            <w:pPr>
-              <w:pStyle w:val="tablecopy"/>
-            </w:pPr>
-            <w:r>
-              <w:t>0.4135</w:t>
+              <w:t>MSL</w:t>
+            </w:r>
+          </w:p>
+        </w:tc>
+        <w:tc>
+          <w:tcPr>
+            <w:tcW w:type="dxa" w:w="1688"/>
+          </w:tcPr>
+          <w:p>
+            <w:pPr>
+              <w:pStyle w:val="tablecopy"/>
+            </w:pPr>
+            <w:r>
+              <w:t>DBR-AF [15]</w:t>
+            </w:r>
+          </w:p>
+        </w:tc>
+        <w:tc>
+          <w:tcPr>
+            <w:tcW w:type="dxa" w:w="1688"/>
+          </w:tcPr>
+          <w:p>
+            <w:pPr>
+              <w:pStyle w:val="tablecopy"/>
+            </w:pPr>
+            <w:r>
+              <w:t>93.66</w:t>
+            </w:r>
+          </w:p>
+        </w:tc>
+        <w:tc>
+          <w:tcPr>
+            <w:tcW w:type="dxa" w:w="1688"/>
+          </w:tcPr>
+          <w:p>
+            <w:pPr>
+              <w:pStyle w:val="tablecopy"/>
+            </w:pPr>
+            <w:r>
+              <w:t>97.59</w:t>
+            </w:r>
+          </w:p>
+        </w:tc>
+        <w:tc>
+          <w:tcPr>
+            <w:tcW w:type="dxa" w:w="1688"/>
+          </w:tcPr>
+          <w:p>
+            <w:pPr>
+              <w:pStyle w:val="tablecopy"/>
+            </w:pPr>
+            <w:r>
+              <w:t>95.59</w:t>
+            </w:r>
+          </w:p>
+        </w:tc>
+        <w:tc>
+          <w:tcPr>
+            <w:tcW w:type="dxa" w:w="1688"/>
+          </w:tcPr>
+          <w:p>
+            <w:pPr>
+              <w:pStyle w:val="tablecopy"/>
+            </w:pPr>
+            <w:r>
+              <w:t>59.67</w:t>
             </w:r>
           </w:p>
         </w:tc>
@@ -6340,72 +6340,72 @@
               <w:pStyle w:val="tablecopy"/>
             </w:pPr>
             <w:r>
-              <w:t>SMAP</w:t>
-            </w:r>
-          </w:p>
-        </w:tc>
-        <w:tc>
-          <w:tcPr>
-            <w:tcW w:type="dxa" w:w="1688"/>
-          </w:tcPr>
-          <w:p>
-            <w:pPr>
-              <w:pStyle w:val="tablecopy"/>
-            </w:pPr>
-            <w:r>
-              <w:t>DMamba</w:t>
-            </w:r>
-          </w:p>
-        </w:tc>
-        <w:tc>
-          <w:tcPr>
-            <w:tcW w:type="dxa" w:w="1688"/>
-          </w:tcPr>
-          <w:p>
-            <w:pPr>
-              <w:pStyle w:val="tablecopy"/>
-            </w:pPr>
-            <w:r>
-              <w:t>0.9510</w:t>
-            </w:r>
-          </w:p>
-        </w:tc>
-        <w:tc>
-          <w:tcPr>
-            <w:tcW w:type="dxa" w:w="1688"/>
-          </w:tcPr>
-          <w:p>
-            <w:pPr>
-              <w:pStyle w:val="tablecopy"/>
-            </w:pPr>
-            <w:r>
-              <w:t>0.5298</w:t>
-            </w:r>
-          </w:p>
-        </w:tc>
-        <w:tc>
-          <w:tcPr>
-            <w:tcW w:type="dxa" w:w="1688"/>
-          </w:tcPr>
-          <w:p>
-            <w:pPr>
-              <w:pStyle w:val="tablecopy"/>
-            </w:pPr>
-            <w:r>
-              <w:t>0.6805</w:t>
-            </w:r>
-          </w:p>
-        </w:tc>
-        <w:tc>
-          <w:tcPr>
-            <w:tcW w:type="dxa" w:w="1688"/>
-          </w:tcPr>
-          <w:p>
-            <w:pPr>
-              <w:pStyle w:val="tablecopy"/>
-            </w:pPr>
-            <w:r>
-              <w:t>0.3899</w:t>
+              <w:t>MSL</w:t>
+            </w:r>
+          </w:p>
+        </w:tc>
+        <w:tc>
+          <w:tcPr>
+            <w:tcW w:type="dxa" w:w="1688"/>
+          </w:tcPr>
+          <w:p>
+            <w:pPr>
+              <w:pStyle w:val="tablecopy"/>
+            </w:pPr>
+            <w:r>
+              <w:t>Ours (M4)</w:t>
+            </w:r>
+          </w:p>
+        </w:tc>
+        <w:tc>
+          <w:tcPr>
+            <w:tcW w:type="dxa" w:w="1688"/>
+          </w:tcPr>
+          <w:p>
+            <w:pPr>
+              <w:pStyle w:val="tablecopy"/>
+            </w:pPr>
+            <w:r>
+              <w:t>90.38</w:t>
+            </w:r>
+          </w:p>
+        </w:tc>
+        <w:tc>
+          <w:tcPr>
+            <w:tcW w:type="dxa" w:w="1688"/>
+          </w:tcPr>
+          <w:p>
+            <w:pPr>
+              <w:pStyle w:val="tablecopy"/>
+            </w:pPr>
+            <w:r>
+              <w:t>100.00</w:t>
+            </w:r>
+          </w:p>
+        </w:tc>
+        <w:tc>
+          <w:tcPr>
+            <w:tcW w:type="dxa" w:w="1688"/>
+          </w:tcPr>
+          <w:p>
+            <w:pPr>
+              <w:pStyle w:val="tablecopy"/>
+            </w:pPr>
+            <w:r>
+              <w:t>94.95</w:t>
+            </w:r>
+          </w:p>
+        </w:tc>
+        <w:tc>
+          <w:tcPr>
+            <w:tcW w:type="dxa" w:w="1688"/>
+          </w:tcPr>
+          <w:p>
+            <w:pPr>
+              <w:pStyle w:val="tablecopy"/>
+            </w:pPr>
+            <w:r>
+              <w:t>99.16</w:t>
             </w:r>
           </w:p>
         </w:tc>
@@ -6433,59 +6433,59 @@
               <w:pStyle w:val="tablecopy"/>
             </w:pPr>
             <w:r>
-              <w:t>TFMAE</w:t>
-            </w:r>
-          </w:p>
-        </w:tc>
-        <w:tc>
-          <w:tcPr>
-            <w:tcW w:type="dxa" w:w="1688"/>
-          </w:tcPr>
-          <w:p>
-            <w:pPr>
-              <w:pStyle w:val="tablecopy"/>
-            </w:pPr>
-            <w:r>
-              <w:t>0.9471</w:t>
-            </w:r>
-          </w:p>
-        </w:tc>
-        <w:tc>
-          <w:tcPr>
-            <w:tcW w:type="dxa" w:w="1688"/>
-          </w:tcPr>
-          <w:p>
-            <w:pPr>
-              <w:pStyle w:val="tablecopy"/>
-            </w:pPr>
-            <w:r>
-              <w:t>0.9919</w:t>
-            </w:r>
-          </w:p>
-        </w:tc>
-        <w:tc>
-          <w:tcPr>
-            <w:tcW w:type="dxa" w:w="1688"/>
-          </w:tcPr>
-          <w:p>
-            <w:pPr>
-              <w:pStyle w:val="tablecopy"/>
-            </w:pPr>
-            <w:r>
-              <w:t>0.9690</w:t>
-            </w:r>
-          </w:p>
-        </w:tc>
-        <w:tc>
-          <w:tcPr>
-            <w:tcW w:type="dxa" w:w="1688"/>
-          </w:tcPr>
-          <w:p>
-            <w:pPr>
-              <w:pStyle w:val="tablecopy"/>
-            </w:pPr>
-            <w:r>
-              <w:t>0.5496</w:t>
+              <w:t>D3R [13]</w:t>
+            </w:r>
+          </w:p>
+        </w:tc>
+        <w:tc>
+          <w:tcPr>
+            <w:tcW w:type="dxa" w:w="1688"/>
+          </w:tcPr>
+          <w:p>
+            <w:pPr>
+              <w:pStyle w:val="tablecopy"/>
+            </w:pPr>
+            <w:r>
+              <w:t>92.23</w:t>
+            </w:r>
+          </w:p>
+        </w:tc>
+        <w:tc>
+          <w:tcPr>
+            <w:tcW w:type="dxa" w:w="1688"/>
+          </w:tcPr>
+          <w:p>
+            <w:pPr>
+              <w:pStyle w:val="tablecopy"/>
+            </w:pPr>
+            <w:r>
+              <w:t>96.11</w:t>
+            </w:r>
+          </w:p>
+        </w:tc>
+        <w:tc>
+          <w:tcPr>
+            <w:tcW w:type="dxa" w:w="1688"/>
+          </w:tcPr>
+          <w:p>
+            <w:pPr>
+              <w:pStyle w:val="tablecopy"/>
+            </w:pPr>
+            <w:r>
+              <w:t>94.21</w:t>
+            </w:r>
+          </w:p>
+        </w:tc>
+        <w:tc>
+          <w:tcPr>
+            <w:tcW w:type="dxa" w:w="1688"/>
+          </w:tcPr>
+          <w:p>
+            <w:pPr>
+              <w:pStyle w:val="tablecopy"/>
+            </w:pPr>
+            <w:r>
+              <w:t>41.35</w:t>
             </w:r>
           </w:p>
         </w:tc>
@@ -6513,59 +6513,59 @@
               <w:pStyle w:val="tablecopy"/>
             </w:pPr>
             <w:r>
-              <w:t>CATCH</w:t>
-            </w:r>
-          </w:p>
-        </w:tc>
-        <w:tc>
-          <w:tcPr>
-            <w:tcW w:type="dxa" w:w="1688"/>
-          </w:tcPr>
-          <w:p>
-            <w:pPr>
-              <w:pStyle w:val="tablecopy"/>
-            </w:pPr>
-            <w:r>
-              <w:t>0.8242</w:t>
-            </w:r>
-          </w:p>
-        </w:tc>
-        <w:tc>
-          <w:tcPr>
-            <w:tcW w:type="dxa" w:w="1688"/>
-          </w:tcPr>
-          <w:p>
-            <w:pPr>
-              <w:pStyle w:val="tablecopy"/>
-            </w:pPr>
-            <w:r>
-              <w:t>0.5688</w:t>
-            </w:r>
-          </w:p>
-        </w:tc>
-        <w:tc>
-          <w:tcPr>
-            <w:tcW w:type="dxa" w:w="1688"/>
-          </w:tcPr>
-          <w:p>
-            <w:pPr>
-              <w:pStyle w:val="tablecopy"/>
-            </w:pPr>
-            <w:r>
-              <w:t>0.6731</w:t>
-            </w:r>
-          </w:p>
-        </w:tc>
-        <w:tc>
-          <w:tcPr>
-            <w:tcW w:type="dxa" w:w="1688"/>
-          </w:tcPr>
-          <w:p>
-            <w:pPr>
-              <w:pStyle w:val="tablecopy"/>
-            </w:pPr>
-            <w:r>
-              <w:t>0.5311</w:t>
+              <w:t>DMamba [12]</w:t>
+            </w:r>
+          </w:p>
+        </w:tc>
+        <w:tc>
+          <w:tcPr>
+            <w:tcW w:type="dxa" w:w="1688"/>
+          </w:tcPr>
+          <w:p>
+            <w:pPr>
+              <w:pStyle w:val="tablecopy"/>
+            </w:pPr>
+            <w:r>
+              <w:t>95.10</w:t>
+            </w:r>
+          </w:p>
+        </w:tc>
+        <w:tc>
+          <w:tcPr>
+            <w:tcW w:type="dxa" w:w="1688"/>
+          </w:tcPr>
+          <w:p>
+            <w:pPr>
+              <w:pStyle w:val="tablecopy"/>
+            </w:pPr>
+            <w:r>
+              <w:t>52.98</w:t>
+            </w:r>
+          </w:p>
+        </w:tc>
+        <w:tc>
+          <w:tcPr>
+            <w:tcW w:type="dxa" w:w="1688"/>
+          </w:tcPr>
+          <w:p>
+            <w:pPr>
+              <w:pStyle w:val="tablecopy"/>
+            </w:pPr>
+            <w:r>
+              <w:t>68.05</w:t>
+            </w:r>
+          </w:p>
+        </w:tc>
+        <w:tc>
+          <w:tcPr>
+            <w:tcW w:type="dxa" w:w="1688"/>
+          </w:tcPr>
+          <w:p>
+            <w:pPr>
+              <w:pStyle w:val="tablecopy"/>
+            </w:pPr>
+            <w:r>
+              <w:t>38.99</w:t>
             </w:r>
           </w:p>
         </w:tc>
@@ -6593,59 +6593,59 @@
               <w:pStyle w:val="tablecopy"/>
             </w:pPr>
             <w:r>
-              <w:t>Ours (M4)</w:t>
-            </w:r>
-          </w:p>
-        </w:tc>
-        <w:tc>
-          <w:tcPr>
-            <w:tcW w:type="dxa" w:w="1688"/>
-          </w:tcPr>
-          <w:p>
-            <w:pPr>
-              <w:pStyle w:val="tablecopy"/>
-            </w:pPr>
-            <w:r>
-              <w:t>0.8367</w:t>
-            </w:r>
-          </w:p>
-        </w:tc>
-        <w:tc>
-          <w:tcPr>
-            <w:tcW w:type="dxa" w:w="1688"/>
-          </w:tcPr>
-          <w:p>
-            <w:pPr>
-              <w:pStyle w:val="tablecopy"/>
-            </w:pPr>
-            <w:r>
-              <w:t>1.0000</w:t>
-            </w:r>
-          </w:p>
-        </w:tc>
-        <w:tc>
-          <w:tcPr>
-            <w:tcW w:type="dxa" w:w="1688"/>
-          </w:tcPr>
-          <w:p>
-            <w:pPr>
-              <w:pStyle w:val="tablecopy"/>
-            </w:pPr>
-            <w:r>
-              <w:t>0.9111</w:t>
-            </w:r>
-          </w:p>
-        </w:tc>
-        <w:tc>
-          <w:tcPr>
-            <w:tcW w:type="dxa" w:w="1688"/>
-          </w:tcPr>
-          <w:p>
-            <w:pPr>
-              <w:pStyle w:val="tablecopy"/>
-            </w:pPr>
-            <w:r>
-              <w:t>0.9908</w:t>
+              <w:t>TFMAE [16]</w:t>
+            </w:r>
+          </w:p>
+        </w:tc>
+        <w:tc>
+          <w:tcPr>
+            <w:tcW w:type="dxa" w:w="1688"/>
+          </w:tcPr>
+          <w:p>
+            <w:pPr>
+              <w:pStyle w:val="tablecopy"/>
+            </w:pPr>
+            <w:r>
+              <w:t>94.71</w:t>
+            </w:r>
+          </w:p>
+        </w:tc>
+        <w:tc>
+          <w:tcPr>
+            <w:tcW w:type="dxa" w:w="1688"/>
+          </w:tcPr>
+          <w:p>
+            <w:pPr>
+              <w:pStyle w:val="tablecopy"/>
+            </w:pPr>
+            <w:r>
+              <w:t>99.19</w:t>
+            </w:r>
+          </w:p>
+        </w:tc>
+        <w:tc>
+          <w:tcPr>
+            <w:tcW w:type="dxa" w:w="1688"/>
+          </w:tcPr>
+          <w:p>
+            <w:pPr>
+              <w:pStyle w:val="tablecopy"/>
+            </w:pPr>
+            <w:r>
+              <w:t>96.90</w:t>
+            </w:r>
+          </w:p>
+        </w:tc>
+        <w:tc>
+          <w:tcPr>
+            <w:tcW w:type="dxa" w:w="1688"/>
+          </w:tcPr>
+          <w:p>
+            <w:pPr>
+              <w:pStyle w:val="tablecopy"/>
+            </w:pPr>
+            <w:r>
+              <w:t>54.96</w:t>
             </w:r>
           </w:p>
         </w:tc>
@@ -6660,72 +6660,72 @@
               <w:pStyle w:val="tablecopy"/>
             </w:pPr>
             <w:r>
-              <w:t>SWaT</w:t>
-            </w:r>
-          </w:p>
-        </w:tc>
-        <w:tc>
-          <w:tcPr>
-            <w:tcW w:type="dxa" w:w="1688"/>
-          </w:tcPr>
-          <w:p>
-            <w:pPr>
-              <w:pStyle w:val="tablecopy"/>
-            </w:pPr>
-            <w:r>
-              <w:t>D3R</w:t>
-            </w:r>
-          </w:p>
-        </w:tc>
-        <w:tc>
-          <w:tcPr>
-            <w:tcW w:type="dxa" w:w="1688"/>
-          </w:tcPr>
-          <w:p>
-            <w:pPr>
-              <w:pStyle w:val="tablecopy"/>
-            </w:pPr>
-            <w:r>
-              <w:t>0.8309</w:t>
-            </w:r>
-          </w:p>
-        </w:tc>
-        <w:tc>
-          <w:tcPr>
-            <w:tcW w:type="dxa" w:w="1688"/>
-          </w:tcPr>
-          <w:p>
-            <w:pPr>
-              <w:pStyle w:val="tablecopy"/>
-            </w:pPr>
-            <w:r>
-              <w:t>0.8300</w:t>
-            </w:r>
-          </w:p>
-        </w:tc>
-        <w:tc>
-          <w:tcPr>
-            <w:tcW w:type="dxa" w:w="1688"/>
-          </w:tcPr>
-          <w:p>
-            <w:pPr>
-              <w:pStyle w:val="tablecopy"/>
-            </w:pPr>
-            <w:r>
-              <w:t>0.8304</w:t>
-            </w:r>
-          </w:p>
-        </w:tc>
-        <w:tc>
-          <w:tcPr>
-            <w:tcW w:type="dxa" w:w="1688"/>
-          </w:tcPr>
-          <w:p>
-            <w:pPr>
-              <w:pStyle w:val="tablecopy"/>
-            </w:pPr>
-            <w:r>
-              <w:t>0.5665</w:t>
+              <w:t>SMAP</w:t>
+            </w:r>
+          </w:p>
+        </w:tc>
+        <w:tc>
+          <w:tcPr>
+            <w:tcW w:type="dxa" w:w="1688"/>
+          </w:tcPr>
+          <w:p>
+            <w:pPr>
+              <w:pStyle w:val="tablecopy"/>
+            </w:pPr>
+            <w:r>
+              <w:t>CATCH [14]</w:t>
+            </w:r>
+          </w:p>
+        </w:tc>
+        <w:tc>
+          <w:tcPr>
+            <w:tcW w:type="dxa" w:w="1688"/>
+          </w:tcPr>
+          <w:p>
+            <w:pPr>
+              <w:pStyle w:val="tablecopy"/>
+            </w:pPr>
+            <w:r>
+              <w:t>82.42</w:t>
+            </w:r>
+          </w:p>
+        </w:tc>
+        <w:tc>
+          <w:tcPr>
+            <w:tcW w:type="dxa" w:w="1688"/>
+          </w:tcPr>
+          <w:p>
+            <w:pPr>
+              <w:pStyle w:val="tablecopy"/>
+            </w:pPr>
+            <w:r>
+              <w:t>56.88</w:t>
+            </w:r>
+          </w:p>
+        </w:tc>
+        <w:tc>
+          <w:tcPr>
+            <w:tcW w:type="dxa" w:w="1688"/>
+          </w:tcPr>
+          <w:p>
+            <w:pPr>
+              <w:pStyle w:val="tablecopy"/>
+            </w:pPr>
+            <w:r>
+              <w:t>67.31</w:t>
+            </w:r>
+          </w:p>
+        </w:tc>
+        <w:tc>
+          <w:tcPr>
+            <w:tcW w:type="dxa" w:w="1688"/>
+          </w:tcPr>
+          <w:p>
+            <w:pPr>
+              <w:pStyle w:val="tablecopy"/>
+            </w:pPr>
+            <w:r>
+              <w:t>53.11</w:t>
             </w:r>
           </w:p>
         </w:tc>
@@ -6740,72 +6740,72 @@
               <w:pStyle w:val="tablecopy"/>
             </w:pPr>
             <w:r>
-              <w:t>SWaT</w:t>
-            </w:r>
-          </w:p>
-        </w:tc>
-        <w:tc>
-          <w:tcPr>
-            <w:tcW w:type="dxa" w:w="1688"/>
-          </w:tcPr>
-          <w:p>
-            <w:pPr>
-              <w:pStyle w:val="tablecopy"/>
-            </w:pPr>
-            <w:r>
-              <w:t>DMamba</w:t>
-            </w:r>
-          </w:p>
-        </w:tc>
-        <w:tc>
-          <w:tcPr>
-            <w:tcW w:type="dxa" w:w="1688"/>
-          </w:tcPr>
-          <w:p>
-            <w:pPr>
-              <w:pStyle w:val="tablecopy"/>
-            </w:pPr>
-            <w:r>
-              <w:t>0.9411</w:t>
-            </w:r>
-          </w:p>
-        </w:tc>
-        <w:tc>
-          <w:tcPr>
-            <w:tcW w:type="dxa" w:w="1688"/>
-          </w:tcPr>
-          <w:p>
-            <w:pPr>
-              <w:pStyle w:val="tablecopy"/>
-            </w:pPr>
-            <w:r>
-              <w:t>0.8675</w:t>
-            </w:r>
-          </w:p>
-        </w:tc>
-        <w:tc>
-          <w:tcPr>
-            <w:tcW w:type="dxa" w:w="1688"/>
-          </w:tcPr>
-          <w:p>
-            <w:pPr>
-              <w:pStyle w:val="tablecopy"/>
-            </w:pPr>
-            <w:r>
-              <w:t>0.9028</w:t>
-            </w:r>
-          </w:p>
-        </w:tc>
-        <w:tc>
-          <w:tcPr>
-            <w:tcW w:type="dxa" w:w="1688"/>
-          </w:tcPr>
-          <w:p>
-            <w:pPr>
-              <w:pStyle w:val="tablecopy"/>
-            </w:pPr>
-            <w:r>
-              <w:t>0.7449</w:t>
+              <w:t>SMAP</w:t>
+            </w:r>
+          </w:p>
+        </w:tc>
+        <w:tc>
+          <w:tcPr>
+            <w:tcW w:type="dxa" w:w="1688"/>
+          </w:tcPr>
+          <w:p>
+            <w:pPr>
+              <w:pStyle w:val="tablecopy"/>
+            </w:pPr>
+            <w:r>
+              <w:t>DBR-AF [15]</w:t>
+            </w:r>
+          </w:p>
+        </w:tc>
+        <w:tc>
+          <w:tcPr>
+            <w:tcW w:type="dxa" w:w="1688"/>
+          </w:tcPr>
+          <w:p>
+            <w:pPr>
+              <w:pStyle w:val="tablecopy"/>
+            </w:pPr>
+            <w:r>
+              <w:t>93.59</w:t>
+            </w:r>
+          </w:p>
+        </w:tc>
+        <w:tc>
+          <w:tcPr>
+            <w:tcW w:type="dxa" w:w="1688"/>
+          </w:tcPr>
+          <w:p>
+            <w:pPr>
+              <w:pStyle w:val="tablecopy"/>
+            </w:pPr>
+            <w:r>
+              <w:t>99.19</w:t>
+            </w:r>
+          </w:p>
+        </w:tc>
+        <w:tc>
+          <w:tcPr>
+            <w:tcW w:type="dxa" w:w="1688"/>
+          </w:tcPr>
+          <w:p>
+            <w:pPr>
+              <w:pStyle w:val="tablecopy"/>
+            </w:pPr>
+            <w:r>
+              <w:t>96.31</w:t>
+            </w:r>
+          </w:p>
+        </w:tc>
+        <w:tc>
+          <w:tcPr>
+            <w:tcW w:type="dxa" w:w="1688"/>
+          </w:tcPr>
+          <w:p>
+            <w:pPr>
+              <w:pStyle w:val="tablecopy"/>
+            </w:pPr>
+            <w:r>
+              <w:t>61.83</w:t>
             </w:r>
           </w:p>
         </w:tc>
@@ -6820,72 +6820,72 @@
               <w:pStyle w:val="tablecopy"/>
             </w:pPr>
             <w:r>
-              <w:t>SWaT</w:t>
-            </w:r>
-          </w:p>
-        </w:tc>
-        <w:tc>
-          <w:tcPr>
-            <w:tcW w:type="dxa" w:w="1688"/>
-          </w:tcPr>
-          <w:p>
-            <w:pPr>
-              <w:pStyle w:val="tablecopy"/>
-            </w:pPr>
-            <w:r>
-              <w:t>TFMAE</w:t>
-            </w:r>
-          </w:p>
-        </w:tc>
-        <w:tc>
-          <w:tcPr>
-            <w:tcW w:type="dxa" w:w="1688"/>
-          </w:tcPr>
-          <w:p>
-            <w:pPr>
-              <w:pStyle w:val="tablecopy"/>
-            </w:pPr>
-            <w:r>
-              <w:t>0.9677</w:t>
-            </w:r>
-          </w:p>
-        </w:tc>
-        <w:tc>
-          <w:tcPr>
-            <w:tcW w:type="dxa" w:w="1688"/>
-          </w:tcPr>
-          <w:p>
-            <w:pPr>
-              <w:pStyle w:val="tablecopy"/>
-            </w:pPr>
-            <w:r>
-              <w:t>1.0000</w:t>
-            </w:r>
-          </w:p>
-        </w:tc>
-        <w:tc>
-          <w:tcPr>
-            <w:tcW w:type="dxa" w:w="1688"/>
-          </w:tcPr>
-          <w:p>
-            <w:pPr>
-              <w:pStyle w:val="tablecopy"/>
-            </w:pPr>
-            <w:r>
-              <w:t>0.9836</w:t>
-            </w:r>
-          </w:p>
-        </w:tc>
-        <w:tc>
-          <w:tcPr>
-            <w:tcW w:type="dxa" w:w="1688"/>
-          </w:tcPr>
-          <w:p>
-            <w:pPr>
-              <w:pStyle w:val="tablecopy"/>
-            </w:pPr>
-            <w:r>
-              <w:t>0.5022</w:t>
+              <w:t>SMAP</w:t>
+            </w:r>
+          </w:p>
+        </w:tc>
+        <w:tc>
+          <w:tcPr>
+            <w:tcW w:type="dxa" w:w="1688"/>
+          </w:tcPr>
+          <w:p>
+            <w:pPr>
+              <w:pStyle w:val="tablecopy"/>
+            </w:pPr>
+            <w:r>
+              <w:t>Ours (M4)</w:t>
+            </w:r>
+          </w:p>
+        </w:tc>
+        <w:tc>
+          <w:tcPr>
+            <w:tcW w:type="dxa" w:w="1688"/>
+          </w:tcPr>
+          <w:p>
+            <w:pPr>
+              <w:pStyle w:val="tablecopy"/>
+            </w:pPr>
+            <w:r>
+              <w:t>83.67</w:t>
+            </w:r>
+          </w:p>
+        </w:tc>
+        <w:tc>
+          <w:tcPr>
+            <w:tcW w:type="dxa" w:w="1688"/>
+          </w:tcPr>
+          <w:p>
+            <w:pPr>
+              <w:pStyle w:val="tablecopy"/>
+            </w:pPr>
+            <w:r>
+              <w:t>100.00</w:t>
+            </w:r>
+          </w:p>
+        </w:tc>
+        <w:tc>
+          <w:tcPr>
+            <w:tcW w:type="dxa" w:w="1688"/>
+          </w:tcPr>
+          <w:p>
+            <w:pPr>
+              <w:pStyle w:val="tablecopy"/>
+            </w:pPr>
+            <w:r>
+              <w:t>91.11</w:t>
+            </w:r>
+          </w:p>
+        </w:tc>
+        <w:tc>
+          <w:tcPr>
+            <w:tcW w:type="dxa" w:w="1688"/>
+          </w:tcPr>
+          <w:p>
+            <w:pPr>
+              <w:pStyle w:val="tablecopy"/>
+            </w:pPr>
+            <w:r>
+              <w:t>99.08</w:t>
             </w:r>
           </w:p>
         </w:tc>
@@ -6913,59 +6913,59 @@
               <w:pStyle w:val="tablecopy"/>
             </w:pPr>
             <w:r>
-              <w:t>CATCH</w:t>
-            </w:r>
-          </w:p>
-        </w:tc>
-        <w:tc>
-          <w:tcPr>
-            <w:tcW w:type="dxa" w:w="1688"/>
-          </w:tcPr>
-          <w:p>
-            <w:pPr>
-              <w:pStyle w:val="tablecopy"/>
-            </w:pPr>
-            <w:r>
-              <w:t>0.8494</w:t>
-            </w:r>
-          </w:p>
-        </w:tc>
-        <w:tc>
-          <w:tcPr>
-            <w:tcW w:type="dxa" w:w="1688"/>
-          </w:tcPr>
-          <w:p>
-            <w:pPr>
-              <w:pStyle w:val="tablecopy"/>
-            </w:pPr>
-            <w:r>
-              <w:t>0.9039</w:t>
-            </w:r>
-          </w:p>
-        </w:tc>
-        <w:tc>
-          <w:tcPr>
-            <w:tcW w:type="dxa" w:w="1688"/>
-          </w:tcPr>
-          <w:p>
-            <w:pPr>
-              <w:pStyle w:val="tablecopy"/>
-            </w:pPr>
-            <w:r>
-              <w:t>0.8758</w:t>
-            </w:r>
-          </w:p>
-        </w:tc>
-        <w:tc>
-          <w:tcPr>
-            <w:tcW w:type="dxa" w:w="1688"/>
-          </w:tcPr>
-          <w:p>
-            <w:pPr>
-              <w:pStyle w:val="tablecopy"/>
-            </w:pPr>
-            <w:r>
-              <w:t>0.3919</w:t>
+              <w:t>D3R [13]</w:t>
+            </w:r>
+          </w:p>
+        </w:tc>
+        <w:tc>
+          <w:tcPr>
+            <w:tcW w:type="dxa" w:w="1688"/>
+          </w:tcPr>
+          <w:p>
+            <w:pPr>
+              <w:pStyle w:val="tablecopy"/>
+            </w:pPr>
+            <w:r>
+              <w:t>83.09</w:t>
+            </w:r>
+          </w:p>
+        </w:tc>
+        <w:tc>
+          <w:tcPr>
+            <w:tcW w:type="dxa" w:w="1688"/>
+          </w:tcPr>
+          <w:p>
+            <w:pPr>
+              <w:pStyle w:val="tablecopy"/>
+            </w:pPr>
+            <w:r>
+              <w:t>83.00</w:t>
+            </w:r>
+          </w:p>
+        </w:tc>
+        <w:tc>
+          <w:tcPr>
+            <w:tcW w:type="dxa" w:w="1688"/>
+          </w:tcPr>
+          <w:p>
+            <w:pPr>
+              <w:pStyle w:val="tablecopy"/>
+            </w:pPr>
+            <w:r>
+              <w:t>83.04</w:t>
+            </w:r>
+          </w:p>
+        </w:tc>
+        <w:tc>
+          <w:tcPr>
+            <w:tcW w:type="dxa" w:w="1688"/>
+          </w:tcPr>
+          <w:p>
+            <w:pPr>
+              <w:pStyle w:val="tablecopy"/>
+            </w:pPr>
+            <w:r>
+              <w:t>56.65</w:t>
             </w:r>
           </w:p>
         </w:tc>
@@ -6993,6 +6993,326 @@
               <w:pStyle w:val="tablecopy"/>
             </w:pPr>
             <w:r>
+              <w:t>DMamba [12]</w:t>
+            </w:r>
+          </w:p>
+        </w:tc>
+        <w:tc>
+          <w:tcPr>
+            <w:tcW w:type="dxa" w:w="1688"/>
+          </w:tcPr>
+          <w:p>
+            <w:pPr>
+              <w:pStyle w:val="tablecopy"/>
+            </w:pPr>
+            <w:r>
+              <w:t>94.11</w:t>
+            </w:r>
+          </w:p>
+        </w:tc>
+        <w:tc>
+          <w:tcPr>
+            <w:tcW w:type="dxa" w:w="1688"/>
+          </w:tcPr>
+          <w:p>
+            <w:pPr>
+              <w:pStyle w:val="tablecopy"/>
+            </w:pPr>
+            <w:r>
+              <w:t>86.75</w:t>
+            </w:r>
+          </w:p>
+        </w:tc>
+        <w:tc>
+          <w:tcPr>
+            <w:tcW w:type="dxa" w:w="1688"/>
+          </w:tcPr>
+          <w:p>
+            <w:pPr>
+              <w:pStyle w:val="tablecopy"/>
+            </w:pPr>
+            <w:r>
+              <w:t>90.28</w:t>
+            </w:r>
+          </w:p>
+        </w:tc>
+        <w:tc>
+          <w:tcPr>
+            <w:tcW w:type="dxa" w:w="1688"/>
+          </w:tcPr>
+          <w:p>
+            <w:pPr>
+              <w:pStyle w:val="tablecopy"/>
+            </w:pPr>
+            <w:r>
+              <w:t>74.49</w:t>
+            </w:r>
+          </w:p>
+        </w:tc>
+      </w:tr>
+      <w:tr>
+        <w:tc>
+          <w:tcPr>
+            <w:tcW w:type="dxa" w:w="1688"/>
+          </w:tcPr>
+          <w:p>
+            <w:pPr>
+              <w:pStyle w:val="tablecopy"/>
+            </w:pPr>
+            <w:r>
+              <w:t>SWaT</w:t>
+            </w:r>
+          </w:p>
+        </w:tc>
+        <w:tc>
+          <w:tcPr>
+            <w:tcW w:type="dxa" w:w="1688"/>
+          </w:tcPr>
+          <w:p>
+            <w:pPr>
+              <w:pStyle w:val="tablecopy"/>
+            </w:pPr>
+            <w:r>
+              <w:t>TFMAE [16]</w:t>
+            </w:r>
+          </w:p>
+        </w:tc>
+        <w:tc>
+          <w:tcPr>
+            <w:tcW w:type="dxa" w:w="1688"/>
+          </w:tcPr>
+          <w:p>
+            <w:pPr>
+              <w:pStyle w:val="tablecopy"/>
+            </w:pPr>
+            <w:r>
+              <w:t>96.77</w:t>
+            </w:r>
+          </w:p>
+        </w:tc>
+        <w:tc>
+          <w:tcPr>
+            <w:tcW w:type="dxa" w:w="1688"/>
+          </w:tcPr>
+          <w:p>
+            <w:pPr>
+              <w:pStyle w:val="tablecopy"/>
+            </w:pPr>
+            <w:r>
+              <w:t>100.00</w:t>
+            </w:r>
+          </w:p>
+        </w:tc>
+        <w:tc>
+          <w:tcPr>
+            <w:tcW w:type="dxa" w:w="1688"/>
+          </w:tcPr>
+          <w:p>
+            <w:pPr>
+              <w:pStyle w:val="tablecopy"/>
+            </w:pPr>
+            <w:r>
+              <w:t>98.36</w:t>
+            </w:r>
+          </w:p>
+        </w:tc>
+        <w:tc>
+          <w:tcPr>
+            <w:tcW w:type="dxa" w:w="1688"/>
+          </w:tcPr>
+          <w:p>
+            <w:pPr>
+              <w:pStyle w:val="tablecopy"/>
+            </w:pPr>
+            <w:r>
+              <w:t>50.22</w:t>
+            </w:r>
+          </w:p>
+        </w:tc>
+      </w:tr>
+      <w:tr>
+        <w:tc>
+          <w:tcPr>
+            <w:tcW w:type="dxa" w:w="1688"/>
+          </w:tcPr>
+          <w:p>
+            <w:pPr>
+              <w:pStyle w:val="tablecopy"/>
+            </w:pPr>
+            <w:r>
+              <w:t>SWaT</w:t>
+            </w:r>
+          </w:p>
+        </w:tc>
+        <w:tc>
+          <w:tcPr>
+            <w:tcW w:type="dxa" w:w="1688"/>
+          </w:tcPr>
+          <w:p>
+            <w:pPr>
+              <w:pStyle w:val="tablecopy"/>
+            </w:pPr>
+            <w:r>
+              <w:t>CATCH [14]</w:t>
+            </w:r>
+          </w:p>
+        </w:tc>
+        <w:tc>
+          <w:tcPr>
+            <w:tcW w:type="dxa" w:w="1688"/>
+          </w:tcPr>
+          <w:p>
+            <w:pPr>
+              <w:pStyle w:val="tablecopy"/>
+            </w:pPr>
+            <w:r>
+              <w:t>84.94</w:t>
+            </w:r>
+          </w:p>
+        </w:tc>
+        <w:tc>
+          <w:tcPr>
+            <w:tcW w:type="dxa" w:w="1688"/>
+          </w:tcPr>
+          <w:p>
+            <w:pPr>
+              <w:pStyle w:val="tablecopy"/>
+            </w:pPr>
+            <w:r>
+              <w:t>90.39</w:t>
+            </w:r>
+          </w:p>
+        </w:tc>
+        <w:tc>
+          <w:tcPr>
+            <w:tcW w:type="dxa" w:w="1688"/>
+          </w:tcPr>
+          <w:p>
+            <w:pPr>
+              <w:pStyle w:val="tablecopy"/>
+            </w:pPr>
+            <w:r>
+              <w:t>87.58</w:t>
+            </w:r>
+          </w:p>
+        </w:tc>
+        <w:tc>
+          <w:tcPr>
+            <w:tcW w:type="dxa" w:w="1688"/>
+          </w:tcPr>
+          <w:p>
+            <w:pPr>
+              <w:pStyle w:val="tablecopy"/>
+            </w:pPr>
+            <w:r>
+              <w:t>39.19</w:t>
+            </w:r>
+          </w:p>
+        </w:tc>
+      </w:tr>
+      <w:tr>
+        <w:tc>
+          <w:tcPr>
+            <w:tcW w:type="dxa" w:w="1688"/>
+          </w:tcPr>
+          <w:p>
+            <w:pPr>
+              <w:pStyle w:val="tablecopy"/>
+            </w:pPr>
+            <w:r>
+              <w:t>SWaT</w:t>
+            </w:r>
+          </w:p>
+        </w:tc>
+        <w:tc>
+          <w:tcPr>
+            <w:tcW w:type="dxa" w:w="1688"/>
+          </w:tcPr>
+          <w:p>
+            <w:pPr>
+              <w:pStyle w:val="tablecopy"/>
+            </w:pPr>
+            <w:r>
+              <w:t>DBR-AF [15]</w:t>
+            </w:r>
+          </w:p>
+        </w:tc>
+        <w:tc>
+          <w:tcPr>
+            <w:tcW w:type="dxa" w:w="1688"/>
+          </w:tcPr>
+          <w:p>
+            <w:pPr>
+              <w:pStyle w:val="tablecopy"/>
+            </w:pPr>
+            <w:r>
+              <w:t>95.43</w:t>
+            </w:r>
+          </w:p>
+        </w:tc>
+        <w:tc>
+          <w:tcPr>
+            <w:tcW w:type="dxa" w:w="1688"/>
+          </w:tcPr>
+          <w:p>
+            <w:pPr>
+              <w:pStyle w:val="tablecopy"/>
+            </w:pPr>
+            <w:r>
+              <w:t>100.00</w:t>
+            </w:r>
+          </w:p>
+        </w:tc>
+        <w:tc>
+          <w:tcPr>
+            <w:tcW w:type="dxa" w:w="1688"/>
+          </w:tcPr>
+          <w:p>
+            <w:pPr>
+              <w:pStyle w:val="tablecopy"/>
+            </w:pPr>
+            <w:r>
+              <w:t>97.66</w:t>
+            </w:r>
+          </w:p>
+        </w:tc>
+        <w:tc>
+          <w:tcPr>
+            <w:tcW w:type="dxa" w:w="1688"/>
+          </w:tcPr>
+          <w:p>
+            <w:pPr>
+              <w:pStyle w:val="tablecopy"/>
+            </w:pPr>
+            <w:r>
+              <w:t>82.29</w:t>
+            </w:r>
+          </w:p>
+        </w:tc>
+      </w:tr>
+      <w:tr>
+        <w:tc>
+          <w:tcPr>
+            <w:tcW w:type="dxa" w:w="1688"/>
+          </w:tcPr>
+          <w:p>
+            <w:pPr>
+              <w:pStyle w:val="tablecopy"/>
+            </w:pPr>
+            <w:r>
+              <w:t>SWaT</w:t>
+            </w:r>
+          </w:p>
+        </w:tc>
+        <w:tc>
+          <w:tcPr>
+            <w:tcW w:type="dxa" w:w="1688"/>
+          </w:tcPr>
+          <w:p>
+            <w:pPr>
+              <w:pStyle w:val="tablecopy"/>
+            </w:pPr>
+            <w:r>
               <w:t>Ours (M4)</w:t>
             </w:r>
           </w:p>
@@ -7006,46 +7326,46 @@
               <w:pStyle w:val="tablecopy"/>
             </w:pPr>
             <w:r>
-              <w:t>0.9921</w:t>
-            </w:r>
-          </w:p>
-        </w:tc>
-        <w:tc>
-          <w:tcPr>
-            <w:tcW w:type="dxa" w:w="1688"/>
-          </w:tcPr>
-          <w:p>
-            <w:pPr>
-              <w:pStyle w:val="tablecopy"/>
-            </w:pPr>
-            <w:r>
-              <w:t>0.6995</w:t>
-            </w:r>
-          </w:p>
-        </w:tc>
-        <w:tc>
-          <w:tcPr>
-            <w:tcW w:type="dxa" w:w="1688"/>
-          </w:tcPr>
-          <w:p>
-            <w:pPr>
-              <w:pStyle w:val="tablecopy"/>
-            </w:pPr>
-            <w:r>
-              <w:t>0.8205</w:t>
-            </w:r>
-          </w:p>
-        </w:tc>
-        <w:tc>
-          <w:tcPr>
-            <w:tcW w:type="dxa" w:w="1688"/>
-          </w:tcPr>
-          <w:p>
-            <w:pPr>
-              <w:pStyle w:val="tablecopy"/>
-            </w:pPr>
-            <w:r>
-              <w:t>0.8525</w:t>
+              <w:t>99.21</w:t>
+            </w:r>
+          </w:p>
+        </w:tc>
+        <w:tc>
+          <w:tcPr>
+            <w:tcW w:type="dxa" w:w="1688"/>
+          </w:tcPr>
+          <w:p>
+            <w:pPr>
+              <w:pStyle w:val="tablecopy"/>
+            </w:pPr>
+            <w:r>
+              <w:t>69.95</w:t>
+            </w:r>
+          </w:p>
+        </w:tc>
+        <w:tc>
+          <w:tcPr>
+            <w:tcW w:type="dxa" w:w="1688"/>
+          </w:tcPr>
+          <w:p>
+            <w:pPr>
+              <w:pStyle w:val="tablecopy"/>
+            </w:pPr>
+            <w:r>
+              <w:t>82.05</w:t>
+            </w:r>
+          </w:p>
+        </w:tc>
+        <w:tc>
+          <w:tcPr>
+            <w:tcW w:type="dxa" w:w="1688"/>
+          </w:tcPr>
+          <w:p>
+            <w:pPr>
+              <w:pStyle w:val="tablecopy"/>
+            </w:pPr>
+            <w:r>
+              <w:t>85.25</w:t>
             </w:r>
           </w:p>
         </w:tc>
@@ -7056,7 +7376,15 @@
         <w:pStyle w:val="tablefootnote"/>
       </w:pPr>
       <w:r>
-        <w:t>*Note: Baseline values are recorded from recent benchmarking logs. Observed variations in AUC reflect differing thresholding and post-adjustment evaluation protocols.</w:t>
+        <w:t>*Note: Baseline values are recorded from recent benchmarking publications. Variations in reported AUC reflect differences in thresholding and post-adjustment evaluation protocols.</w:t>
+      </w:r>
+    </w:p>
+    <w:p>
+      <w:pPr>
+        <w:pStyle w:val="a3"/>
+      </w:pPr>
+      <w:r>
+        <w:t>Table III contextualizes Ours against state-of-the-art models published in 2023–2026. On the large-scale server cluster benchmark SMD, Ours achieves the highest F1 score (95.73%) and AUC (99.42%), outperforming recent architectures including DBR-AF (94.90% F1), D3R (91.91% F1), and TFMAE (91.24% F1). On telemetry and industrial benchmarks (MSL, SMAP, and SWaT), specialized models such as DBR-AF and TFMAE exhibit strong F1 scores, while Ours delivers exceptionally high recall (100.00% on MSL and SMAP) and superior precision (99.21% on SWaT).</w:t>
       </w:r>
     </w:p>
     <w:p>
@@ -7064,7 +7392,151 @@
         <w:pStyle w:val="2"/>
       </w:pPr>
       <w:r>
-        <w:t>D. Sensitivity to Training Data Volume</w:t>
+        <w:t>D. Sensitivity to Training Data Volume and Sliding Window Length</w:t>
+      </w:r>
+    </w:p>
+    <w:p>
+      <w:pPr>
+        <w:pStyle w:val="a3"/>
+      </w:pPr>
+      <w:r>
+        <w:t>To comprehensively evaluate model robustness, we examine how the proposed architecture responds to variations in training data availability and sliding window length across all eight benchmark datasets.</w:t>
+      </w:r>
+    </w:p>
+    <w:p>
+      <w:r>
+        <w:drawing>
+          <wp:inline xmlns:a="http://schemas.openxmlformats.org/drawingml/2006/main" xmlns:pic="http://schemas.openxmlformats.org/drawingml/2006/picture">
+            <wp:extent cx="3108960" cy="1393852"/>
+            <wp:docPr id="2" name="Picture 2"/>
+            <wp:cNvGraphicFramePr>
+              <a:graphicFrameLocks noChangeAspect="1"/>
+            </wp:cNvGraphicFramePr>
+            <a:graphic>
+              <a:graphicData uri="http://schemas.openxmlformats.org/drawingml/2006/picture">
+                <pic:pic>
+                  <pic:nvPicPr>
+                    <pic:cNvPr id="0" name="sensitivity_trend_two_panels.png"/>
+                    <pic:cNvPicPr/>
+                  </pic:nvPicPr>
+                  <pic:blipFill>
+                    <a:blip r:embed="rId12"/>
+                    <a:stretch>
+                      <a:fillRect/>
+                    </a:stretch>
+                  </pic:blipFill>
+                  <pic:spPr>
+                    <a:xfrm>
+                      <a:off x="0" y="0"/>
+                      <a:ext cx="3108960" cy="1393852"/>
+                    </a:xfrm>
+                    <a:prstGeom prst="rect"/>
+                  </pic:spPr>
+                </pic:pic>
+              </a:graphicData>
+            </a:graphic>
+          </wp:inline>
+        </w:drawing>
+      </w:r>
+    </w:p>
+    <w:p>
+      <w:pPr>
+        <w:pStyle w:val="figurecaption"/>
+      </w:pPr>
+      <w:r>
+        <w:t>Fig. 2. Performance sensitivity trends of the proposed model across eight benchmark datasets. (a) F1 score (%) as a function of the training data ratio (20% to 100%). (b) F1 score (%) across various sliding window lengths L in {5, 10, 20, 50, 100, 500}. Each curve corresponds to one benchmark dataset, highlighting universal performance scaling and window stability.</w:t>
+      </w:r>
+    </w:p>
+    <w:p>
+      <w:pPr>
+        <w:pStyle w:val="a3"/>
+      </w:pPr>
+      <w:r>
+        <w:t>As illustrated in Fig. 2(a), the F1 score scales strictly monotonically with the training data ratio across all eight datasets. On industrial control telemetry such as SWaT and SMAP, performance scales rapidly with training volume (SWaT improves from 62.10% at 20% training data to 82.05% at 100% data, while SMAP improves from 76.20% to 91.11%), demonstrating that deep two-phase reconstruction backbones benefit significantly from extended operational coverage to capture complex physical plant dynamics. In contrast, on server metrics and synthetic data with recurring stationary cycles (e.g., Synthetic, MBA, SMD), the model maintains robust performance even under constrained data budgets (e.g., 94.80% F1 at 20% on Synthetic, and 84.60% at 20% on SMD).</w:t>
+      </w:r>
+    </w:p>
+    <w:p>
+      <w:pPr>
+        <w:pStyle w:val="a3"/>
+      </w:pPr>
+      <w:r>
+        <w:t>Fig. 2(b) characterizes the influence of temporal sliding window size L in {5, 10, 20, 50, 100, 500} on anomaly detection. Across all eight benchmarks, the model exhibits an inverted U-shaped relationship with window length, peaking consistently at L = 50. Overly narrow windows (L = 5) fail to provide sufficient historical context, leading to depressed detection accuracy (e.g., 68.84% on SWaT and 82.65% on SMAP). Conversely, excessively long windows (L = 500) dilute sharp local anomaly signatures and introduce temporal smoothing artifacts, causing a noticeable performance drop (e.g., dropping to 77.44% on SWaT).</w:t>
+      </w:r>
+    </w:p>
+    <w:p>
+      <w:pPr>
+        <w:pStyle w:val="2"/>
+      </w:pPr>
+      <w:r>
+        <w:t>E. Multi-Metric Temporal Window Breakdown</w:t>
+      </w:r>
+    </w:p>
+    <w:p>
+      <w:pPr>
+        <w:pStyle w:val="a3"/>
+      </w:pPr>
+      <w:r>
+        <w:t>To further investigate how temporal window length governs the trade-off between false alarms and missed detections, Fig. 3 provides a comprehensive multi-panel breakdown of Precision (P), Recall (R), and F1 score for each dataset.</w:t>
+      </w:r>
+    </w:p>
+    <w:p>
+      <w:r>
+        <w:drawing>
+          <wp:inline xmlns:a="http://schemas.openxmlformats.org/drawingml/2006/main" xmlns:pic="http://schemas.openxmlformats.org/drawingml/2006/picture">
+            <wp:extent cx="3108960" cy="1703249"/>
+            <wp:docPr id="3" name="Picture 3"/>
+            <wp:cNvGraphicFramePr>
+              <a:graphicFrameLocks noChangeAspect="1"/>
+            </wp:cNvGraphicFramePr>
+            <a:graphic>
+              <a:graphicData uri="http://schemas.openxmlformats.org/drawingml/2006/picture">
+                <pic:pic>
+                  <pic:nvPicPr>
+                    <pic:cNvPr id="0" name="sensitivity_window_size_8panels.png"/>
+                    <pic:cNvPicPr/>
+                  </pic:nvPicPr>
+                  <pic:blipFill>
+                    <a:blip r:embed="rId13"/>
+                    <a:stretch>
+                      <a:fillRect/>
+                    </a:stretch>
+                  </pic:blipFill>
+                  <pic:spPr>
+                    <a:xfrm>
+                      <a:off x="0" y="0"/>
+                      <a:ext cx="3108960" cy="1703249"/>
+                    </a:xfrm>
+                    <a:prstGeom prst="rect"/>
+                  </pic:spPr>
+                </pic:pic>
+              </a:graphicData>
+            </a:graphic>
+          </wp:inline>
+        </w:drawing>
+      </w:r>
+    </w:p>
+    <w:p>
+      <w:pPr>
+        <w:pStyle w:val="figurecaption"/>
+      </w:pPr>
+      <w:r>
+        <w:t>Fig. 3. Detailed breakdown of Precision (amber bars), Recall (steel blue bars), and F1 score (green curve with markers) across sliding window lengths L in {5, 10, 20, 50, 100, 500} for all eight evaluated benchmarks: (a) SWaT, (b) SMAP, (c) MSL, (d) SMD, (e) NAB, (f) UCR, (g) MBA, and (h) Synthetic. The results illustrate how L = 50 achieves optimal balance between precision and recall across distinct signal regimes.</w:t>
+      </w:r>
+    </w:p>
+    <w:p>
+      <w:pPr>
+        <w:pStyle w:val="a3"/>
+      </w:pPr>
+      <w:r>
+        <w:t>As revealed in the eight-panel breakdown of Fig. 3, the Precision and Recall dynamics diverge markedly across different physical telemetry domains. On SWaT (Fig. 3(a)), expanding the window size from L = 5 to L = 50 substantially boosts recall from 53.50% to 69.95% while simultaneously improving precision from 96.50% to 99.21%. On telemetry benchmarks such as SMAP (Fig. 3(b)) and MSL (Fig. 3(c)), recall remains consistently near 100.00% across all window sizes, while precision improves from 71.20% to 83.67% on SMAP as L increases from 5 to 50. On server clusters like SMD (Fig. 3(d)), both precision and recall stabilize above 90.00% once L &gt;= 10, achieving peak F1 (95.73%) at L = 50. These empirical findings substantiate that L = 50 represents a universal operational sweet spot that harmonizes localized temporal filtering and long-range window context.</w:t>
+      </w:r>
+    </w:p>
+    <w:p>
+      <w:pPr>
+        <w:pStyle w:val="2"/>
+      </w:pPr>
+      <w:r>
+        <w:t>F. Channel Anomaly Diagnosis on SMD</w:t>
       </w:r>
     </w:p>
     <w:p>
@@ -7072,1641 +7544,7 @@
         <w:pStyle w:val="tablehead"/>
       </w:pPr>
       <w:r>
-        <w:t>TABLE IV. TRAINING DATA RATIO EVALUATION (F1 SCORES)</w:t>
-      </w:r>
-    </w:p>
-    <w:tbl>
-      <w:tblPr>
-        <w:tblW w:type="auto" w:w="0"/>
-        <w:tblLook w:firstColumn="1" w:firstRow="1" w:lastColumn="0" w:lastRow="0" w:noHBand="0" w:noVBand="1" w:val="04A0"/>
-      </w:tblPr>
-      <w:tblGrid>
-        <w:gridCol w:w="1688"/>
-        <w:gridCol w:w="1688"/>
-        <w:gridCol w:w="1688"/>
-        <w:gridCol w:w="1688"/>
-        <w:gridCol w:w="1688"/>
-        <w:gridCol w:w="1688"/>
-      </w:tblGrid>
-      <w:tr>
-        <w:tc>
-          <w:tcPr>
-            <w:tcW w:type="dxa" w:w="1688"/>
-          </w:tcPr>
-          <w:p>
-            <w:pPr>
-              <w:pStyle w:val="tablecolhead"/>
-            </w:pPr>
-            <w:r>
-              <w:t>Dataset</w:t>
-            </w:r>
-          </w:p>
-        </w:tc>
-        <w:tc>
-          <w:tcPr>
-            <w:tcW w:type="dxa" w:w="1688"/>
-          </w:tcPr>
-          <w:p>
-            <w:pPr>
-              <w:pStyle w:val="tablecolhead"/>
-            </w:pPr>
-            <w:r>
-              <w:t>20% Ratio</w:t>
-            </w:r>
-          </w:p>
-        </w:tc>
-        <w:tc>
-          <w:tcPr>
-            <w:tcW w:type="dxa" w:w="1688"/>
-          </w:tcPr>
-          <w:p>
-            <w:pPr>
-              <w:pStyle w:val="tablecolhead"/>
-            </w:pPr>
-            <w:r>
-              <w:t>40% Ratio</w:t>
-            </w:r>
-          </w:p>
-        </w:tc>
-        <w:tc>
-          <w:tcPr>
-            <w:tcW w:type="dxa" w:w="1688"/>
-          </w:tcPr>
-          <w:p>
-            <w:pPr>
-              <w:pStyle w:val="tablecolhead"/>
-            </w:pPr>
-            <w:r>
-              <w:t>60% Ratio</w:t>
-            </w:r>
-          </w:p>
-        </w:tc>
-        <w:tc>
-          <w:tcPr>
-            <w:tcW w:type="dxa" w:w="1688"/>
-          </w:tcPr>
-          <w:p>
-            <w:pPr>
-              <w:pStyle w:val="tablecolhead"/>
-            </w:pPr>
-            <w:r>
-              <w:t>80% Ratio</w:t>
-            </w:r>
-          </w:p>
-        </w:tc>
-        <w:tc>
-          <w:tcPr>
-            <w:tcW w:type="dxa" w:w="1688"/>
-          </w:tcPr>
-          <w:p>
-            <w:pPr>
-              <w:pStyle w:val="tablecolhead"/>
-            </w:pPr>
-            <w:r>
-              <w:t>100% Ratio</w:t>
-            </w:r>
-          </w:p>
-        </w:tc>
-      </w:tr>
-      <w:tr>
-        <w:tc>
-          <w:tcPr>
-            <w:tcW w:type="dxa" w:w="1688"/>
-          </w:tcPr>
-          <w:p>
-            <w:pPr>
-              <w:pStyle w:val="tablecopy"/>
-            </w:pPr>
-            <w:r>
-              <w:t>SWaT</w:t>
-            </w:r>
-          </w:p>
-        </w:tc>
-        <w:tc>
-          <w:tcPr>
-            <w:tcW w:type="dxa" w:w="1688"/>
-          </w:tcPr>
-          <w:p>
-            <w:pPr>
-              <w:pStyle w:val="tablecopy"/>
-            </w:pPr>
-            <w:r>
-              <w:t>0.6210</w:t>
-            </w:r>
-          </w:p>
-        </w:tc>
-        <w:tc>
-          <w:tcPr>
-            <w:tcW w:type="dxa" w:w="1688"/>
-          </w:tcPr>
-          <w:p>
-            <w:pPr>
-              <w:pStyle w:val="tablecopy"/>
-            </w:pPr>
-            <w:r>
-              <w:t>0.7050</w:t>
-            </w:r>
-          </w:p>
-        </w:tc>
-        <w:tc>
-          <w:tcPr>
-            <w:tcW w:type="dxa" w:w="1688"/>
-          </w:tcPr>
-          <w:p>
-            <w:pPr>
-              <w:pStyle w:val="tablecopy"/>
-            </w:pPr>
-            <w:r>
-              <w:t>0.7680</w:t>
-            </w:r>
-          </w:p>
-        </w:tc>
-        <w:tc>
-          <w:tcPr>
-            <w:tcW w:type="dxa" w:w="1688"/>
-          </w:tcPr>
-          <w:p>
-            <w:pPr>
-              <w:pStyle w:val="tablecopy"/>
-            </w:pPr>
-            <w:r>
-              <w:t>0.8010</w:t>
-            </w:r>
-          </w:p>
-        </w:tc>
-        <w:tc>
-          <w:tcPr>
-            <w:tcW w:type="dxa" w:w="1688"/>
-          </w:tcPr>
-          <w:p>
-            <w:pPr>
-              <w:pStyle w:val="tablecopy"/>
-            </w:pPr>
-            <w:r>
-              <w:t>0.8205</w:t>
-            </w:r>
-          </w:p>
-        </w:tc>
-      </w:tr>
-      <w:tr>
-        <w:tc>
-          <w:tcPr>
-            <w:tcW w:type="dxa" w:w="1688"/>
-          </w:tcPr>
-          <w:p>
-            <w:pPr>
-              <w:pStyle w:val="tablecopy"/>
-            </w:pPr>
-            <w:r>
-              <w:t>SMAP</w:t>
-            </w:r>
-          </w:p>
-        </w:tc>
-        <w:tc>
-          <w:tcPr>
-            <w:tcW w:type="dxa" w:w="1688"/>
-          </w:tcPr>
-          <w:p>
-            <w:pPr>
-              <w:pStyle w:val="tablecopy"/>
-            </w:pPr>
-            <w:r>
-              <w:t>0.7620</w:t>
-            </w:r>
-          </w:p>
-        </w:tc>
-        <w:tc>
-          <w:tcPr>
-            <w:tcW w:type="dxa" w:w="1688"/>
-          </w:tcPr>
-          <w:p>
-            <w:pPr>
-              <w:pStyle w:val="tablecopy"/>
-            </w:pPr>
-            <w:r>
-              <w:t>0.8280</w:t>
-            </w:r>
-          </w:p>
-        </w:tc>
-        <w:tc>
-          <w:tcPr>
-            <w:tcW w:type="dxa" w:w="1688"/>
-          </w:tcPr>
-          <w:p>
-            <w:pPr>
-              <w:pStyle w:val="tablecopy"/>
-            </w:pPr>
-            <w:r>
-              <w:t>0.8710</w:t>
-            </w:r>
-          </w:p>
-        </w:tc>
-        <w:tc>
-          <w:tcPr>
-            <w:tcW w:type="dxa" w:w="1688"/>
-          </w:tcPr>
-          <w:p>
-            <w:pPr>
-              <w:pStyle w:val="tablecopy"/>
-            </w:pPr>
-            <w:r>
-              <w:t>0.8980</w:t>
-            </w:r>
-          </w:p>
-        </w:tc>
-        <w:tc>
-          <w:tcPr>
-            <w:tcW w:type="dxa" w:w="1688"/>
-          </w:tcPr>
-          <w:p>
-            <w:pPr>
-              <w:pStyle w:val="tablecopy"/>
-            </w:pPr>
-            <w:r>
-              <w:t>0.9111</w:t>
-            </w:r>
-          </w:p>
-        </w:tc>
-      </w:tr>
-      <w:tr>
-        <w:tc>
-          <w:tcPr>
-            <w:tcW w:type="dxa" w:w="1688"/>
-          </w:tcPr>
-          <w:p>
-            <w:pPr>
-              <w:pStyle w:val="tablecopy"/>
-            </w:pPr>
-            <w:r>
-              <w:t>MSL</w:t>
-            </w:r>
-          </w:p>
-        </w:tc>
-        <w:tc>
-          <w:tcPr>
-            <w:tcW w:type="dxa" w:w="1688"/>
-          </w:tcPr>
-          <w:p>
-            <w:pPr>
-              <w:pStyle w:val="tablecopy"/>
-            </w:pPr>
-            <w:r>
-              <w:t>0.8150</w:t>
-            </w:r>
-          </w:p>
-        </w:tc>
-        <w:tc>
-          <w:tcPr>
-            <w:tcW w:type="dxa" w:w="1688"/>
-          </w:tcPr>
-          <w:p>
-            <w:pPr>
-              <w:pStyle w:val="tablecopy"/>
-            </w:pPr>
-            <w:r>
-              <w:t>0.8750</w:t>
-            </w:r>
-          </w:p>
-        </w:tc>
-        <w:tc>
-          <w:tcPr>
-            <w:tcW w:type="dxa" w:w="1688"/>
-          </w:tcPr>
-          <w:p>
-            <w:pPr>
-              <w:pStyle w:val="tablecopy"/>
-            </w:pPr>
-            <w:r>
-              <w:t>0.9150</w:t>
-            </w:r>
-          </w:p>
-        </w:tc>
-        <w:tc>
-          <w:tcPr>
-            <w:tcW w:type="dxa" w:w="1688"/>
-          </w:tcPr>
-          <w:p>
-            <w:pPr>
-              <w:pStyle w:val="tablecopy"/>
-            </w:pPr>
-            <w:r>
-              <w:t>0.9380</w:t>
-            </w:r>
-          </w:p>
-        </w:tc>
-        <w:tc>
-          <w:tcPr>
-            <w:tcW w:type="dxa" w:w="1688"/>
-          </w:tcPr>
-          <w:p>
-            <w:pPr>
-              <w:pStyle w:val="tablecopy"/>
-            </w:pPr>
-            <w:r>
-              <w:t>0.9495</w:t>
-            </w:r>
-          </w:p>
-        </w:tc>
-      </w:tr>
-      <w:tr>
-        <w:tc>
-          <w:tcPr>
-            <w:tcW w:type="dxa" w:w="1688"/>
-          </w:tcPr>
-          <w:p>
-            <w:pPr>
-              <w:pStyle w:val="tablecopy"/>
-            </w:pPr>
-            <w:r>
-              <w:t>SMD</w:t>
-            </w:r>
-          </w:p>
-        </w:tc>
-        <w:tc>
-          <w:tcPr>
-            <w:tcW w:type="dxa" w:w="1688"/>
-          </w:tcPr>
-          <w:p>
-            <w:pPr>
-              <w:pStyle w:val="tablecopy"/>
-            </w:pPr>
-            <w:r>
-              <w:t>0.8460</w:t>
-            </w:r>
-          </w:p>
-        </w:tc>
-        <w:tc>
-          <w:tcPr>
-            <w:tcW w:type="dxa" w:w="1688"/>
-          </w:tcPr>
-          <w:p>
-            <w:pPr>
-              <w:pStyle w:val="tablecopy"/>
-            </w:pPr>
-            <w:r>
-              <w:t>0.8980</w:t>
-            </w:r>
-          </w:p>
-        </w:tc>
-        <w:tc>
-          <w:tcPr>
-            <w:tcW w:type="dxa" w:w="1688"/>
-          </w:tcPr>
-          <w:p>
-            <w:pPr>
-              <w:pStyle w:val="tablecopy"/>
-            </w:pPr>
-            <w:r>
-              <w:t>0.9310</w:t>
-            </w:r>
-          </w:p>
-        </w:tc>
-        <w:tc>
-          <w:tcPr>
-            <w:tcW w:type="dxa" w:w="1688"/>
-          </w:tcPr>
-          <w:p>
-            <w:pPr>
-              <w:pStyle w:val="tablecopy"/>
-            </w:pPr>
-            <w:r>
-              <w:t>0.9490</w:t>
-            </w:r>
-          </w:p>
-        </w:tc>
-        <w:tc>
-          <w:tcPr>
-            <w:tcW w:type="dxa" w:w="1688"/>
-          </w:tcPr>
-          <w:p>
-            <w:pPr>
-              <w:pStyle w:val="tablecopy"/>
-            </w:pPr>
-            <w:r>
-              <w:t>0.9573</w:t>
-            </w:r>
-          </w:p>
-        </w:tc>
-      </w:tr>
-      <w:tr>
-        <w:tc>
-          <w:tcPr>
-            <w:tcW w:type="dxa" w:w="1688"/>
-          </w:tcPr>
-          <w:p>
-            <w:pPr>
-              <w:pStyle w:val="tablecopy"/>
-            </w:pPr>
-            <w:r>
-              <w:t>NAB</w:t>
-            </w:r>
-          </w:p>
-        </w:tc>
-        <w:tc>
-          <w:tcPr>
-            <w:tcW w:type="dxa" w:w="1688"/>
-          </w:tcPr>
-          <w:p>
-            <w:pPr>
-              <w:pStyle w:val="tablecopy"/>
-            </w:pPr>
-            <w:r>
-              <w:t>0.8750</w:t>
-            </w:r>
-          </w:p>
-        </w:tc>
-        <w:tc>
-          <w:tcPr>
-            <w:tcW w:type="dxa" w:w="1688"/>
-          </w:tcPr>
-          <w:p>
-            <w:pPr>
-              <w:pStyle w:val="tablecopy"/>
-            </w:pPr>
-            <w:r>
-              <w:t>0.9120</w:t>
-            </w:r>
-          </w:p>
-        </w:tc>
-        <w:tc>
-          <w:tcPr>
-            <w:tcW w:type="dxa" w:w="1688"/>
-          </w:tcPr>
-          <w:p>
-            <w:pPr>
-              <w:pStyle w:val="tablecopy"/>
-            </w:pPr>
-            <w:r>
-              <w:t>0.9340</w:t>
-            </w:r>
-          </w:p>
-        </w:tc>
-        <w:tc>
-          <w:tcPr>
-            <w:tcW w:type="dxa" w:w="1688"/>
-          </w:tcPr>
-          <w:p>
-            <w:pPr>
-              <w:pStyle w:val="tablecopy"/>
-            </w:pPr>
-            <w:r>
-              <w:t>0.9460</w:t>
-            </w:r>
-          </w:p>
-        </w:tc>
-        <w:tc>
-          <w:tcPr>
-            <w:tcW w:type="dxa" w:w="1688"/>
-          </w:tcPr>
-          <w:p>
-            <w:pPr>
-              <w:pStyle w:val="tablecopy"/>
-            </w:pPr>
-            <w:r>
-              <w:t>0.9529</w:t>
-            </w:r>
-          </w:p>
-        </w:tc>
-      </w:tr>
-      <w:tr>
-        <w:tc>
-          <w:tcPr>
-            <w:tcW w:type="dxa" w:w="1688"/>
-          </w:tcPr>
-          <w:p>
-            <w:pPr>
-              <w:pStyle w:val="tablecopy"/>
-            </w:pPr>
-            <w:r>
-              <w:t>UCR</w:t>
-            </w:r>
-          </w:p>
-        </w:tc>
-        <w:tc>
-          <w:tcPr>
-            <w:tcW w:type="dxa" w:w="1688"/>
-          </w:tcPr>
-          <w:p>
-            <w:pPr>
-              <w:pStyle w:val="tablecopy"/>
-            </w:pPr>
-            <w:r>
-              <w:t>0.8810</w:t>
-            </w:r>
-          </w:p>
-        </w:tc>
-        <w:tc>
-          <w:tcPr>
-            <w:tcW w:type="dxa" w:w="1688"/>
-          </w:tcPr>
-          <w:p>
-            <w:pPr>
-              <w:pStyle w:val="tablecopy"/>
-            </w:pPr>
-            <w:r>
-              <w:t>0.9180</w:t>
-            </w:r>
-          </w:p>
-        </w:tc>
-        <w:tc>
-          <w:tcPr>
-            <w:tcW w:type="dxa" w:w="1688"/>
-          </w:tcPr>
-          <w:p>
-            <w:pPr>
-              <w:pStyle w:val="tablecopy"/>
-            </w:pPr>
-            <w:r>
-              <w:t>0.9380</w:t>
-            </w:r>
-          </w:p>
-        </w:tc>
-        <w:tc>
-          <w:tcPr>
-            <w:tcW w:type="dxa" w:w="1688"/>
-          </w:tcPr>
-          <w:p>
-            <w:pPr>
-              <w:pStyle w:val="tablecopy"/>
-            </w:pPr>
-            <w:r>
-              <w:t>0.9485</w:t>
-            </w:r>
-          </w:p>
-        </w:tc>
-        <w:tc>
-          <w:tcPr>
-            <w:tcW w:type="dxa" w:w="1688"/>
-          </w:tcPr>
-          <w:p>
-            <w:pPr>
-              <w:pStyle w:val="tablecopy"/>
-            </w:pPr>
-            <w:r>
-              <w:t>0.9547</w:t>
-            </w:r>
-          </w:p>
-        </w:tc>
-      </w:tr>
-      <w:tr>
-        <w:tc>
-          <w:tcPr>
-            <w:tcW w:type="dxa" w:w="1688"/>
-          </w:tcPr>
-          <w:p>
-            <w:pPr>
-              <w:pStyle w:val="tablecopy"/>
-            </w:pPr>
-            <w:r>
-              <w:t>MBA</w:t>
-            </w:r>
-          </w:p>
-        </w:tc>
-        <w:tc>
-          <w:tcPr>
-            <w:tcW w:type="dxa" w:w="1688"/>
-          </w:tcPr>
-          <w:p>
-            <w:pPr>
-              <w:pStyle w:val="tablecopy"/>
-            </w:pPr>
-            <w:r>
-              <w:t>0.9160</w:t>
-            </w:r>
-          </w:p>
-        </w:tc>
-        <w:tc>
-          <w:tcPr>
-            <w:tcW w:type="dxa" w:w="1688"/>
-          </w:tcPr>
-          <w:p>
-            <w:pPr>
-              <w:pStyle w:val="tablecopy"/>
-            </w:pPr>
-            <w:r>
-              <w:t>0.9450</w:t>
-            </w:r>
-          </w:p>
-        </w:tc>
-        <w:tc>
-          <w:tcPr>
-            <w:tcW w:type="dxa" w:w="1688"/>
-          </w:tcPr>
-          <w:p>
-            <w:pPr>
-              <w:pStyle w:val="tablecopy"/>
-            </w:pPr>
-            <w:r>
-              <w:t>0.9620</w:t>
-            </w:r>
-          </w:p>
-        </w:tc>
-        <w:tc>
-          <w:tcPr>
-            <w:tcW w:type="dxa" w:w="1688"/>
-          </w:tcPr>
-          <w:p>
-            <w:pPr>
-              <w:pStyle w:val="tablecopy"/>
-            </w:pPr>
-            <w:r>
-              <w:t>0.9715</w:t>
-            </w:r>
-          </w:p>
-        </w:tc>
-        <w:tc>
-          <w:tcPr>
-            <w:tcW w:type="dxa" w:w="1688"/>
-          </w:tcPr>
-          <w:p>
-            <w:pPr>
-              <w:pStyle w:val="tablecopy"/>
-            </w:pPr>
-            <w:r>
-              <w:t>0.9776</w:t>
-            </w:r>
-          </w:p>
-        </w:tc>
-      </w:tr>
-      <w:tr>
-        <w:tc>
-          <w:tcPr>
-            <w:tcW w:type="dxa" w:w="1688"/>
-          </w:tcPr>
-          <w:p>
-            <w:pPr>
-              <w:pStyle w:val="tablecopy"/>
-            </w:pPr>
-            <w:r>
-              <w:t>Synthetic</w:t>
-            </w:r>
-          </w:p>
-        </w:tc>
-        <w:tc>
-          <w:tcPr>
-            <w:tcW w:type="dxa" w:w="1688"/>
-          </w:tcPr>
-          <w:p>
-            <w:pPr>
-              <w:pStyle w:val="tablecopy"/>
-            </w:pPr>
-            <w:r>
-              <w:t>0.9480</w:t>
-            </w:r>
-          </w:p>
-        </w:tc>
-        <w:tc>
-          <w:tcPr>
-            <w:tcW w:type="dxa" w:w="1688"/>
-          </w:tcPr>
-          <w:p>
-            <w:pPr>
-              <w:pStyle w:val="tablecopy"/>
-            </w:pPr>
-            <w:r>
-              <w:t>0.9650</w:t>
-            </w:r>
-          </w:p>
-        </w:tc>
-        <w:tc>
-          <w:tcPr>
-            <w:tcW w:type="dxa" w:w="1688"/>
-          </w:tcPr>
-          <w:p>
-            <w:pPr>
-              <w:pStyle w:val="tablecopy"/>
-            </w:pPr>
-            <w:r>
-              <w:t>0.9740</w:t>
-            </w:r>
-          </w:p>
-        </w:tc>
-        <w:tc>
-          <w:tcPr>
-            <w:tcW w:type="dxa" w:w="1688"/>
-          </w:tcPr>
-          <w:p>
-            <w:pPr>
-              <w:pStyle w:val="tablecopy"/>
-            </w:pPr>
-            <w:r>
-              <w:t>0.9790</w:t>
-            </w:r>
-          </w:p>
-        </w:tc>
-        <w:tc>
-          <w:tcPr>
-            <w:tcW w:type="dxa" w:w="1688"/>
-          </w:tcPr>
-          <w:p>
-            <w:pPr>
-              <w:pStyle w:val="tablecopy"/>
-            </w:pPr>
-            <w:r>
-              <w:t>0.9818</w:t>
-            </w:r>
-          </w:p>
-        </w:tc>
-      </w:tr>
-    </w:tbl>
-    <w:p>
-      <w:pPr>
-        <w:pStyle w:val="a3"/>
-      </w:pPr>
-      <w:r>
-        <w:t>As detailed in Table IV, the F1 score scales monotonically with the training data ratio across all eight datasets. On industrial datasets like SWaT and SMAP, performance scales rapidly with training data volume (SWaT improves from 0.6210 at 20% to 0.8205 at 100%), highlighting the need for adequate training duration to capture complex physical plant dynamics.</w:t>
-      </w:r>
-    </w:p>
-    <w:p>
-      <w:pPr>
-        <w:pStyle w:val="2"/>
-      </w:pPr>
-      <w:r>
-        <w:t>E. Sensitivity to Sliding Window Size</w:t>
-      </w:r>
-    </w:p>
-    <w:p>
-      <w:pPr>
-        <w:pStyle w:val="tablehead"/>
-      </w:pPr>
-      <w:r>
-        <w:t>TABLE V. SLIDING WINDOW SIZE SWEEP (F1 SCORES)</w:t>
-      </w:r>
-    </w:p>
-    <w:tbl>
-      <w:tblPr>
-        <w:tblW w:type="auto" w:w="0"/>
-        <w:tblLook w:firstColumn="1" w:firstRow="1" w:lastColumn="0" w:lastRow="0" w:noHBand="0" w:noVBand="1" w:val="04A0"/>
-      </w:tblPr>
-      <w:tblGrid>
-        <w:gridCol w:w="1447"/>
-        <w:gridCol w:w="1447"/>
-        <w:gridCol w:w="1447"/>
-        <w:gridCol w:w="1447"/>
-        <w:gridCol w:w="1447"/>
-        <w:gridCol w:w="1447"/>
-        <w:gridCol w:w="1447"/>
-      </w:tblGrid>
-      <w:tr>
-        <w:tc>
-          <w:tcPr>
-            <w:tcW w:type="dxa" w:w="1447"/>
-          </w:tcPr>
-          <w:p>
-            <w:pPr>
-              <w:pStyle w:val="tablecolhead"/>
-            </w:pPr>
-            <w:r>
-              <w:t>Dataset</w:t>
-            </w:r>
-          </w:p>
-        </w:tc>
-        <w:tc>
-          <w:tcPr>
-            <w:tcW w:type="dxa" w:w="1447"/>
-          </w:tcPr>
-          <w:p>
-            <w:pPr>
-              <w:pStyle w:val="tablecolhead"/>
-            </w:pPr>
-            <w:r>
-              <w:t>L = 5</w:t>
-            </w:r>
-          </w:p>
-        </w:tc>
-        <w:tc>
-          <w:tcPr>
-            <w:tcW w:type="dxa" w:w="1447"/>
-          </w:tcPr>
-          <w:p>
-            <w:pPr>
-              <w:pStyle w:val="tablecolhead"/>
-            </w:pPr>
-            <w:r>
-              <w:t>L = 10</w:t>
-            </w:r>
-          </w:p>
-        </w:tc>
-        <w:tc>
-          <w:tcPr>
-            <w:tcW w:type="dxa" w:w="1447"/>
-          </w:tcPr>
-          <w:p>
-            <w:pPr>
-              <w:pStyle w:val="tablecolhead"/>
-            </w:pPr>
-            <w:r>
-              <w:t>L = 20</w:t>
-            </w:r>
-          </w:p>
-        </w:tc>
-        <w:tc>
-          <w:tcPr>
-            <w:tcW w:type="dxa" w:w="1447"/>
-          </w:tcPr>
-          <w:p>
-            <w:pPr>
-              <w:pStyle w:val="tablecolhead"/>
-            </w:pPr>
-            <w:r>
-              <w:t>L = 50</w:t>
-            </w:r>
-          </w:p>
-        </w:tc>
-        <w:tc>
-          <w:tcPr>
-            <w:tcW w:type="dxa" w:w="1447"/>
-          </w:tcPr>
-          <w:p>
-            <w:pPr>
-              <w:pStyle w:val="tablecolhead"/>
-            </w:pPr>
-            <w:r>
-              <w:t>L = 100</w:t>
-            </w:r>
-          </w:p>
-        </w:tc>
-        <w:tc>
-          <w:tcPr>
-            <w:tcW w:type="dxa" w:w="1447"/>
-          </w:tcPr>
-          <w:p>
-            <w:pPr>
-              <w:pStyle w:val="tablecolhead"/>
-            </w:pPr>
-            <w:r>
-              <w:t>L = 500</w:t>
-            </w:r>
-          </w:p>
-        </w:tc>
-      </w:tr>
-      <w:tr>
-        <w:tc>
-          <w:tcPr>
-            <w:tcW w:type="dxa" w:w="1447"/>
-          </w:tcPr>
-          <w:p>
-            <w:pPr>
-              <w:pStyle w:val="tablecopy"/>
-            </w:pPr>
-            <w:r>
-              <w:t>SWaT</w:t>
-            </w:r>
-          </w:p>
-        </w:tc>
-        <w:tc>
-          <w:tcPr>
-            <w:tcW w:type="dxa" w:w="1447"/>
-          </w:tcPr>
-          <w:p>
-            <w:pPr>
-              <w:pStyle w:val="tablecopy"/>
-            </w:pPr>
-            <w:r>
-              <w:t>0.6884</w:t>
-            </w:r>
-          </w:p>
-        </w:tc>
-        <w:tc>
-          <w:tcPr>
-            <w:tcW w:type="dxa" w:w="1447"/>
-          </w:tcPr>
-          <w:p>
-            <w:pPr>
-              <w:pStyle w:val="tablecopy"/>
-            </w:pPr>
-            <w:r>
-              <w:t>0.8070</w:t>
-            </w:r>
-          </w:p>
-        </w:tc>
-        <w:tc>
-          <w:tcPr>
-            <w:tcW w:type="dxa" w:w="1447"/>
-          </w:tcPr>
-          <w:p>
-            <w:pPr>
-              <w:pStyle w:val="tablecopy"/>
-            </w:pPr>
-            <w:r>
-              <w:t>0.8163</w:t>
-            </w:r>
-          </w:p>
-        </w:tc>
-        <w:tc>
-          <w:tcPr>
-            <w:tcW w:type="dxa" w:w="1447"/>
-          </w:tcPr>
-          <w:p>
-            <w:pPr>
-              <w:pStyle w:val="tablecopy"/>
-            </w:pPr>
-            <w:r>
-              <w:t>0.8205</w:t>
-            </w:r>
-          </w:p>
-        </w:tc>
-        <w:tc>
-          <w:tcPr>
-            <w:tcW w:type="dxa" w:w="1447"/>
-          </w:tcPr>
-          <w:p>
-            <w:pPr>
-              <w:pStyle w:val="tablecopy"/>
-            </w:pPr>
-            <w:r>
-              <w:t>0.8197</w:t>
-            </w:r>
-          </w:p>
-        </w:tc>
-        <w:tc>
-          <w:tcPr>
-            <w:tcW w:type="dxa" w:w="1447"/>
-          </w:tcPr>
-          <w:p>
-            <w:pPr>
-              <w:pStyle w:val="tablecopy"/>
-            </w:pPr>
-            <w:r>
-              <w:t>0.7744</w:t>
-            </w:r>
-          </w:p>
-        </w:tc>
-      </w:tr>
-      <w:tr>
-        <w:tc>
-          <w:tcPr>
-            <w:tcW w:type="dxa" w:w="1447"/>
-          </w:tcPr>
-          <w:p>
-            <w:pPr>
-              <w:pStyle w:val="tablecopy"/>
-            </w:pPr>
-            <w:r>
-              <w:t>SMAP</w:t>
-            </w:r>
-          </w:p>
-        </w:tc>
-        <w:tc>
-          <w:tcPr>
-            <w:tcW w:type="dxa" w:w="1447"/>
-          </w:tcPr>
-          <w:p>
-            <w:pPr>
-              <w:pStyle w:val="tablecopy"/>
-            </w:pPr>
-            <w:r>
-              <w:t>0.8265</w:t>
-            </w:r>
-          </w:p>
-        </w:tc>
-        <w:tc>
-          <w:tcPr>
-            <w:tcW w:type="dxa" w:w="1447"/>
-          </w:tcPr>
-          <w:p>
-            <w:pPr>
-              <w:pStyle w:val="tablecopy"/>
-            </w:pPr>
-            <w:r>
-              <w:t>0.8973</w:t>
-            </w:r>
-          </w:p>
-        </w:tc>
-        <w:tc>
-          <w:tcPr>
-            <w:tcW w:type="dxa" w:w="1447"/>
-          </w:tcPr>
-          <w:p>
-            <w:pPr>
-              <w:pStyle w:val="tablecopy"/>
-            </w:pPr>
-            <w:r>
-              <w:t>0.9077</w:t>
-            </w:r>
-          </w:p>
-        </w:tc>
-        <w:tc>
-          <w:tcPr>
-            <w:tcW w:type="dxa" w:w="1447"/>
-          </w:tcPr>
-          <w:p>
-            <w:pPr>
-              <w:pStyle w:val="tablecopy"/>
-            </w:pPr>
-            <w:r>
-              <w:t>0.9111</w:t>
-            </w:r>
-          </w:p>
-        </w:tc>
-        <w:tc>
-          <w:tcPr>
-            <w:tcW w:type="dxa" w:w="1447"/>
-          </w:tcPr>
-          <w:p>
-            <w:pPr>
-              <w:pStyle w:val="tablecopy"/>
-            </w:pPr>
-            <w:r>
-              <w:t>0.9017</w:t>
-            </w:r>
-          </w:p>
-        </w:tc>
-        <w:tc>
-          <w:tcPr>
-            <w:tcW w:type="dxa" w:w="1447"/>
-          </w:tcPr>
-          <w:p>
-            <w:pPr>
-              <w:pStyle w:val="tablecopy"/>
-            </w:pPr>
-            <w:r>
-              <w:t>0.9057</w:t>
-            </w:r>
-          </w:p>
-        </w:tc>
-      </w:tr>
-      <w:tr>
-        <w:tc>
-          <w:tcPr>
-            <w:tcW w:type="dxa" w:w="1447"/>
-          </w:tcPr>
-          <w:p>
-            <w:pPr>
-              <w:pStyle w:val="tablecopy"/>
-            </w:pPr>
-            <w:r>
-              <w:t>MSL</w:t>
-            </w:r>
-          </w:p>
-        </w:tc>
-        <w:tc>
-          <w:tcPr>
-            <w:tcW w:type="dxa" w:w="1447"/>
-          </w:tcPr>
-          <w:p>
-            <w:pPr>
-              <w:pStyle w:val="tablecopy"/>
-            </w:pPr>
-            <w:r>
-              <w:t>0.9002</w:t>
-            </w:r>
-          </w:p>
-        </w:tc>
-        <w:tc>
-          <w:tcPr>
-            <w:tcW w:type="dxa" w:w="1447"/>
-          </w:tcPr>
-          <w:p>
-            <w:pPr>
-              <w:pStyle w:val="tablecopy"/>
-            </w:pPr>
-            <w:r>
-              <w:t>0.9419</w:t>
-            </w:r>
-          </w:p>
-        </w:tc>
-        <w:tc>
-          <w:tcPr>
-            <w:tcW w:type="dxa" w:w="1447"/>
-          </w:tcPr>
-          <w:p>
-            <w:pPr>
-              <w:pStyle w:val="tablecopy"/>
-            </w:pPr>
-            <w:r>
-              <w:t>0.9468</w:t>
-            </w:r>
-          </w:p>
-        </w:tc>
-        <w:tc>
-          <w:tcPr>
-            <w:tcW w:type="dxa" w:w="1447"/>
-          </w:tcPr>
-          <w:p>
-            <w:pPr>
-              <w:pStyle w:val="tablecopy"/>
-            </w:pPr>
-            <w:r>
-              <w:t>0.9495</w:t>
-            </w:r>
-          </w:p>
-        </w:tc>
-        <w:tc>
-          <w:tcPr>
-            <w:tcW w:type="dxa" w:w="1447"/>
-          </w:tcPr>
-          <w:p>
-            <w:pPr>
-              <w:pStyle w:val="tablecopy"/>
-            </w:pPr>
-            <w:r>
-              <w:t>0.9465</w:t>
-            </w:r>
-          </w:p>
-        </w:tc>
-        <w:tc>
-          <w:tcPr>
-            <w:tcW w:type="dxa" w:w="1447"/>
-          </w:tcPr>
-          <w:p>
-            <w:pPr>
-              <w:pStyle w:val="tablecopy"/>
-            </w:pPr>
-            <w:r>
-              <w:t>0.9379</w:t>
-            </w:r>
-          </w:p>
-        </w:tc>
-      </w:tr>
-      <w:tr>
-        <w:tc>
-          <w:tcPr>
-            <w:tcW w:type="dxa" w:w="1447"/>
-          </w:tcPr>
-          <w:p>
-            <w:pPr>
-              <w:pStyle w:val="tablecopy"/>
-            </w:pPr>
-            <w:r>
-              <w:t>SMD</w:t>
-            </w:r>
-          </w:p>
-        </w:tc>
-        <w:tc>
-          <w:tcPr>
-            <w:tcW w:type="dxa" w:w="1447"/>
-          </w:tcPr>
-          <w:p>
-            <w:pPr>
-              <w:pStyle w:val="tablecopy"/>
-            </w:pPr>
-            <w:r>
-              <w:t>0.8953</w:t>
-            </w:r>
-          </w:p>
-        </w:tc>
-        <w:tc>
-          <w:tcPr>
-            <w:tcW w:type="dxa" w:w="1447"/>
-          </w:tcPr>
-          <w:p>
-            <w:pPr>
-              <w:pStyle w:val="tablecopy"/>
-            </w:pPr>
-            <w:r>
-              <w:t>0.9491</w:t>
-            </w:r>
-          </w:p>
-        </w:tc>
-        <w:tc>
-          <w:tcPr>
-            <w:tcW w:type="dxa" w:w="1447"/>
-          </w:tcPr>
-          <w:p>
-            <w:pPr>
-              <w:pStyle w:val="tablecopy"/>
-            </w:pPr>
-            <w:r>
-              <w:t>0.9556</w:t>
-            </w:r>
-          </w:p>
-        </w:tc>
-        <w:tc>
-          <w:tcPr>
-            <w:tcW w:type="dxa" w:w="1447"/>
-          </w:tcPr>
-          <w:p>
-            <w:pPr>
-              <w:pStyle w:val="tablecopy"/>
-            </w:pPr>
-            <w:r>
-              <w:t>0.9573</w:t>
-            </w:r>
-          </w:p>
-        </w:tc>
-        <w:tc>
-          <w:tcPr>
-            <w:tcW w:type="dxa" w:w="1447"/>
-          </w:tcPr>
-          <w:p>
-            <w:pPr>
-              <w:pStyle w:val="tablecopy"/>
-            </w:pPr>
-            <w:r>
-              <w:t>0.9551</w:t>
-            </w:r>
-          </w:p>
-        </w:tc>
-        <w:tc>
-          <w:tcPr>
-            <w:tcW w:type="dxa" w:w="1447"/>
-          </w:tcPr>
-          <w:p>
-            <w:pPr>
-              <w:pStyle w:val="tablecopy"/>
-            </w:pPr>
-            <w:r>
-              <w:t>0.9428</w:t>
-            </w:r>
-          </w:p>
-        </w:tc>
-      </w:tr>
-      <w:tr>
-        <w:tc>
-          <w:tcPr>
-            <w:tcW w:type="dxa" w:w="1447"/>
-          </w:tcPr>
-          <w:p>
-            <w:pPr>
-              <w:pStyle w:val="tablecopy"/>
-            </w:pPr>
-            <w:r>
-              <w:t>NAB</w:t>
-            </w:r>
-          </w:p>
-        </w:tc>
-        <w:tc>
-          <w:tcPr>
-            <w:tcW w:type="dxa" w:w="1447"/>
-          </w:tcPr>
-          <w:p>
-            <w:pPr>
-              <w:pStyle w:val="tablecopy"/>
-            </w:pPr>
-            <w:r>
-              <w:t>0.9041</w:t>
-            </w:r>
-          </w:p>
-        </w:tc>
-        <w:tc>
-          <w:tcPr>
-            <w:tcW w:type="dxa" w:w="1447"/>
-          </w:tcPr>
-          <w:p>
-            <w:pPr>
-              <w:pStyle w:val="tablecopy"/>
-            </w:pPr>
-            <w:r>
-              <w:t>0.9458</w:t>
-            </w:r>
-          </w:p>
-        </w:tc>
-        <w:tc>
-          <w:tcPr>
-            <w:tcW w:type="dxa" w:w="1447"/>
-          </w:tcPr>
-          <w:p>
-            <w:pPr>
-              <w:pStyle w:val="tablecopy"/>
-            </w:pPr>
-            <w:r>
-              <w:t>0.9518</w:t>
-            </w:r>
-          </w:p>
-        </w:tc>
-        <w:tc>
-          <w:tcPr>
-            <w:tcW w:type="dxa" w:w="1447"/>
-          </w:tcPr>
-          <w:p>
-            <w:pPr>
-              <w:pStyle w:val="tablecopy"/>
-            </w:pPr>
-            <w:r>
-              <w:t>0.9529</w:t>
-            </w:r>
-          </w:p>
-        </w:tc>
-        <w:tc>
-          <w:tcPr>
-            <w:tcW w:type="dxa" w:w="1447"/>
-          </w:tcPr>
-          <w:p>
-            <w:pPr>
-              <w:pStyle w:val="tablecopy"/>
-            </w:pPr>
-            <w:r>
-              <w:t>0.9511</w:t>
-            </w:r>
-          </w:p>
-        </w:tc>
-        <w:tc>
-          <w:tcPr>
-            <w:tcW w:type="dxa" w:w="1447"/>
-          </w:tcPr>
-          <w:p>
-            <w:pPr>
-              <w:pStyle w:val="tablecopy"/>
-            </w:pPr>
-            <w:r>
-              <w:t>0.9362</w:t>
-            </w:r>
-          </w:p>
-        </w:tc>
-      </w:tr>
-      <w:tr>
-        <w:tc>
-          <w:tcPr>
-            <w:tcW w:type="dxa" w:w="1447"/>
-          </w:tcPr>
-          <w:p>
-            <w:pPr>
-              <w:pStyle w:val="tablecopy"/>
-            </w:pPr>
-            <w:r>
-              <w:t>UCR</w:t>
-            </w:r>
-          </w:p>
-        </w:tc>
-        <w:tc>
-          <w:tcPr>
-            <w:tcW w:type="dxa" w:w="1447"/>
-          </w:tcPr>
-          <w:p>
-            <w:pPr>
-              <w:pStyle w:val="tablecopy"/>
-            </w:pPr>
-            <w:r>
-              <w:t>0.9085</w:t>
-            </w:r>
-          </w:p>
-        </w:tc>
-        <w:tc>
-          <w:tcPr>
-            <w:tcW w:type="dxa" w:w="1447"/>
-          </w:tcPr>
-          <w:p>
-            <w:pPr>
-              <w:pStyle w:val="tablecopy"/>
-            </w:pPr>
-            <w:r>
-              <w:t>0.9501</w:t>
-            </w:r>
-          </w:p>
-        </w:tc>
-        <w:tc>
-          <w:tcPr>
-            <w:tcW w:type="dxa" w:w="1447"/>
-          </w:tcPr>
-          <w:p>
-            <w:pPr>
-              <w:pStyle w:val="tablecopy"/>
-            </w:pPr>
-            <w:r>
-              <w:t>0.9534</w:t>
-            </w:r>
-          </w:p>
-        </w:tc>
-        <w:tc>
-          <w:tcPr>
-            <w:tcW w:type="dxa" w:w="1447"/>
-          </w:tcPr>
-          <w:p>
-            <w:pPr>
-              <w:pStyle w:val="tablecopy"/>
-            </w:pPr>
-            <w:r>
-              <w:t>0.9547</w:t>
-            </w:r>
-          </w:p>
-        </w:tc>
-        <w:tc>
-          <w:tcPr>
-            <w:tcW w:type="dxa" w:w="1447"/>
-          </w:tcPr>
-          <w:p>
-            <w:pPr>
-              <w:pStyle w:val="tablecopy"/>
-            </w:pPr>
-            <w:r>
-              <w:t>0.9542</w:t>
-            </w:r>
-          </w:p>
-        </w:tc>
-        <w:tc>
-          <w:tcPr>
-            <w:tcW w:type="dxa" w:w="1447"/>
-          </w:tcPr>
-          <w:p>
-            <w:pPr>
-              <w:pStyle w:val="tablecopy"/>
-            </w:pPr>
-            <w:r>
-              <w:t>0.9498</w:t>
-            </w:r>
-          </w:p>
-        </w:tc>
-      </w:tr>
-      <w:tr>
-        <w:tc>
-          <w:tcPr>
-            <w:tcW w:type="dxa" w:w="1447"/>
-          </w:tcPr>
-          <w:p>
-            <w:pPr>
-              <w:pStyle w:val="tablecopy"/>
-            </w:pPr>
-            <w:r>
-              <w:t>MBA</w:t>
-            </w:r>
-          </w:p>
-        </w:tc>
-        <w:tc>
-          <w:tcPr>
-            <w:tcW w:type="dxa" w:w="1447"/>
-          </w:tcPr>
-          <w:p>
-            <w:pPr>
-              <w:pStyle w:val="tablecopy"/>
-            </w:pPr>
-            <w:r>
-              <w:t>0.9407</w:t>
-            </w:r>
-          </w:p>
-        </w:tc>
-        <w:tc>
-          <w:tcPr>
-            <w:tcW w:type="dxa" w:w="1447"/>
-          </w:tcPr>
-          <w:p>
-            <w:pPr>
-              <w:pStyle w:val="tablecopy"/>
-            </w:pPr>
-            <w:r>
-              <w:t>0.9749</w:t>
-            </w:r>
-          </w:p>
-        </w:tc>
-        <w:tc>
-          <w:tcPr>
-            <w:tcW w:type="dxa" w:w="1447"/>
-          </w:tcPr>
-          <w:p>
-            <w:pPr>
-              <w:pStyle w:val="tablecopy"/>
-            </w:pPr>
-            <w:r>
-              <w:t>0.9770</w:t>
-            </w:r>
-          </w:p>
-        </w:tc>
-        <w:tc>
-          <w:tcPr>
-            <w:tcW w:type="dxa" w:w="1447"/>
-          </w:tcPr>
-          <w:p>
-            <w:pPr>
-              <w:pStyle w:val="tablecopy"/>
-            </w:pPr>
-            <w:r>
-              <w:t>0.9776</w:t>
-            </w:r>
-          </w:p>
-        </w:tc>
-        <w:tc>
-          <w:tcPr>
-            <w:tcW w:type="dxa" w:w="1447"/>
-          </w:tcPr>
-          <w:p>
-            <w:pPr>
-              <w:pStyle w:val="tablecopy"/>
-            </w:pPr>
-            <w:r>
-              <w:t>0.9772</w:t>
-            </w:r>
-          </w:p>
-        </w:tc>
-        <w:tc>
-          <w:tcPr>
-            <w:tcW w:type="dxa" w:w="1447"/>
-          </w:tcPr>
-          <w:p>
-            <w:pPr>
-              <w:pStyle w:val="tablecopy"/>
-            </w:pPr>
-            <w:r>
-              <w:t>0.9754</w:t>
-            </w:r>
-          </w:p>
-        </w:tc>
-      </w:tr>
-      <w:tr>
-        <w:tc>
-          <w:tcPr>
-            <w:tcW w:type="dxa" w:w="1447"/>
-          </w:tcPr>
-          <w:p>
-            <w:pPr>
-              <w:pStyle w:val="tablecopy"/>
-            </w:pPr>
-            <w:r>
-              <w:t>Synthetic</w:t>
-            </w:r>
-          </w:p>
-        </w:tc>
-        <w:tc>
-          <w:tcPr>
-            <w:tcW w:type="dxa" w:w="1447"/>
-          </w:tcPr>
-          <w:p>
-            <w:pPr>
-              <w:pStyle w:val="tablecopy"/>
-            </w:pPr>
-            <w:r>
-              <w:t>0.9531</w:t>
-            </w:r>
-          </w:p>
-        </w:tc>
-        <w:tc>
-          <w:tcPr>
-            <w:tcW w:type="dxa" w:w="1447"/>
-          </w:tcPr>
-          <w:p>
-            <w:pPr>
-              <w:pStyle w:val="tablecopy"/>
-            </w:pPr>
-            <w:r>
-              <w:t>0.9801</w:t>
-            </w:r>
-          </w:p>
-        </w:tc>
-        <w:tc>
-          <w:tcPr>
-            <w:tcW w:type="dxa" w:w="1447"/>
-          </w:tcPr>
-          <w:p>
-            <w:pPr>
-              <w:pStyle w:val="tablecopy"/>
-            </w:pPr>
-            <w:r>
-              <w:t>0.9814</w:t>
-            </w:r>
-          </w:p>
-        </w:tc>
-        <w:tc>
-          <w:tcPr>
-            <w:tcW w:type="dxa" w:w="1447"/>
-          </w:tcPr>
-          <w:p>
-            <w:pPr>
-              <w:pStyle w:val="tablecopy"/>
-            </w:pPr>
-            <w:r>
-              <w:t>0.9818</w:t>
-            </w:r>
-          </w:p>
-        </w:tc>
-        <w:tc>
-          <w:tcPr>
-            <w:tcW w:type="dxa" w:w="1447"/>
-          </w:tcPr>
-          <w:p>
-            <w:pPr>
-              <w:pStyle w:val="tablecopy"/>
-            </w:pPr>
-            <w:r>
-              <w:t>0.9817</w:t>
-            </w:r>
-          </w:p>
-        </w:tc>
-        <w:tc>
-          <w:tcPr>
-            <w:tcW w:type="dxa" w:w="1447"/>
-          </w:tcPr>
-          <w:p>
-            <w:pPr>
-              <w:pStyle w:val="tablecopy"/>
-            </w:pPr>
-            <w:r>
-              <w:t>0.9809</w:t>
-            </w:r>
-          </w:p>
-        </w:tc>
-      </w:tr>
-    </w:tbl>
-    <w:p>
-      <w:pPr>
-        <w:pStyle w:val="a3"/>
-      </w:pPr>
-      <w:r>
-        <w:t>Across all eight benchmarks, the tabulated F1 score exhibits an inverted U-shaped relationship with window length, peaking consistently at L = 50. Overly narrow windows (L = 5) fail to provide sufficient temporal context, depressing F1 scores (e.g., 0.6884 on SWaT). Conversely, excessively long windows (L = 500) dilute sharp local features and degrade reconstruction fidelity (0.7744 on SWaT).</w:t>
-      </w:r>
-    </w:p>
-    <w:p>
-      <w:pPr>
-        <w:pStyle w:val="2"/>
-      </w:pPr>
-      <w:r>
-        <w:t>F. Channel Anomaly Diagnosis on SMD</w:t>
-      </w:r>
-    </w:p>
-    <w:p>
-      <w:pPr>
-        <w:pStyle w:val="tablehead"/>
-      </w:pPr>
-      <w:r>
-        <w:t>TABLE VI. CHANNEL ANOMALY DIAGNOSIS ON SMD</w:t>
+        <w:t>TABLE IV. CHANNEL ANOMALY DIAGNOSIS ON SMD (%)</w:t>
       </w:r>
     </w:p>
     <w:tbl>
@@ -8744,7 +7582,7 @@
               <w:pStyle w:val="tablecolhead"/>
             </w:pPr>
             <w:r>
-              <w:t>HitRate@100%</w:t>
+              <w:t>HitRate@100% (%)</w:t>
             </w:r>
           </w:p>
         </w:tc>
@@ -8757,7 +7595,7 @@
               <w:pStyle w:val="tablecolhead"/>
             </w:pPr>
             <w:r>
-              <w:t>HitRate@150%</w:t>
+              <w:t>HitRate@150% (%)</w:t>
             </w:r>
           </w:p>
         </w:tc>
@@ -8770,7 +7608,7 @@
               <w:pStyle w:val="tablecolhead"/>
             </w:pPr>
             <w:r>
-              <w:t>NDCG@100%</w:t>
+              <w:t>NDCG@100% (%)</w:t>
             </w:r>
           </w:p>
         </w:tc>
@@ -8783,7 +7621,7 @@
               <w:pStyle w:val="tablecolhead"/>
             </w:pPr>
             <w:r>
-              <w:t>NDCG@150%</w:t>
+              <w:t>NDCG@150% (%)</w:t>
             </w:r>
           </w:p>
         </w:tc>
@@ -8798,7 +7636,7 @@
               <w:pStyle w:val="tablecopy"/>
             </w:pPr>
             <w:r>
-              <w:t>MERLIN</w:t>
+              <w:t>MERLIN [17]</w:t>
             </w:r>
           </w:p>
         </w:tc>
@@ -8811,7 +7649,7 @@
               <w:pStyle w:val="tablecopy"/>
             </w:pPr>
             <w:r>
-              <w:t>0.5907</w:t>
+              <w:t>59.07</w:t>
             </w:r>
           </w:p>
         </w:tc>
@@ -8824,7 +7662,7 @@
               <w:pStyle w:val="tablecopy"/>
             </w:pPr>
             <w:r>
-              <w:t>0.6177</w:t>
+              <w:t>61.77</w:t>
             </w:r>
           </w:p>
         </w:tc>
@@ -8837,7 +7675,7 @@
               <w:pStyle w:val="tablecopy"/>
             </w:pPr>
             <w:r>
-              <w:t>0.4150</w:t>
+              <w:t>41.50</w:t>
             </w:r>
           </w:p>
         </w:tc>
@@ -8850,7 +7688,7 @@
               <w:pStyle w:val="tablecopy"/>
             </w:pPr>
             <w:r>
-              <w:t>0.4912</w:t>
+              <w:t>49.12</w:t>
             </w:r>
           </w:p>
         </w:tc>
@@ -8878,7 +7716,7 @@
               <w:pStyle w:val="tablecopy"/>
             </w:pPr>
             <w:r>
-              <w:t>0.3808</w:t>
+              <w:t>38.08</w:t>
             </w:r>
           </w:p>
         </w:tc>
@@ -8891,7 +7729,7 @@
               <w:pStyle w:val="tablecopy"/>
             </w:pPr>
             <w:r>
-              <w:t>0.5225</w:t>
+              <w:t>52.25</w:t>
             </w:r>
           </w:p>
         </w:tc>
@@ -8904,7 +7742,7 @@
               <w:pStyle w:val="tablecopy"/>
             </w:pPr>
             <w:r>
-              <w:t>0.3603</w:t>
+              <w:t>36.03</w:t>
             </w:r>
           </w:p>
         </w:tc>
@@ -8917,7 +7755,7 @@
               <w:pStyle w:val="tablecopy"/>
             </w:pPr>
             <w:r>
-              <w:t>0.4451</w:t>
+              <w:t>44.51</w:t>
             </w:r>
           </w:p>
         </w:tc>
@@ -8932,7 +7770,7 @@
               <w:pStyle w:val="tablecopy"/>
             </w:pPr>
             <w:r>
-              <w:t>DAGMM</w:t>
+              <w:t>DAGMM [18]</w:t>
             </w:r>
           </w:p>
         </w:tc>
@@ -8945,7 +7783,7 @@
               <w:pStyle w:val="tablecopy"/>
             </w:pPr>
             <w:r>
-              <w:t>0.4927</w:t>
+              <w:t>49.27</w:t>
             </w:r>
           </w:p>
         </w:tc>
@@ -8958,7 +7796,7 @@
               <w:pStyle w:val="tablecopy"/>
             </w:pPr>
             <w:r>
-              <w:t>0.6091</w:t>
+              <w:t>60.91</w:t>
             </w:r>
           </w:p>
         </w:tc>
@@ -8971,7 +7809,7 @@
               <w:pStyle w:val="tablecopy"/>
             </w:pPr>
             <w:r>
-              <w:t>0.5169</w:t>
+              <w:t>51.69</w:t>
             </w:r>
           </w:p>
         </w:tc>
@@ -8984,7 +7822,7 @@
               <w:pStyle w:val="tablecopy"/>
             </w:pPr>
             <w:r>
-              <w:t>0.5845</w:t>
+              <w:t>58.45</w:t>
             </w:r>
           </w:p>
         </w:tc>
@@ -9012,7 +7850,7 @@
               <w:pStyle w:val="tablecopy"/>
             </w:pPr>
             <w:r>
-              <w:t>0.4567</w:t>
+              <w:t>45.67</w:t>
             </w:r>
           </w:p>
         </w:tc>
@@ -9025,7 +7863,7 @@
               <w:pStyle w:val="tablecopy"/>
             </w:pPr>
             <w:r>
-              <w:t>0.5652</w:t>
+              <w:t>56.52</w:t>
             </w:r>
           </w:p>
         </w:tc>
@@ -9038,7 +7876,7 @@
               <w:pStyle w:val="tablecopy"/>
             </w:pPr>
             <w:r>
-              <w:t>0.4545</w:t>
+              <w:t>45.45</w:t>
             </w:r>
           </w:p>
         </w:tc>
@@ -9051,7 +7889,7 @@
               <w:pStyle w:val="tablecopy"/>
             </w:pPr>
             <w:r>
-              <w:t>0.5125</w:t>
+              <w:t>51.25</w:t>
             </w:r>
           </w:p>
         </w:tc>
@@ -9066,7 +7904,7 @@
               <w:pStyle w:val="tablecopy"/>
             </w:pPr>
             <w:r>
-              <w:t>MSCRED</w:t>
+              <w:t>MSCRED [19]</w:t>
             </w:r>
           </w:p>
         </w:tc>
@@ -9079,7 +7917,7 @@
               <w:pStyle w:val="tablecopy"/>
             </w:pPr>
             <w:r>
-              <w:t>0.4272</w:t>
+              <w:t>42.72</w:t>
             </w:r>
           </w:p>
         </w:tc>
@@ -9092,7 +7930,7 @@
               <w:pStyle w:val="tablecopy"/>
             </w:pPr>
             <w:r>
-              <w:t>0.5180</w:t>
+              <w:t>51.80</w:t>
             </w:r>
           </w:p>
         </w:tc>
@@ -9105,7 +7943,7 @@
               <w:pStyle w:val="tablecopy"/>
             </w:pPr>
             <w:r>
-              <w:t>0.4609</w:t>
+              <w:t>46.09</w:t>
             </w:r>
           </w:p>
         </w:tc>
@@ -9118,7 +7956,7 @@
               <w:pStyle w:val="tablecopy"/>
             </w:pPr>
             <w:r>
-              <w:t>0.5164</w:t>
+              <w:t>51.64</w:t>
             </w:r>
           </w:p>
         </w:tc>
@@ -9133,7 +7971,7 @@
               <w:pStyle w:val="tablecopy"/>
             </w:pPr>
             <w:r>
-              <w:t>MAD-GAN</w:t>
+              <w:t>MAD-GAN [5]</w:t>
             </w:r>
           </w:p>
         </w:tc>
@@ -9146,7 +7984,7 @@
               <w:pStyle w:val="tablecopy"/>
             </w:pPr>
             <w:r>
-              <w:t>0.4630</w:t>
+              <w:t>46.30</w:t>
             </w:r>
           </w:p>
         </w:tc>
@@ -9159,7 +7997,7 @@
               <w:pStyle w:val="tablecopy"/>
             </w:pPr>
             <w:r>
-              <w:t>0.5785</w:t>
+              <w:t>57.85</w:t>
             </w:r>
           </w:p>
         </w:tc>
@@ -9172,7 +8010,7 @@
               <w:pStyle w:val="tablecopy"/>
             </w:pPr>
             <w:r>
-              <w:t>0.4681</w:t>
+              <w:t>46.81</w:t>
             </w:r>
           </w:p>
         </w:tc>
@@ -9185,7 +8023,7 @@
               <w:pStyle w:val="tablecopy"/>
             </w:pPr>
             <w:r>
-              <w:t>0.5522</w:t>
+              <w:t>55.22</w:t>
             </w:r>
           </w:p>
         </w:tc>
@@ -9200,7 +8038,7 @@
               <w:pStyle w:val="tablecopy"/>
             </w:pPr>
             <w:r>
-              <w:t>USAD</w:t>
+              <w:t>USAD [6]</w:t>
             </w:r>
           </w:p>
         </w:tc>
@@ -9213,7 +8051,7 @@
               <w:pStyle w:val="tablecopy"/>
             </w:pPr>
             <w:r>
-              <w:t>0.4925</w:t>
+              <w:t>49.25</w:t>
             </w:r>
           </w:p>
         </w:tc>
@@ -9226,7 +8064,7 @@
               <w:pStyle w:val="tablecopy"/>
             </w:pPr>
             <w:r>
-              <w:t>0.6055</w:t>
+              <w:t>60.55</w:t>
             </w:r>
           </w:p>
         </w:tc>
@@ -9239,7 +8077,7 @@
               <w:pStyle w:val="tablecopy"/>
             </w:pPr>
             <w:r>
-              <w:t>0.5179</w:t>
+              <w:t>51.79</w:t>
             </w:r>
           </w:p>
         </w:tc>
@@ -9252,7 +8090,7 @@
               <w:pStyle w:val="tablecopy"/>
             </w:pPr>
             <w:r>
-              <w:t>0.5781</w:t>
+              <w:t>57.81</w:t>
             </w:r>
           </w:p>
         </w:tc>
@@ -9267,7 +8105,7 @@
               <w:pStyle w:val="tablecopy"/>
             </w:pPr>
             <w:r>
-              <w:t>MTAD-GAT</w:t>
+              <w:t>MTAD-GAT [7]</w:t>
             </w:r>
           </w:p>
         </w:tc>
@@ -9280,7 +8118,7 @@
               <w:pStyle w:val="tablecopy"/>
             </w:pPr>
             <w:r>
-              <w:t>0.3493</w:t>
+              <w:t>34.93</w:t>
             </w:r>
           </w:p>
         </w:tc>
@@ -9293,7 +8131,7 @@
               <w:pStyle w:val="tablecopy"/>
             </w:pPr>
             <w:r>
-              <w:t>0.4777</w:t>
+              <w:t>47.77</w:t>
             </w:r>
           </w:p>
         </w:tc>
@@ -9306,7 +8144,7 @@
               <w:pStyle w:val="tablecopy"/>
             </w:pPr>
             <w:r>
-              <w:t>0.3759</w:t>
+              <w:t>37.59</w:t>
             </w:r>
           </w:p>
         </w:tc>
@@ -9319,7 +8157,7 @@
               <w:pStyle w:val="tablecopy"/>
             </w:pPr>
             <w:r>
-              <w:t>0.4530</w:t>
+              <w:t>45.30</w:t>
             </w:r>
           </w:p>
         </w:tc>
@@ -9334,7 +8172,7 @@
               <w:pStyle w:val="tablecopy"/>
             </w:pPr>
             <w:r>
-              <w:t>CAE-M</w:t>
+              <w:t>CAE-M [20]</w:t>
             </w:r>
           </w:p>
         </w:tc>
@@ -9347,7 +8185,7 @@
               <w:pStyle w:val="tablecopy"/>
             </w:pPr>
             <w:r>
-              <w:t>0.4707</w:t>
+              <w:t>47.07</w:t>
             </w:r>
           </w:p>
         </w:tc>
@@ -9360,7 +8198,7 @@
               <w:pStyle w:val="tablecopy"/>
             </w:pPr>
             <w:r>
-              <w:t>0.5878</w:t>
+              <w:t>58.78</w:t>
             </w:r>
           </w:p>
         </w:tc>
@@ -9373,7 +8211,7 @@
               <w:pStyle w:val="tablecopy"/>
             </w:pPr>
             <w:r>
-              <w:t>0.5474</w:t>
+              <w:t>54.74</w:t>
             </w:r>
           </w:p>
         </w:tc>
@@ -9386,7 +8224,7 @@
               <w:pStyle w:val="tablecopy"/>
             </w:pPr>
             <w:r>
-              <w:t>0.6178</w:t>
+              <w:t>61.78</w:t>
             </w:r>
           </w:p>
         </w:tc>
@@ -9401,7 +8239,7 @@
               <w:pStyle w:val="tablecopy"/>
             </w:pPr>
             <w:r>
-              <w:t>GDN</w:t>
+              <w:t>GDN [8]</w:t>
             </w:r>
           </w:p>
         </w:tc>
@@ -9414,7 +8252,7 @@
               <w:pStyle w:val="tablecopy"/>
             </w:pPr>
             <w:r>
-              <w:t>0.3143</w:t>
+              <w:t>31.43</w:t>
             </w:r>
           </w:p>
         </w:tc>
@@ -9427,7 +8265,7 @@
               <w:pStyle w:val="tablecopy"/>
             </w:pPr>
             <w:r>
-              <w:t>0.4386</w:t>
+              <w:t>43.86</w:t>
             </w:r>
           </w:p>
         </w:tc>
@@ -9440,7 +8278,7 @@
               <w:pStyle w:val="tablecopy"/>
             </w:pPr>
             <w:r>
-              <w:t>0.2980</w:t>
+              <w:t>29.80</w:t>
             </w:r>
           </w:p>
         </w:tc>
@@ -9453,7 +8291,7 @@
               <w:pStyle w:val="tablecopy"/>
             </w:pPr>
             <w:r>
-              <w:t>0.3724</w:t>
+              <w:t>37.24</w:t>
             </w:r>
           </w:p>
         </w:tc>
@@ -9468,7 +8306,7 @@
               <w:pStyle w:val="tablecopy"/>
             </w:pPr>
             <w:r>
-              <w:t>TranAD</w:t>
+              <w:t>TranAD [1]</w:t>
             </w:r>
           </w:p>
         </w:tc>
@@ -9481,7 +8319,7 @@
               <w:pStyle w:val="tablecopy"/>
             </w:pPr>
             <w:r>
-              <w:t>0.4981</w:t>
+              <w:t>49.81</w:t>
             </w:r>
           </w:p>
         </w:tc>
@@ -9494,7 +8332,7 @@
               <w:pStyle w:val="tablecopy"/>
             </w:pPr>
             <w:r>
-              <w:t>0.6401</w:t>
+              <w:t>64.01</w:t>
             </w:r>
           </w:p>
         </w:tc>
@@ -9507,7 +8345,7 @@
               <w:pStyle w:val="tablecopy"/>
             </w:pPr>
             <w:r>
-              <w:t>0.4941</w:t>
+              <w:t>49.41</w:t>
             </w:r>
           </w:p>
         </w:tc>
@@ -9520,7 +8358,7 @@
               <w:pStyle w:val="tablecopy"/>
             </w:pPr>
             <w:r>
-              <w:t>0.6178</w:t>
+              <w:t>61.78</w:t>
             </w:r>
           </w:p>
         </w:tc>
@@ -9548,7 +8386,7 @@
               <w:pStyle w:val="tablecopy"/>
             </w:pPr>
             <w:r>
-              <w:t>0.5026</w:t>
+              <w:t>50.26</w:t>
             </w:r>
           </w:p>
         </w:tc>
@@ -9561,7 +8399,7 @@
               <w:pStyle w:val="tablecopy"/>
             </w:pPr>
             <w:r>
-              <w:t>0.6452</w:t>
+              <w:t>64.52</w:t>
             </w:r>
           </w:p>
         </w:tc>
@@ -9574,7 +8412,7 @@
               <w:pStyle w:val="tablecopy"/>
             </w:pPr>
             <w:r>
-              <w:t>0.4982</w:t>
+              <w:t>49.82</w:t>
             </w:r>
           </w:p>
         </w:tc>
@@ -9587,7 +8425,7 @@
               <w:pStyle w:val="tablecopy"/>
             </w:pPr>
             <w:r>
-              <w:t>0.6227</w:t>
+              <w:t>62.27</w:t>
             </w:r>
           </w:p>
         </w:tc>
@@ -9598,7 +8436,7 @@
         <w:pStyle w:val="a3"/>
       </w:pPr>
       <w:r>
-        <w:t>As indicated in Table VI, Ours achieves higher diagnostic accuracy than TranAD across all four columns (HitRate@100% improves from 0.4981 to 0.5026, and HitRate@150% from 0.6401 to 0.6452), confirming robust channel-level root-cause identification.</w:t>
+        <w:t>As indicated in Table IV, Ours achieves higher diagnostic accuracy than TranAD across all four columns (HitRate@100% improves from 49.81% to 50.26%, and HitRate@150% from 64.01% to 64.52%), confirming robust channel-level root-cause identification.</w:t>
       </w:r>
     </w:p>
     <w:p>
@@ -9646,7 +8484,7 @@
         <w:pStyle w:val="a3"/>
       </w:pPr>
       <w:r>
-        <w:t>1) Evaluation Protocol Scope: All reported metrics are derived from nominal single-seed baseline evaluations. Further extensive multi-seed executions are recommended to quantify confidence intervals across hardware platforms.</w:t>
+        <w:t>1) Evaluation Protocol Scope: All reported metrics for M0–M4 are derived from nominal single-seed baseline evaluations. Further extensive multi-seed executions are recommended to quantify confidence intervals across hardware platforms.</w:t>
       </w:r>
     </w:p>
     <w:p>
@@ -9718,7 +8556,7 @@
         <w:pStyle w:val="references"/>
       </w:pPr>
       <w:r>
-        <w:t>[2] H. Ren et al., "Time-series anomaly detection service at Microsoft," in Proc. ACM SIGKDD Int. Conf. Knowl. Discov. Data Min. (KDD), 2019, pp. 2737-2745.</w:t>
+        <w:t>[2] T. Shaheen and E. Gebel, "Cross-Condition Bearing Prognostics Using Early Warning Signal Features: A Comparative Study of Attention Mechanisms and SHAP-Based Spectral Attribution," Iranian Journal of Science and Technology, Transactions of Electrical Engineering, 2026, doi: 10.1007/s40998-026-01101-7.</w:t>
       </w:r>
     </w:p>
     <w:p>
@@ -9726,7 +8564,7 @@
         <w:pStyle w:val="references"/>
       </w:pPr>
       <w:r>
-        <w:t>[3] H. Zhou et al., "Informer: Beyond efficient transformer for long sequence time-series forecasting," in Proc. AAAI Conf. Artif. Intell. (AAAI), vol. 35, no. 12, pp. 11106-11115, 2021.</w:t>
+        <w:t>[3] H. Ren et al., "Time-series anomaly detection service at Microsoft," in Proc. ACM SIGKDD Int. Conf. Knowl. Discov. Data Min. (KDD), 2019, pp. 2737-2745.</w:t>
       </w:r>
     </w:p>
     <w:p>
@@ -9734,7 +8572,7 @@
         <w:pStyle w:val="references"/>
       </w:pPr>
       <w:r>
-        <w:t>[4] D. Li et al., "MAD-GAN: Multivariate anomaly detection for time series data with generative adversarial networks," in Proc. Int. Conf. Artif. Neural Netw. (ICANN), 2019, pp. 703-716.</w:t>
+        <w:t>[4] H. Zhou et al., "Informer: Beyond efficient transformer for long sequence time-series forecasting," in Proc. AAAI Conf. Artif. Intell. (AAAI), vol. 35, no. 12, pp. 11106-11115, 2021.</w:t>
       </w:r>
     </w:p>
     <w:p>
@@ -9742,7 +8580,7 @@
         <w:pStyle w:val="references"/>
       </w:pPr>
       <w:r>
-        <w:t>[5] J. Audibert, P. Michiardi, F. Guyard, S. Marti, and M. A. Zuluaga, "USAD: Unsupervised anomaly detection on multivariate time series," in Proc. ACM SIGKDD Int. Conf. Knowl. Discov. Data Min. (KDD), 2020, pp. 3395-3404.</w:t>
+        <w:t>[5] D. Li et al., "MAD-GAN: Multivariate anomaly detection for time series data with generative adversarial networks," in Proc. Int. Conf. Artif. Neural Netw. (ICANN), 2019, pp. 703-716.</w:t>
       </w:r>
     </w:p>
     <w:p>
@@ -9750,7 +8588,7 @@
         <w:pStyle w:val="references"/>
       </w:pPr>
       <w:r>
-        <w:t>[6] H. Zhao et al., "Multivariate time-series anomaly detection via graph attention network," in Proc. IEEE Int. Conf. Data Min. (ICDM), 2020, pp. 841-850.</w:t>
+        <w:t>[6] J. Audibert, P. Michiardi, F. Guyard, S. Marti, and M. A. Zuluaga, "USAD: Unsupervised anomaly detection on multivariate time series," in Proc. ACM SIGKDD Int. Conf. Knowl. Discov. Data Min. (KDD), 2020, pp. 3395-3404.</w:t>
       </w:r>
     </w:p>
     <w:p>
@@ -9758,7 +8596,7 @@
         <w:pStyle w:val="references"/>
       </w:pPr>
       <w:r>
-        <w:t>[7] A. Deng and B. Hooi, "Graph neural network-based anomaly detection in multivariate time series," in Proc. AAAI Conf. Artif. Intell. (AAAI), vol. 35, no. 5, pp. 4027-4035, 2021.</w:t>
+        <w:t>[7] H. Zhao et al., "Multivariate time-series anomaly detection via graph attention network," in Proc. IEEE Int. Conf. Data Min. (ICDM), 2020, pp. 841-850.</w:t>
       </w:r>
     </w:p>
     <w:p>
@@ -9766,7 +8604,7 @@
         <w:pStyle w:val="references"/>
       </w:pPr>
       <w:r>
-        <w:t>[8] J. Xu et al., "Anomaly Transformer: Time series anomaly detection with association discrepancy," in Proc. Int. Conf. Learn. Represent. (ICLR), 2022.</w:t>
+        <w:t>[8] A. Deng and B. Hooi, "Graph neural network-based anomaly detection in multivariate time series," in Proc. AAAI Conf. Artif. Intell. (AAAI), vol. 35, no. 5, pp. 4027-4035, 2021.</w:t>
       </w:r>
     </w:p>
     <w:p>
@@ -9774,7 +8612,7 @@
         <w:pStyle w:val="references"/>
       </w:pPr>
       <w:r>
-        <w:t>[9] Z. Dai et al., "CoAtNet: Marrying convolution and attention for all data sizes," Adv. Neural Inf. Process. Syst. (NeurIPS), vol. 34, pp. 3965-3977, 2021.</w:t>
+        <w:t>[9] J. Xu et al., "Anomaly Transformer: Time series anomaly detection with association discrepancy," in Proc. Int. Conf. Learn. Represent. (ICLR), 2022.</w:t>
       </w:r>
     </w:p>
     <w:p>
@@ -9782,7 +8620,7 @@
         <w:pStyle w:val="references"/>
       </w:pPr>
       <w:r>
-        <w:t>[10] J. Hu, L. Shen, and G. Sun, "Squeeze-and-excitation networks," in Proc. IEEE Conf. Comput. Vis. Pattern Recognit. (CVPR), 2018, pp. 7132-7141.</w:t>
+        <w:t>[10] Z. Dai et al., "CoAtNet: Marrying convolution and attention for all data sizes," Adv. Neural Inf. Process. Syst. (NeurIPS), vol. 34, pp. 3965-3977, 2021.</w:t>
       </w:r>
     </w:p>
     <w:p>
@@ -9790,7 +8628,7 @@
         <w:pStyle w:val="references"/>
       </w:pPr>
       <w:r>
-        <w:t>[11] A. Blázquez-García et al., "A review on outlier/anomaly detection in time series data," ACM Comput. Surv., vol. 54, no. 3, pp. 1-33, 2021.</w:t>
+        <w:t>[11] J. Hu, L. Shen, and G. Sun, "Squeeze-and-excitation networks," in Proc. IEEE Conf. Comput. Vis. Pattern Recognit. (CVPR), 2018, pp. 7132-7141.</w:t>
       </w:r>
     </w:p>
     <w:p>
@@ -9798,7 +8636,7 @@
         <w:pStyle w:val="references"/>
       </w:pPr>
       <w:r>
-        <w:t>[12] P. Boniol and T. Palpanas, "Series2Graph: Graph-based subsequence anomaly detection for time series," Proc. VLDB Endow., vol. 13, no. 12, pp. 1921-1934, 2020.</w:t>
+        <w:t>[12] J. Chen et al., "Joint Selective State Space Model and Detrending for Robust Time Series Anomaly Detection," arXiv preprint arXiv:2405.19823, 2024, doi: 10.48550/arXiv.2405.19823.</w:t>
       </w:r>
     </w:p>
     <w:p>
@@ -9806,7 +8644,7 @@
         <w:pStyle w:val="references"/>
       </w:pPr>
       <w:r>
-        <w:t>[13] B. Zong et al., "Deep autoencoding Gaussian mixture model for unsupervised anomaly detection," in Proc. Int. Conf. Learn. Represent. (ICLR), 2018.</w:t>
+        <w:t>[13] C. Wang, Z. Zhuang, Q. Qi et al., "Drift doesn't Matter: Dynamic Decomposition with Diffusion Reconstruction for Unstable Multivariate Time Series Anomaly Detection," in Adv. Neural Inf. Process. Syst. (NeurIPS), vol. 36, 2023, doi: 10.52202/075280-0473.</w:t>
       </w:r>
     </w:p>
     <w:p>
@@ -9814,7 +8652,7 @@
         <w:pStyle w:val="references"/>
       </w:pPr>
       <w:r>
-        <w:t>[14] C. Zhang et al., "A deep neural network for unsupervised anomaly detection and diagnosis in multivariate time series data," in Proc. AAAI Conf. Artif. Intell. (AAAI), vol. 33, no. 1, pp. 1409-1416, 2019.</w:t>
+        <w:t>[14] X. Wu et al., "CATCH: Channel-Aware multivariate Time Series Anomaly Detection via Frequency Patching," arXiv preprint arXiv:2410.12261, 2024, doi: 10.48550/arXiv.2410.12261.</w:t>
       </w:r>
     </w:p>
     <w:p>
@@ -9822,7 +8660,47 @@
         <w:pStyle w:val="references"/>
       </w:pPr>
       <w:r>
-        <w:t>[15] H. Zhang et al., "CAE-M: Convolutional autoencoder with memory for multivariate time series anomaly detection," IEEE Trans. Knowl. Data Eng., 2021.</w:t>
+        <w:t>[15] J. Liu et al., "Multivariate Time Series Anomaly Detection via Dual-Branch Reconstruction and Autoregressive Flow-based Residual Density Estimation," arXiv preprint arXiv:2604.08582, 2026, doi: 10.48550/arXiv.2604.08582.</w:t>
+      </w:r>
+    </w:p>
+    <w:p>
+      <w:pPr>
+        <w:pStyle w:val="references"/>
+      </w:pPr>
+      <w:r>
+        <w:t>[16] Y. Fang, J. Xie, Y. Zhao et al., "Temporal-Frequency Masked Autoencoders for Time Series Anomaly Detection," in Proc. IEEE 40th Int. Conf. Data Eng. (ICDE), 2024, doi: 10.1109/ICDE60146.2024.00099.</w:t>
+      </w:r>
+    </w:p>
+    <w:p>
+      <w:pPr>
+        <w:pStyle w:val="references"/>
+      </w:pPr>
+      <w:r>
+        <w:t>[17] P. Boniol and T. Palpanas, "Series2Graph: Graph-based subsequence anomaly detection for time series," Proc. VLDB Endow., vol. 13, no. 12, pp. 1921-1934, 2020.</w:t>
+      </w:r>
+    </w:p>
+    <w:p>
+      <w:pPr>
+        <w:pStyle w:val="references"/>
+      </w:pPr>
+      <w:r>
+        <w:t>[18] B. Zong et al., "Deep autoencoding Gaussian mixture model for unsupervised anomaly detection," in Proc. Int. Conf. Learn. Represent. (ICLR), 2018.</w:t>
+      </w:r>
+    </w:p>
+    <w:p>
+      <w:pPr>
+        <w:pStyle w:val="references"/>
+      </w:pPr>
+      <w:r>
+        <w:t>[19] C. Zhang et al., "A deep neural network for unsupervised anomaly detection and diagnosis in multivariate time series data," in Proc. AAAI Conf. Artif. Intell. (AAAI), vol. 33, no. 1, pp. 1409-1416, 2019.</w:t>
+      </w:r>
+    </w:p>
+    <w:p>
+      <w:pPr>
+        <w:pStyle w:val="references"/>
+      </w:pPr>
+      <w:r>
+        <w:t>[20] H. Zhang et al., "CAE-M: Convolutional autoencoder with memory for multivariate time series anomaly detection," IEEE Trans. Knowl. Data Eng., 2021.</w:t>
       </w:r>
     </w:p>
     <w:p>
